--- a/droit social dcg/5- contrat dur e d termin e et CT temps temporaire.docx
+++ b/droit social dcg/5- contrat dur e d termin e et CT temps temporaire.docx
@@ -8,7 +8,12 @@
         <w:jc w:val="center"/>
       </w:pPr>
       <w:r>
-        <w:t>FICHE 5 : LE CONTRAT � DUR�E D�TERMIN�E ET LE CONTRAT DE TRAVAIL TEMPORAIRE</w:t>
+        <w:rPr>
+          <w:b/>
+          <w:color w:val="1F4E79"/>
+          <w:sz w:val="34"/>
+        </w:rPr>
+        <w:t>FICHE 5 : LE CONTRAT e DUReE D'TERMINeE ET LE CONTRAT DE TRAVAIL TEMPORAIRE</w:t>
       </w:r>
     </w:p>
     <w:p/>
@@ -17,7 +22,12 @@
         <w:pStyle w:val="Heading2"/>
       </w:pPr>
       <w:r>
-        <w:t>LE CONTRAT DE TRAVAIL � DUR�E D�TERMIN�E I �</w:t>
+        <w:rPr>
+          <w:b/>
+          <w:color w:val="2F5496"/>
+          <w:sz w:val="24"/>
+        </w:rPr>
+        <w:t>LE CONTRAT DE TRAVAIL e DUReE D'TERMINeE I e</w:t>
       </w:r>
     </w:p>
     <w:p>
@@ -25,22 +35,42 @@
         <w:pStyle w:val="Heading2"/>
       </w:pPr>
       <w:r>
-        <w:t>LES CAS DE RECOURS AUTORIS�S AU CONTRAT � DUR�E D�TERMIN�E A �</w:t>
+        <w:rPr>
+          <w:b/>
+          <w:color w:val="2F5496"/>
+          <w:sz w:val="24"/>
+        </w:rPr>
+        <w:t>LES CAS DE RECOURS AUTORISeS AU CONTRAT e DUReE D'TERMINeE A e</w:t>
       </w:r>
     </w:p>
     <w:p>
       <w:r>
-        <w:t>Les articles L 1242-1 � L 1242-4 du code du travail disposent que le CDD ne peut avoir pour objet ni pour effet de</w:t>
+        <w:rPr>
+          <w:b w:val="0"/>
+          <w:color w:val="000000"/>
+          <w:sz w:val="22"/>
+        </w:rPr>
+        <w:t>Les articles L 1242-1 e L 1242-4 du code du travail disposent que le CDD ne peut avoir pour objet ni pour effet de</w:t>
       </w:r>
     </w:p>
     <w:p>
       <w:r>
-        <w:t>pourvoir durablement un emploi li� � l�activit� normale et permanente de l�entreprise. Il ne peut �tre conclu que pour</w:t>
+        <w:rPr>
+          <w:b w:val="0"/>
+          <w:color w:val="000000"/>
+          <w:sz w:val="22"/>
+        </w:rPr>
+        <w:t>pourvoir durablement un emploi lie e l'activite normale et permanente de l'entreprise. Il ne peut etre conclu que pour</w:t>
       </w:r>
     </w:p>
     <w:p>
       <w:r>
-        <w:t>une t�che pr�cise et temporaire. Ils en limitent les possibilit�s de recours aux cas suivants :</w:t>
+        <w:rPr>
+          <w:b w:val="0"/>
+          <w:color w:val="000000"/>
+          <w:sz w:val="22"/>
+        </w:rPr>
+        <w:t>une t'che precise et temporaire. Ils en limitent les possibilites de recours aux cas suivants :</w:t>
       </w:r>
     </w:p>
     <w:p>
@@ -48,46 +78,91 @@
         <w:pStyle w:val="Heading2"/>
       </w:pPr>
       <w:r>
-        <w:t>LE REMPLACEMENT D�UN SALARI�</w:t>
+        <w:rPr>
+          <w:b/>
+          <w:color w:val="2F5496"/>
+          <w:sz w:val="24"/>
+        </w:rPr>
+        <w:t>LE REMPLACEMENT D'UN SALARIe</w:t>
       </w:r>
     </w:p>
     <w:p>
       <w:r>
+        <w:rPr>
+          <w:b w:val="0"/>
+          <w:color w:val="000000"/>
+          <w:sz w:val="22"/>
+        </w:rPr>
         <w:t>?</w:t>
       </w:r>
     </w:p>
     <w:p>
       <w:r>
-        <w:t>Toutes les absences du salari� sont concern�es (cong�s de toutes sortes, maladie, passage � temps partiel�) �</w:t>
+        <w:rPr>
+          <w:b w:val="0"/>
+          <w:color w:val="000000"/>
+          <w:sz w:val="22"/>
+        </w:rPr>
+        <w:t>Toutes les absences du salarie sont concernees (conges de toutes sortes, maladie, passage e temps partiele) e</w:t>
       </w:r>
     </w:p>
     <w:p>
       <w:r>
-        <w:t>l�exception de celles r�sultant de la gr�ve (remplacement interdit). La loi du 21 d�cembre 2022 portant mesures</w:t>
+        <w:rPr>
+          <w:b w:val="0"/>
+          <w:color w:val="000000"/>
+          <w:sz w:val="22"/>
+        </w:rPr>
+        <w:t>l'exception de celles resultant de la greve (remplacement interdit). La loi du 21 d'cembre 2022 portant mesures</w:t>
       </w:r>
     </w:p>
     <w:p>
       <w:r>
-        <w:t>d�urgence relatives au fonctionnement du march� du travail en vue du plein emploi autorise, � titre exp�rimental et pour</w:t>
+        <w:rPr>
+          <w:b w:val="0"/>
+          <w:color w:val="000000"/>
+          <w:sz w:val="22"/>
+        </w:rPr>
+        <w:t>d'urgence relatives au fonctionnement du marche du travail en vue du plein emploi autorise, e titre experimental et pour</w:t>
       </w:r>
     </w:p>
     <w:p>
       <w:r>
-        <w:t>une dur�e de deux ans, la conclusion d�un seul contrat � dur�e d�termin�e pour le remplacement de plusieurs salari�s</w:t>
+        <w:rPr>
+          <w:b w:val="0"/>
+          <w:color w:val="000000"/>
+          <w:sz w:val="22"/>
+        </w:rPr>
+        <w:t>une duree de deux ans, la conclusion d'un seul contrat e duree d'terminee pour le remplacement de plusieurs salaries</w:t>
       </w:r>
     </w:p>
     <w:p>
       <w:r>
-        <w:t>absents. Le d�cret du 12 avril 2023 pr�cise les secteurs d�activit�s autoris�s � faire usage de cette d�rogation (60</w:t>
+        <w:rPr>
+          <w:b w:val="0"/>
+          <w:color w:val="000000"/>
+          <w:sz w:val="22"/>
+        </w:rPr>
+        <w:t>absents. Le d'cret du 12 avril 2023 precise les secteurs d'activites autorises e faire usage de cette d'rogation (60</w:t>
       </w:r>
     </w:p>
     <w:p>
       <w:r>
-        <w:t>conventions collectives sont concern�es).</w:t>
+        <w:rPr>
+          <w:b w:val="0"/>
+          <w:color w:val="000000"/>
+          <w:sz w:val="22"/>
+        </w:rPr>
+        <w:t>conventions collectives sont concernees).</w:t>
       </w:r>
     </w:p>
     <w:p>
       <w:r>
+        <w:rPr>
+          <w:b w:val="0"/>
+          <w:color w:val="000000"/>
+          <w:sz w:val="22"/>
+        </w:rPr>
         <w:t>Sont aussi envisageables :</w:t>
       </w:r>
     </w:p>
@@ -96,7 +171,12 @@
         <w:pStyle w:val="ListBullet"/>
       </w:pPr>
       <w:r>
-        <w:t>le remplacement suite au d�part d�finitif d�un salari� sur un poste devant �tre supprim� ; -</w:t>
+        <w:rPr>
+          <w:b w:val="0"/>
+          <w:color w:val="000000"/>
+          <w:sz w:val="22"/>
+        </w:rPr>
+        <w:t>le remplacement suite au d'part d'finitif d'un salarie sur un poste devant etre supprime ;</w:t>
       </w:r>
     </w:p>
     <w:p>
@@ -104,12 +184,22 @@
         <w:pStyle w:val="ListBullet"/>
       </w:pPr>
       <w:r>
-        <w:t>le remplacement dans l�attente du recrutement d�un salari� en contrat � dur�e ind�termin�e (pour quelques -</w:t>
+        <w:rPr>
+          <w:b w:val="0"/>
+          <w:color w:val="000000"/>
+          <w:sz w:val="22"/>
+        </w:rPr>
+        <w:t>le remplacement dans l'attente du recrutement d'un salarie en contrat e duree indeterminee (pour quelques</w:t>
       </w:r>
     </w:p>
     <w:p>
       <w:r>
-        <w:t>pr�cisions voir Cass. Soc 22 septembre 2016) ;</w:t>
+        <w:rPr>
+          <w:b w:val="0"/>
+          <w:color w:val="000000"/>
+          <w:sz w:val="22"/>
+        </w:rPr>
+        <w:t>precisions voir Cass. Soc 22 septembre 2016) ;</w:t>
       </w:r>
     </w:p>
     <w:p>
@@ -117,7 +207,12 @@
         <w:pStyle w:val="ListBullet"/>
       </w:pPr>
       <w:r>
-        <w:t>-u encore, le remplacement d�un dirigeant d�entreprise ou d�un chef d�exploitation agricole. -</w:t>
+        <w:rPr>
+          <w:b w:val="0"/>
+          <w:color w:val="000000"/>
+          <w:sz w:val="22"/>
+        </w:rPr>
+        <w:t>-u encore, le remplacement d'un dirigeant d'entreprise ou d'un chef d'exploitation agricole.</w:t>
       </w:r>
     </w:p>
     <w:p>
@@ -125,62 +220,122 @@
         <w:pStyle w:val="Heading2"/>
       </w:pPr>
       <w:r>
-        <w:t>L�ACCROISSEMENT TEMPORAIRE D�ACTIVIT�</w:t>
+        <w:rPr>
+          <w:b/>
+          <w:color w:val="2F5496"/>
+          <w:sz w:val="24"/>
+        </w:rPr>
+        <w:t>L'ACCROISSEMENT TEMPORAIRE D'ACTIVITe</w:t>
       </w:r>
     </w:p>
     <w:p>
       <w:r>
+        <w:rPr>
+          <w:b w:val="0"/>
+          <w:color w:val="000000"/>
+          <w:sz w:val="22"/>
+        </w:rPr>
         <w:t>?</w:t>
       </w:r>
     </w:p>
     <w:p>
       <w:r>
-        <w:t>Celui-ci doit s�entendre comme une augmentation temporaire de l�activit� normale de l�entreprise. Il est n�cessaire de</w:t>
+        <w:rPr>
+          <w:b w:val="0"/>
+          <w:color w:val="000000"/>
+          <w:sz w:val="22"/>
+        </w:rPr>
+        <w:t>Celui-ci doit s'entendre comme une augmentation temporaire de l'activite normale de l'entreprise. Il est n'cessaire de</w:t>
       </w:r>
     </w:p>
     <w:p>
       <w:r>
-        <w:t>pouvoir justifier d�un r�el accroissement d�activit� (Cass. soc. 21 novembre 2018) puisque le recours au contrat � dur�e</w:t>
+        <w:rPr>
+          <w:b w:val="0"/>
+          <w:color w:val="000000"/>
+          <w:sz w:val="22"/>
+        </w:rPr>
+        <w:t>pouvoir justifier d'un reel accroissement d'activite (Cass. soc. 21 novembre 2018) puisque le recours au contrat e duree</w:t>
       </w:r>
     </w:p>
     <w:p>
       <w:r>
-        <w:t>d�termin�e ne peut servir d�outil pr�visionnel d�adaptation des effectifs de l�entreprise aux hypoth�tiques fluctuations</w:t>
+        <w:rPr>
+          <w:b w:val="0"/>
+          <w:color w:val="000000"/>
+          <w:sz w:val="22"/>
+        </w:rPr>
+        <w:t>d'terminee ne peut servir d'outil previsionnel d'adaptation des effectifs de l'entreprise aux hypothetiques fluctuations</w:t>
       </w:r>
     </w:p>
     <w:p>
       <w:r>
-        <w:t>de son �conomie. De m�me, ce motif n�est pas justifi� lorsque l�augmentation d�activit� rel�ve de l�ex�cution par</w:t>
+        <w:rPr>
+          <w:b w:val="0"/>
+          <w:color w:val="000000"/>
+          <w:sz w:val="22"/>
+        </w:rPr>
+        <w:t>de son economie. De m'me, ce motif n'est pas justifie lorsque l'augmentation d'activite releve de l'execution par</w:t>
       </w:r>
     </w:p>
     <w:p>
       <w:r>
-        <w:t>l�employeur de son courant normal de commandes (Cass. soc. 1</w:t>
+        <w:rPr>
+          <w:b w:val="0"/>
+          <w:color w:val="000000"/>
+          <w:sz w:val="22"/>
+        </w:rPr>
+        <w:t>l'employeur de son courant normal de commandes (Cass. soc. 1</w:t>
       </w:r>
     </w:p>
     <w:p>
       <w:r>
+        <w:rPr>
+          <w:b w:val="0"/>
+          <w:color w:val="000000"/>
+          <w:sz w:val="22"/>
+        </w:rPr>
         <w:t>er</w:t>
       </w:r>
     </w:p>
     <w:p>
       <w:r>
-        <w:t>f�vrier 2012).</w:t>
+        <w:rPr>
+          <w:b w:val="0"/>
+          <w:color w:val="000000"/>
+          <w:sz w:val="22"/>
+        </w:rPr>
+        <w:t>fevrier 2012).</w:t>
       </w:r>
     </w:p>
     <w:p>
       <w:r>
-        <w:t>Cependant, et dans un sens contraire, la Cour de cassation a pu en d�cider autrement (Cass. soc.15 mars 2015).</w:t>
+        <w:rPr>
+          <w:b w:val="0"/>
+          <w:color w:val="000000"/>
+          <w:sz w:val="22"/>
+        </w:rPr>
+        <w:t>Cependant, et dans un sens contraire, la Cour de cassation a pu en d'cider autrement (Cass. soc.15 mars 2015).</w:t>
       </w:r>
     </w:p>
     <w:p>
       <w:r>
-        <w:t>Sous la m�me rubrique, le l�gislateur autorise le recours au CDD, en cas de commande exceptionnelle � l�exportation ou</w:t>
+        <w:rPr>
+          <w:b w:val="0"/>
+          <w:color w:val="000000"/>
+          <w:sz w:val="22"/>
+        </w:rPr>
+        <w:t>Sous la m'me rubrique, le l'gislateur autorise le recours au CDD, en cas de commande exceptionnelle e l'exportation ou</w:t>
       </w:r>
     </w:p>
     <w:p>
       <w:r>
-        <w:t>encore en cas de r�alisation de travaux urgents.</w:t>
+        <w:rPr>
+          <w:b w:val="0"/>
+          <w:color w:val="000000"/>
+          <w:sz w:val="22"/>
+        </w:rPr>
+        <w:t>encore en cas de realisation de travaux urgents.</w:t>
       </w:r>
     </w:p>
     <w:p>
@@ -188,61 +343,121 @@
         <w:pStyle w:val="Heading2"/>
       </w:pPr>
       <w:r>
+        <w:rPr>
+          <w:b/>
+          <w:color w:val="2F5496"/>
+          <w:sz w:val="24"/>
+        </w:rPr>
         <w:t>LES TRAVAUX TEMPORAIRES PAR NATURE</w:t>
       </w:r>
     </w:p>
     <w:p>
       <w:r>
+        <w:rPr>
+          <w:b w:val="0"/>
+          <w:color w:val="000000"/>
+          <w:sz w:val="22"/>
+        </w:rPr>
         <w:t>?</w:t>
       </w:r>
     </w:p>
     <w:p>
       <w:r>
-        <w:t>Les contrats saisonniers. Ce sont ceux qui sont normalement appel�s � se r�p�ter chaque ann�e, � date � peu pr�s fixe</w:t>
+        <w:rPr>
+          <w:b w:val="0"/>
+          <w:color w:val="000000"/>
+          <w:sz w:val="22"/>
+        </w:rPr>
+        <w:t>Les contrats saisonniers. Ce sont ceux qui sont normalement appeles e se repeter chaque annee, e date e peu pres fixe</w:t>
       </w:r>
     </w:p>
     <w:p>
       <w:r>
-        <w:t>(circulaire du 30 octobre 1990), en fonction du rythme des saisons ou des modes de vie collectifs, et qui sont effectu�s</w:t>
+        <w:rPr>
+          <w:b w:val="0"/>
+          <w:color w:val="000000"/>
+          <w:sz w:val="22"/>
+        </w:rPr>
+        <w:t>(circulaire du 30 octobre 1990), en fonction du rythme des saisons ou des modes de vie collectifs, et qui sont effectues</w:t>
       </w:r>
     </w:p>
     <w:p>
       <w:r>
-        <w:t>pour le compte d�une entreprise exer�ant des activit�s ob�issant aux m�mes variations.</w:t>
+        <w:rPr>
+          <w:b w:val="0"/>
+          <w:color w:val="000000"/>
+          <w:sz w:val="22"/>
+        </w:rPr>
+        <w:t>pour le compte d'une entreprise exereant des activites obeissant aux m'mes variations.</w:t>
       </w:r>
     </w:p>
     <w:p>
       <w:r>
-        <w:t>Les contrats d�usage. Ce sont des emplois pour lesquels il est d�usage constant de ne pas conclure de contrats de travail</w:t>
+        <w:rPr>
+          <w:b w:val="0"/>
+          <w:color w:val="000000"/>
+          <w:sz w:val="22"/>
+        </w:rPr>
+        <w:t>Les contrats d'usage. Ce sont des emplois pour lesquels il est d'usage constant de ne pas conclure de contrats de travail</w:t>
       </w:r>
     </w:p>
     <w:p>
       <w:r>
-        <w:t>� dur�e ind�termin�e en raison de la nature de l�activit� et du caract�re temporaire de ces emplois (h�tellerie,</w:t>
+        <w:rPr>
+          <w:b w:val="0"/>
+          <w:color w:val="000000"/>
+          <w:sz w:val="22"/>
+        </w:rPr>
+        <w:t>e duree indeterminee en raison de la nature de l'activite et du caractere temporaire de ces emplois (hetellerie,</w:t>
       </w:r>
     </w:p>
     <w:p>
       <w:r>
-        <w:t>restauration, spectacle�). Cette possibilit� n�est ouverte que dans les secteurs d�activit� vis�s par d�cret compl�t�</w:t>
+        <w:rPr>
+          <w:b w:val="0"/>
+          <w:color w:val="000000"/>
+          <w:sz w:val="22"/>
+        </w:rPr>
+        <w:t>restauration, spectaclee). Cette possibilite n'est ouverte que dans les secteurs d'activite vises par d'cret complet'</w:t>
       </w:r>
     </w:p>
     <w:p>
       <w:r>
-        <w:t>�ventuellement par voie d�accord ou de convention de branche �tendue (la liste a �t� �tendue par d�cret du 20 juin</w:t>
+        <w:rPr>
+          <w:b w:val="0"/>
+          <w:color w:val="000000"/>
+          <w:sz w:val="22"/>
+        </w:rPr>
+        <w:t>eventuellement par voie d'accord ou de convention de branche etendue (la liste a et' etendue par d'cret du 20 juin</w:t>
       </w:r>
     </w:p>
     <w:p>
       <w:r>
-        <w:t>2025). De surcro�t, l�utilisation de contrats � dur�e d�termin�e successifs doit �tre justifi�e par l�existence</w:t>
+        <w:rPr>
+          <w:b w:val="0"/>
+          <w:color w:val="000000"/>
+          <w:sz w:val="22"/>
+        </w:rPr>
+        <w:t>2025). De surcroet, l'utilisation de contrats e duree d'terminee successifs doit etre justifiee par l'existence</w:t>
       </w:r>
     </w:p>
     <w:p>
       <w:r>
-        <w:t>d��l�ments concrets et pr�cis �tablissant le caract�re par nature temporaire de cet emploi (Cass. soc. 4 f�vrier</w:t>
+        <w:rPr>
+          <w:b w:val="0"/>
+          <w:color w:val="000000"/>
+          <w:sz w:val="22"/>
+        </w:rPr>
+        <w:t>d'el'ments concrets et precis etablissant le caractere par nature temporaire de cet emploi (Cass. soc. 4 fevrier</w:t>
       </w:r>
     </w:p>
     <w:p>
       <w:r>
+        <w:rPr>
+          <w:b w:val="0"/>
+          <w:color w:val="000000"/>
+          <w:sz w:val="22"/>
+        </w:rPr>
         <w:t>2015).</w:t>
       </w:r>
     </w:p>
@@ -251,11 +466,21 @@
         <w:pStyle w:val="Heading2"/>
       </w:pPr>
       <w:r>
-        <w:t>REMPLACEMENT D�UN CHEF D�ENTREPRISE ARTISANALE, INDUSTRIELLE OU COMMERCIALE, D�UNE PERSONNE</w:t>
+        <w:rPr>
+          <w:b/>
+          <w:color w:val="2F5496"/>
+          <w:sz w:val="24"/>
+        </w:rPr>
+        <w:t>REMPLACEMENT D'UN CHEF D'ENTREPRISE ARTISANALE, INDUSTRIELLE OU COMMERCIALE, D'UNE PERSONNE</w:t>
       </w:r>
     </w:p>
     <w:p>
       <w:r>
+        <w:rPr>
+          <w:b w:val="0"/>
+          <w:color w:val="000000"/>
+          <w:sz w:val="22"/>
+        </w:rPr>
         <w:t>?</w:t>
       </w:r>
     </w:p>
@@ -264,7 +489,12 @@
         <w:pStyle w:val="Heading2"/>
       </w:pPr>
       <w:r>
-        <w:t>EXER�ANT UNE PROFESSION LIB�RALE OU D�UN ASSOCI� NON SALARI� D�UNE SEL, D�UNE SEP OU D�UNE SCM</w:t>
+        <w:rPr>
+          <w:b/>
+          <w:color w:val="2F5496"/>
+          <w:sz w:val="24"/>
+        </w:rPr>
+        <w:t>EXEReANT UNE PROFESSION LIBeRALE OU D'UN ASSOCIe NON SALARIe D'UNE SEL, D'UNE SEP OU D'UNE SCM</w:t>
       </w:r>
     </w:p>
     <w:p>
@@ -272,22 +502,42 @@
         <w:pStyle w:val="Heading2"/>
       </w:pPr>
       <w:r>
-        <w:t>RECRUTEMENT D�ING�NIEURS ET DE CADRES</w:t>
+        <w:rPr>
+          <w:b/>
+          <w:color w:val="2F5496"/>
+          <w:sz w:val="24"/>
+        </w:rPr>
+        <w:t>RECRUTEMENT D'INGeNIEURS ET DE CADRES</w:t>
       </w:r>
     </w:p>
     <w:p>
       <w:r>
+        <w:rPr>
+          <w:b w:val="0"/>
+          <w:color w:val="000000"/>
+          <w:sz w:val="22"/>
+        </w:rPr>
         <w:t>?</w:t>
       </w:r>
     </w:p>
     <w:p>
       <w:r>
-        <w:t>En vue de la r�alisation d�un objet d�fini. Un accord de branche �tendu ou, � d�faut, un accord d�entreprise doit le</w:t>
+        <w:rPr>
+          <w:b w:val="0"/>
+          <w:color w:val="000000"/>
+          <w:sz w:val="22"/>
+        </w:rPr>
+        <w:t>En vue de la realisation d'un objet d'fini. Un accord de branche etendu ou, e d'faut, un accord d'entreprise doit le</w:t>
       </w:r>
     </w:p>
     <w:p>
       <w:r>
-        <w:t>pr�voir.</w:t>
+        <w:rPr>
+          <w:b w:val="0"/>
+          <w:color w:val="000000"/>
+          <w:sz w:val="22"/>
+        </w:rPr>
+        <w:t>prevoir.</w:t>
       </w:r>
     </w:p>
     <w:p>
@@ -295,62 +545,116 @@
         <w:pStyle w:val="Heading2"/>
       </w:pPr>
       <w:r>
-        <w:t>LE CONTRAT D�ACC�S � L�ENTREPRISE</w:t>
+        <w:rPr>
+          <w:b/>
+          <w:color w:val="2F5496"/>
+          <w:sz w:val="24"/>
+        </w:rPr>
+        <w:t>LE CONTRAT D'ACCeS e L'ENTREPRISE</w:t>
       </w:r>
     </w:p>
     <w:p>
       <w:r>
+        <w:rPr>
+          <w:b w:val="0"/>
+          <w:color w:val="000000"/>
+          <w:sz w:val="22"/>
+        </w:rPr>
         <w:t>?</w:t>
       </w:r>
     </w:p>
     <w:p>
       <w:r>
-        <w:t>La loi 5 septembre 2018, � titre exp�rimental et pour une dur�e de 3 ans dans les r�gions volontaires qui seront d�finies</w:t>
+        <w:rPr>
+          <w:b w:val="0"/>
+          <w:color w:val="000000"/>
+          <w:sz w:val="22"/>
+        </w:rPr>
+        <w:t>La loi 5 septembre 2018, e titre experimental et pour une duree de 3 ans dans les regions volontaires qui seront d'finies</w:t>
       </w:r>
     </w:p>
     <w:p>
       <w:r>
-        <w:t>par arr�t�, autorise la conclusion d�un nouveau CDD : le contrat d�acc�s � l�entreprise. Ce contrat, conclu entre une</w:t>
+        <w:rPr>
+          <w:b w:val="0"/>
+          <w:color w:val="000000"/>
+          <w:sz w:val="22"/>
+        </w:rPr>
+        <w:t>par arret', autorise la conclusion d'un nouveau CDD : le contrat d'acces e l'entreprise. Ce contrat, conclu entre une</w:t>
       </w:r>
     </w:p>
     <w:p>
       <w:r>
-        <w:t>collectivit� territoriale et une personne sans emploi, vise � faciliter l�insertion professionnelle des personnes rencon-</w:t>
+        <w:rPr>
+          <w:b w:val="0"/>
+          <w:color w:val="000000"/>
+          <w:sz w:val="22"/>
+        </w:rPr>
+        <w:t>collectivite territoriale et une personne sans emploi, vise e faciliter l'insertion professionnelle des personnes rencon-</w:t>
       </w:r>
     </w:p>
     <w:p>
       <w:r>
-        <w:t>trant des difficult�s d�acc�s � l�emploi</w:t>
+        <w:rPr>
+          <w:b w:val="0"/>
+          <w:color w:val="000000"/>
+          <w:sz w:val="22"/>
+        </w:rPr>
+        <w:t>trant des difficultes d'acces e l'emploi</w:t>
       </w:r>
     </w:p>
     <w:p>
       <w:r>
-        <w:t>� noter qu�une convention collective ne peut d�roger aux dispositions d�ordre public relatives aux conditions de</w:t>
+        <w:rPr>
+          <w:b w:val="0"/>
+          <w:color w:val="000000"/>
+          <w:sz w:val="22"/>
+        </w:rPr>
+        <w:t>e noter qu'une convention collective ne peut d'roger aux dispositions d'ordre public relatives aux conditions de</w:t>
       </w:r>
     </w:p>
     <w:p>
       <w:r>
-        <w:t>recours et de forme du contrat de travail � dur�e d�termin�e.</w:t>
+        <w:rPr>
+          <w:b w:val="0"/>
+          <w:color w:val="000000"/>
+          <w:sz w:val="22"/>
+        </w:rPr>
+        <w:t>recours et de forme du contrat de travail e duree d'terminee.</w:t>
       </w:r>
     </w:p>
     <w:p>
       <w:r>
-        <w:t>Enfin, l�inobservation des cas de recours ou un motif injustifi� sont sanctionn�s par la requalification en contrat</w:t>
+        <w:rPr>
+          <w:b w:val="0"/>
+          <w:color w:val="000000"/>
+          <w:sz w:val="22"/>
+        </w:rPr>
+        <w:t>Enfin, l'inobservation des cas de recours ou un motif injustifie sont sanctionnes par la requalification en contrat</w:t>
       </w:r>
     </w:p>
     <w:p>
       <w:r>
-        <w:t>� dur�e ind�termin�e et �ventuellement p�nalement par une contravention (Cass. Crim. 11 mars 2014</w:t>
+        <w:rPr>
+          <w:b w:val="0"/>
+          <w:color w:val="000000"/>
+          <w:sz w:val="22"/>
+        </w:rPr>
+        <w:t>e duree indeterminee et eventuellement penalement par une contravention (Cass. Crim. 11 mars 2014</w:t>
       </w:r>
     </w:p>
-    <w:p/>
     <w:p/>
     <w:p>
       <w:pPr>
         <w:pStyle w:val="Heading2"/>
       </w:pPr>
       <w:r>
-        <w:t>LE FORMALISME DU CDD B �</w:t>
+        <w:rPr>
+          <w:b/>
+          <w:color w:val="2F5496"/>
+          <w:sz w:val="24"/>
+        </w:rPr>
+        <w:t>LE FORMALISME DU CDD B e</w:t>
       </w:r>
     </w:p>
     <w:p>
@@ -358,17 +662,32 @@
         <w:pStyle w:val="Heading2"/>
       </w:pPr>
       <w:r>
+        <w:rPr>
+          <w:b/>
+          <w:color w:val="2F5496"/>
+          <w:sz w:val="24"/>
+        </w:rPr>
         <w:t>LE CONTRAT DOIT RESPECTER CERTAINES FORMES OBLIGATOIRES</w:t>
       </w:r>
     </w:p>
     <w:p>
       <w:r>
+        <w:rPr>
+          <w:b w:val="0"/>
+          <w:color w:val="000000"/>
+          <w:sz w:val="22"/>
+        </w:rPr>
         <w:t>?</w:t>
       </w:r>
     </w:p>
     <w:p>
       <w:r>
-        <w:t>Il doit �tre :</w:t>
+        <w:rPr>
+          <w:b w:val="0"/>
+          <w:color w:val="000000"/>
+          <w:sz w:val="22"/>
+        </w:rPr>
+        <w:t>Il doit etre :</w:t>
       </w:r>
     </w:p>
     <w:p>
@@ -376,7 +695,12 @@
         <w:pStyle w:val="ListBullet"/>
       </w:pPr>
       <w:r>
-        <w:t>�tabli par �crit ; -</w:t>
+        <w:rPr>
+          <w:b w:val="0"/>
+          <w:color w:val="000000"/>
+          <w:sz w:val="22"/>
+        </w:rPr>
+        <w:t>etabli par ecrit ;</w:t>
       </w:r>
     </w:p>
     <w:p>
@@ -384,7 +708,12 @@
         <w:pStyle w:val="ListBullet"/>
       </w:pPr>
       <w:r>
-        <w:t>sign� par le salari� ; -</w:t>
+        <w:rPr>
+          <w:b w:val="0"/>
+          <w:color w:val="000000"/>
+          <w:sz w:val="22"/>
+        </w:rPr>
+        <w:t>signe par le salarie ;</w:t>
       </w:r>
     </w:p>
     <w:p>
@@ -392,52 +721,102 @@
         <w:pStyle w:val="ListBullet"/>
       </w:pPr>
       <w:r>
-        <w:t>remis au plus tard dans les 2 jours suivant l�embauche. -</w:t>
+        <w:rPr>
+          <w:b w:val="0"/>
+          <w:color w:val="000000"/>
+          <w:sz w:val="22"/>
+        </w:rPr>
+        <w:t>remis au plus tard dans les 2 jours suivant l'embauche.</w:t>
       </w:r>
     </w:p>
     <w:p>
       <w:r>
-        <w:t>Ces obligations sont imp�ratives. Le contrat doit �tre �crit et remis au salari� dans les 48 heures de l�embauche, ce qui</w:t>
+        <w:rPr>
+          <w:b w:val="0"/>
+          <w:color w:val="000000"/>
+          <w:sz w:val="22"/>
+        </w:rPr>
+        <w:t>Ces obligations sont imperatives. Le contrat doit etre ecrit et remis au salarie dans les 48 heures de l'embauche, ce qui</w:t>
       </w:r>
     </w:p>
     <w:p>
       <w:r>
-        <w:t>n�est pas le cas pour le CDI. Il doit en outre comporter la signature du salari�. L�absence de signature �quivaut � l�absence</w:t>
+        <w:rPr>
+          <w:b w:val="0"/>
+          <w:color w:val="000000"/>
+          <w:sz w:val="22"/>
+        </w:rPr>
+        <w:t>n'est pas le cas pour le CDI. Il doit en outre comporter la signature du salarie. L'absence de signature equivaut e l'absence</w:t>
       </w:r>
     </w:p>
     <w:p>
       <w:r>
-        <w:t>d��crit (Cass. soc. 19 f�vrier 2003 ; Cass. Soc 31 mai 2006), sauf si le salari� a d�lib�r�ment refus� de signer le contrat</w:t>
+        <w:rPr>
+          <w:b w:val="0"/>
+          <w:color w:val="000000"/>
+          <w:sz w:val="22"/>
+        </w:rPr>
+        <w:t>d'ecrit (Cass. soc. 19 fevrier 2003 ; Cass. Soc 31 mai 2006), sauf si le salarie a d'liberement refuse de signer le contrat</w:t>
       </w:r>
     </w:p>
     <w:p>
       <w:r>
+        <w:rPr>
+          <w:b w:val="0"/>
+          <w:color w:val="000000"/>
+          <w:sz w:val="22"/>
+        </w:rPr>
         <w:t>de travail de mauvaise foi ou dans une intention frauduleuse (Cass. soc. 10 avril 2019).</w:t>
       </w:r>
     </w:p>
     <w:p>
       <w:r>
-        <w:t>En cas de m�connaissance de ces obligations, le contrat est r�put� conclu � dur�e ind�termin�e (Code. trav. L 1245-1),</w:t>
+        <w:rPr>
+          <w:b w:val="0"/>
+          <w:color w:val="000000"/>
+          <w:sz w:val="22"/>
+        </w:rPr>
+        <w:t>En cas de m'connaissance de ces obligations, le contrat est repute conclu e duree indeterminee (Code. trav. L 1245-1),</w:t>
       </w:r>
     </w:p>
     <w:p>
       <w:r>
-        <w:t>sauf le droit pour le salari� d�apporter la preuve qu�il s�agit d�un contrat � dur�e d�termin�e. N�anmoins, la</w:t>
+        <w:rPr>
+          <w:b w:val="0"/>
+          <w:color w:val="000000"/>
+          <w:sz w:val="22"/>
+        </w:rPr>
+        <w:t>sauf le droit pour le salarie d'apporter la preuve qu'il s'agit d'un contrat e duree d'terminee. N'anmoins, la</w:t>
       </w:r>
     </w:p>
     <w:p>
       <w:r>
-        <w:t>m�connaissance de la seule obligation de transmission du contrat dans le d�lai de 48 heures ne peut, � elle seule,</w:t>
+        <w:rPr>
+          <w:b w:val="0"/>
+          <w:color w:val="000000"/>
+          <w:sz w:val="22"/>
+        </w:rPr>
+        <w:t>m'connaissance de la seule obligation de transmission du contrat dans le d'lai de 48 heures ne peut, e elle seule,</w:t>
       </w:r>
     </w:p>
     <w:p>
       <w:r>
-        <w:t>entra�ner la requalification en contrat � dur�e ind�termin�e. Elle ouvre droit, pour le salari�, � une indemnit�, � la charge</w:t>
+        <w:rPr>
+          <w:b w:val="0"/>
+          <w:color w:val="000000"/>
+          <w:sz w:val="22"/>
+        </w:rPr>
+        <w:t>entraener la requalification en contrat e duree indeterminee. Elle ouvre droit, pour le salarie, e une indemnite, e la charge</w:t>
       </w:r>
     </w:p>
     <w:p>
       <w:r>
-        <w:t>de l�employeur, qui ne peut �tre sup�rieure � un mois de salaire.</w:t>
+        <w:rPr>
+          <w:b w:val="0"/>
+          <w:color w:val="000000"/>
+          <w:sz w:val="22"/>
+        </w:rPr>
+        <w:t>de l'employeur, qui ne peut etre superieure e un mois de salaire.</w:t>
       </w:r>
     </w:p>
     <w:p>
@@ -445,17 +824,32 @@
         <w:pStyle w:val="Heading2"/>
       </w:pPr>
       <w:r>
+        <w:rPr>
+          <w:b/>
+          <w:color w:val="2F5496"/>
+          <w:sz w:val="24"/>
+        </w:rPr>
         <w:t>LE CONTRAT DOIT AUSSI COMPORTER DES MENTIONS OBLIGATOIRES</w:t>
       </w:r>
     </w:p>
     <w:p>
       <w:r>
+        <w:rPr>
+          <w:b w:val="0"/>
+          <w:color w:val="000000"/>
+          <w:sz w:val="22"/>
+        </w:rPr>
         <w:t>?</w:t>
       </w:r>
     </w:p>
     <w:p>
       <w:r>
-        <w:t>Sans �tre exhaustif, il est indispensable de porter au contrat les indications suivantes sous peine de requalification :</w:t>
+        <w:rPr>
+          <w:b w:val="0"/>
+          <w:color w:val="000000"/>
+          <w:sz w:val="22"/>
+        </w:rPr>
+        <w:t>Sans etre exhaustif, il est indispensable de porter au contrat les indications suivantes sous peine de requalification :</w:t>
       </w:r>
     </w:p>
     <w:p>
@@ -463,12 +857,22 @@
         <w:pStyle w:val="ListBullet"/>
       </w:pPr>
       <w:r>
-        <w:t>le motif justifiant le recours au CDD (la Cour de cassation � 15 septembre 2010 et 16 f�vrier 2012 � rappelle -</w:t>
+        <w:rPr>
+          <w:b w:val="0"/>
+          <w:color w:val="000000"/>
+          <w:sz w:val="22"/>
+        </w:rPr>
+        <w:t>le motif justifiant le recours au CDD (la Cour de cassation e 15 septembre 2010 et 16 fevrier 2012 e rappelle</w:t>
       </w:r>
     </w:p>
     <w:p>
       <w:r>
-        <w:t>l�exigence d�indiquer le motif de l�absence du salari� remplac�) ;</w:t>
+        <w:rPr>
+          <w:b w:val="0"/>
+          <w:color w:val="000000"/>
+          <w:sz w:val="22"/>
+        </w:rPr>
+        <w:t>l'exigence d'indiquer le motif de l'absence du salarie remplace) ;</w:t>
       </w:r>
     </w:p>
     <w:p>
@@ -476,11 +880,21 @@
         <w:pStyle w:val="ListBullet"/>
       </w:pPr>
       <w:r>
-        <w:t>le nom, qualification du salari� remplac� ou des salari�s dans le cadre de l�exp�rimentation de la loi du 21 d�cembre -</w:t>
+        <w:rPr>
+          <w:b w:val="0"/>
+          <w:color w:val="000000"/>
+          <w:sz w:val="22"/>
+        </w:rPr>
+        <w:t>le nom, qualification du salarie remplace ou des salaries dans le cadre de l'experimentation de la loi du 21 d'cembre</w:t>
       </w:r>
     </w:p>
     <w:p>
       <w:r>
+        <w:rPr>
+          <w:b w:val="0"/>
+          <w:color w:val="000000"/>
+          <w:sz w:val="22"/>
+        </w:rPr>
         <w:t>2022 ;</w:t>
       </w:r>
     </w:p>
@@ -489,7 +903,12 @@
         <w:pStyle w:val="ListBullet"/>
       </w:pPr>
       <w:r>
-        <w:t>le terme du contrat, � d�faut sa dur�e minimale ; -</w:t>
+        <w:rPr>
+          <w:b w:val="0"/>
+          <w:color w:val="000000"/>
+          <w:sz w:val="22"/>
+        </w:rPr>
+        <w:t>le terme du contrat, e d'faut sa duree minimale ;</w:t>
       </w:r>
     </w:p>
     <w:p>
@@ -497,7 +916,12 @@
         <w:pStyle w:val="ListBullet"/>
       </w:pPr>
       <w:r>
-        <w:t>le ou les postes occup�s ; -</w:t>
+        <w:rPr>
+          <w:b w:val="0"/>
+          <w:color w:val="000000"/>
+          <w:sz w:val="22"/>
+        </w:rPr>
+        <w:t>le ou les postes occupes ;</w:t>
       </w:r>
     </w:p>
     <w:p>
@@ -505,22 +929,42 @@
         <w:pStyle w:val="ListBullet"/>
       </w:pPr>
       <w:r>
-        <w:t>toutes autres mentions utiles relatives au fonctionnement du contrat (r�mun�ration, p�riode d�essai, convention -</w:t>
+        <w:rPr>
+          <w:b w:val="0"/>
+          <w:color w:val="000000"/>
+          <w:sz w:val="22"/>
+        </w:rPr>
+        <w:t>toutes autres mentions utiles relatives au fonctionnement du contrat (remuneration, periode d'essai, convention</w:t>
       </w:r>
     </w:p>
     <w:p>
       <w:r>
-        <w:t>collective�). La Cour de cassation, dans un arr�t du 16 f�vrier 2011, a pu valablement d�cider que l�absence de</w:t>
+        <w:rPr>
+          <w:b w:val="0"/>
+          <w:color w:val="000000"/>
+          <w:sz w:val="22"/>
+        </w:rPr>
+        <w:t>collectivee). La Cour de cassation, dans un arret du 16 fevrier 2011, a pu valablement d'cider que l'absence de</w:t>
       </w:r>
     </w:p>
     <w:p>
       <w:r>
-        <w:t>mention du montant de la r�mun�ration et de ses diff�rentes composantes ne peut entra�ner la</w:t>
+        <w:rPr>
+          <w:b w:val="0"/>
+          <w:color w:val="000000"/>
+          <w:sz w:val="22"/>
+        </w:rPr>
+        <w:t>mention du montant de la remuneration et de ses differentes composantes ne peut entraener la</w:t>
       </w:r>
     </w:p>
     <w:p>
       <w:r>
-        <w:t>requalification du contrat � dur�e d�termin�e en contrat � dur�e ind�termin�.</w:t>
+        <w:rPr>
+          <w:b w:val="0"/>
+          <w:color w:val="000000"/>
+          <w:sz w:val="22"/>
+        </w:rPr>
+        <w:t>requalification du contrat e duree d'terminee en contrat e duree indetermine.</w:t>
       </w:r>
     </w:p>
     <w:p>
@@ -528,7 +972,12 @@
         <w:pStyle w:val="Heading2"/>
       </w:pPr>
       <w:r>
-        <w:t>LA DUR�E DU CDD C �</w:t>
+        <w:rPr>
+          <w:b/>
+          <w:color w:val="2F5496"/>
+          <w:sz w:val="24"/>
+        </w:rPr>
+        <w:t>LA DUReE DU CDD C e</w:t>
       </w:r>
     </w:p>
     <w:p>
@@ -536,32 +985,62 @@
         <w:pStyle w:val="Heading2"/>
       </w:pPr>
       <w:r>
-        <w:t>LE CONTRAT DE TRAVAIL � DUR�E D�TERMIN�E PEUT COMPORTER UNE P�RIODE D�ESSAI.</w:t>
+        <w:rPr>
+          <w:b/>
+          <w:color w:val="2F5496"/>
+          <w:sz w:val="24"/>
+        </w:rPr>
+        <w:t>LE CONTRAT DE TRAVAIL e DUReE D'TERMINeE PEUT COMPORTER UNE PeRIODE D'ESSAI.</w:t>
       </w:r>
     </w:p>
     <w:p>
       <w:r>
+        <w:rPr>
+          <w:b w:val="0"/>
+          <w:color w:val="000000"/>
+          <w:sz w:val="22"/>
+        </w:rPr>
         <w:t>?</w:t>
       </w:r>
     </w:p>
     <w:p>
       <w:r>
-        <w:t>Sauf si des usages ou des stipulations conventionnelles pr�voient des dur�es moindres, cette p�riode d�essai ne peut</w:t>
+        <w:rPr>
+          <w:b w:val="0"/>
+          <w:color w:val="000000"/>
+          <w:sz w:val="22"/>
+        </w:rPr>
+        <w:t>Sauf si des usages ou des stipulations conventionnelles prevoient des durees moindres, cette periode d'essai ne peut</w:t>
       </w:r>
     </w:p>
     <w:p>
       <w:r>
-        <w:t>exc�der une dur�e calcul�e � raison d�un jour par semaine, dans la limite de deux semaines lorsque la dur�e initialement</w:t>
+        <w:rPr>
+          <w:b w:val="0"/>
+          <w:color w:val="000000"/>
+          <w:sz w:val="22"/>
+        </w:rPr>
+        <w:t>exceder une duree calculee e raison d'un jour par semaine, dans la limite de deux semaines lorsque la duree initialement</w:t>
       </w:r>
     </w:p>
     <w:p>
       <w:r>
-        <w:t>pr�vue au contrat est au plus �gale � six mois et d�un mois dans les autres cas. Lorsque le contrat ne comporte pas de</w:t>
+        <w:rPr>
+          <w:b w:val="0"/>
+          <w:color w:val="000000"/>
+          <w:sz w:val="22"/>
+        </w:rPr>
+        <w:t>prevue au contrat est au plus egale e six mois et d'un mois dans les autres cas. Lorsque le contrat ne comporte pas de</w:t>
       </w:r>
     </w:p>
     <w:p>
       <w:r>
-        <w:t>terme pr�cis, la p�riode d�essai est calcul�e par rapport � la dur�e minimale du contrat.</w:t>
+        <w:rPr>
+          <w:b w:val="0"/>
+          <w:color w:val="000000"/>
+          <w:sz w:val="22"/>
+        </w:rPr>
+        <w:t>terme precis, la periode d'essai est calculee par rapport e la duree minimale du contrat.</w:t>
       </w:r>
     </w:p>
     <w:p>
@@ -569,56 +1048,111 @@
         <w:pStyle w:val="Heading2"/>
       </w:pPr>
       <w:r>
-        <w:t>D�TERMINATION DU TERME DU CONTRAT</w:t>
+        <w:rPr>
+          <w:b/>
+          <w:color w:val="2F5496"/>
+          <w:sz w:val="24"/>
+        </w:rPr>
+        <w:t>D'TERMINATION DU TERME DU CONTRAT</w:t>
       </w:r>
     </w:p>
     <w:p>
       <w:r>
+        <w:rPr>
+          <w:b w:val="0"/>
+          <w:color w:val="000000"/>
+          <w:sz w:val="22"/>
+        </w:rPr>
         <w:t>?</w:t>
       </w:r>
     </w:p>
     <w:p>
       <w:r>
-        <w:t>Le contrat peut �tre de date � date, c�est-�-dire pr�voir un terme stipul� dans le contrat lui-m�me. Le nombre de</w:t>
+        <w:rPr>
+          <w:b w:val="0"/>
+          <w:color w:val="000000"/>
+          <w:sz w:val="22"/>
+        </w:rPr>
+        <w:t>Le contrat peut etre de date e date, c'est-e-dire prevoir un terme stipule dans le contrat lui-m'me. Le nombre de</w:t>
       </w:r>
     </w:p>
     <w:p>
       <w:r>
-        <w:t>renouvellements du m�me contrat (� distinguer de la succession de contrats) peut �tre d�termin� par convention ou</w:t>
+        <w:rPr>
+          <w:b w:val="0"/>
+          <w:color w:val="000000"/>
+          <w:sz w:val="22"/>
+        </w:rPr>
+        <w:t>renouvellements du m'me contrat (e distinguer de la succession de contrats) peut etre d'termine par convention ou</w:t>
       </w:r>
     </w:p>
     <w:p>
       <w:r>
-        <w:t>accord de branche �tendu et ses conditions stipul�es dans le contrat, ou faire l�objet d�un avenant soumis au salari� avant</w:t>
+        <w:rPr>
+          <w:b w:val="0"/>
+          <w:color w:val="000000"/>
+          <w:sz w:val="22"/>
+        </w:rPr>
+        <w:t>accord de branche etendu et ses conditions stipulees dans le contrat, ou faire l'objet d'un avenant soumis au salarie avant</w:t>
       </w:r>
     </w:p>
     <w:p>
       <w:r>
-        <w:t>le terme initialement pr�vu. � d�faut de stipulations collectives, le contrat de travail est renouvelable deux fois. Le</w:t>
+        <w:rPr>
+          <w:b w:val="0"/>
+          <w:color w:val="000000"/>
+          <w:sz w:val="22"/>
+        </w:rPr>
+        <w:t>le terme initialement prevu. e d'faut de stipulations collectives, le contrat de travail est renouvelable deux fois. Le</w:t>
       </w:r>
     </w:p>
     <w:p>
       <w:r>
-        <w:t>contrat peut aussi �tre sans terme pr�cis (dans les cas pr�vus par la loi -art.1242-7). Ce dernier doit alors comporter</w:t>
+        <w:rPr>
+          <w:b w:val="0"/>
+          <w:color w:val="000000"/>
+          <w:sz w:val="22"/>
+        </w:rPr>
+        <w:t>contrat peut aussi etre sans terme precis (dans les cas prevus par la loi -art.1242-7). Ce dernier doit alors comporter</w:t>
       </w:r>
     </w:p>
     <w:p>
       <w:r>
-        <w:t>une dur�e minimale en principe librement fix�e par les parties. Le principe du renouvellement est inutile dans la mesure</w:t>
+        <w:rPr>
+          <w:b w:val="0"/>
+          <w:color w:val="000000"/>
+          <w:sz w:val="22"/>
+        </w:rPr>
+        <w:t>une duree minimale en principe librement fixee par les parties. Le principe du renouvellement est inutile dans la mesure</w:t>
       </w:r>
     </w:p>
     <w:p>
       <w:r>
-        <w:t>o� le terme du contrat est fix� au retour du salari� absent ou � la r�alisation de l�objet du contrat. En toute hypoth�se, la</w:t>
+        <w:rPr>
+          <w:b w:val="0"/>
+          <w:color w:val="000000"/>
+          <w:sz w:val="22"/>
+        </w:rPr>
+        <w:t>oe le terme du contrat est fixe au retour du salarie absent ou e la realisation de l'objet du contrat. En toute hypothese, la</w:t>
       </w:r>
     </w:p>
     <w:p>
       <w:r>
-        <w:t>rupture du contrat ne peut intervenir avant le terme de la dur�e minimale hors les cas pr�vus aux articles L 1243-1 � L</w:t>
+        <w:rPr>
+          <w:b w:val="0"/>
+          <w:color w:val="000000"/>
+          <w:sz w:val="22"/>
+        </w:rPr>
+        <w:t>rupture du contrat ne peut intervenir avant le terme de la duree minimale hors les cas prevus aux articles L 1243-1 e L</w:t>
       </w:r>
     </w:p>
     <w:p>
       <w:r>
+        <w:rPr>
+          <w:b w:val="0"/>
+          <w:color w:val="000000"/>
+          <w:sz w:val="22"/>
+        </w:rPr>
         <w:t>1243-4.</w:t>
       </w:r>
     </w:p>
@@ -627,52 +1161,102 @@
         <w:pStyle w:val="Heading2"/>
       </w:pPr>
       <w:r>
-        <w:t>DUR�E MAXIMALE DU CONTRAT</w:t>
+        <w:rPr>
+          <w:b/>
+          <w:color w:val="2F5496"/>
+          <w:sz w:val="24"/>
+        </w:rPr>
+        <w:t>DUReE MAXIMALE DU CONTRAT</w:t>
       </w:r>
     </w:p>
     <w:p>
       <w:r>
+        <w:rPr>
+          <w:b w:val="0"/>
+          <w:color w:val="000000"/>
+          <w:sz w:val="22"/>
+        </w:rPr>
         <w:t>?</w:t>
       </w:r>
     </w:p>
     <w:p>
       <w:r>
-        <w:t>La dur�e maximale du contrat, renouvellements compris, peut �tre d�termin�e par convention ou accord de branche</w:t>
+        <w:rPr>
+          <w:b w:val="0"/>
+          <w:color w:val="000000"/>
+          <w:sz w:val="22"/>
+        </w:rPr>
+        <w:t>La duree maximale du contrat, renouvellements compris, peut etre d'terminee par convention ou accord de branche</w:t>
       </w:r>
     </w:p>
     <w:p>
       <w:r>
-        <w:t>�tendu, sous r�serve qu�elle n�ait ni pour objet ni pour effet de pourvoir durablement un emploi li� � l�activit� normale et</w:t>
+        <w:rPr>
+          <w:b w:val="0"/>
+          <w:color w:val="000000"/>
+          <w:sz w:val="22"/>
+        </w:rPr>
+        <w:t>etendu, sous reserve qu'elle n'ait ni pour objet ni pour effet de pourvoir durablement un emploi lie e l'activite normale et</w:t>
       </w:r>
     </w:p>
     <w:p>
       <w:r>
-        <w:t>permanente de l�entreprise. � d�faut de stipulations collectives (la loi est alors suppl�tive), la dur�e totale du contrat de</w:t>
+        <w:rPr>
+          <w:b w:val="0"/>
+          <w:color w:val="000000"/>
+          <w:sz w:val="22"/>
+        </w:rPr>
+        <w:t>permanente de l'entreprise. e d'faut de stipulations collectives (la loi est alors suppletive), la duree totale du contrat de</w:t>
       </w:r>
     </w:p>
     <w:p>
       <w:r>
-        <w:t>travail � dur�e d�termin�e ne peut exc�der dix-huit mois (hors cas sp�cifiques figurant � l�article 1242-8-1).</w:t>
+        <w:rPr>
+          <w:b w:val="0"/>
+          <w:color w:val="000000"/>
+          <w:sz w:val="22"/>
+        </w:rPr>
+        <w:t>travail e duree d'terminee ne peut exceder dix-huit mois (hors cas specifiques figurant e l'article 1242-8-1).</w:t>
       </w:r>
     </w:p>
     <w:p>
       <w:r>
-        <w:t>� noter qu�au cours de l�ex�cution du contrat, le salari� qui justifie d�une anciennet� continue d�au moins six mois peut</w:t>
+        <w:rPr>
+          <w:b w:val="0"/>
+          <w:color w:val="000000"/>
+          <w:sz w:val="22"/>
+        </w:rPr>
+        <w:t>e noter qu'au cours de l'execution du contrat, le salarie qui justifie d'une anciennete continue d'au moins six mois peut</w:t>
       </w:r>
     </w:p>
     <w:p>
       <w:r>
-        <w:t>demander � l�employeur de l�informer des postes � pourvoir en contrat � dur�e ind�termin�e. La demande est formul�e</w:t>
+        <w:rPr>
+          <w:b w:val="0"/>
+          <w:color w:val="000000"/>
+          <w:sz w:val="22"/>
+        </w:rPr>
+        <w:t>demander e l'employeur de l'informer des postes e pourvoir en contrat e duree indeterminee. La demande est formulee</w:t>
       </w:r>
     </w:p>
     <w:p>
       <w:r>
-        <w:t>par tout moyen donnant date certaine. L�employeur dispose du d�lai d�un mois pour lui fournir la liste des postes en CDI</w:t>
+        <w:rPr>
+          <w:b w:val="0"/>
+          <w:color w:val="000000"/>
+          <w:sz w:val="22"/>
+        </w:rPr>
+        <w:t>par tout moyen donnant date certaine. L'employeur dispose du d'lai d'un mois pour lui fournir la liste des postes en CDI</w:t>
       </w:r>
     </w:p>
     <w:p>
       <w:r>
-        <w:t>� pourvoir dans l�entreprise qui correspondent � sa qualification professionnelle.</w:t>
+        <w:rPr>
+          <w:b w:val="0"/>
+          <w:color w:val="000000"/>
+          <w:sz w:val="22"/>
+        </w:rPr>
+        <w:t>e pourvoir dans l'entreprise qui correspondent e sa qualification professionnelle.</w:t>
       </w:r>
     </w:p>
     <w:p>
@@ -680,7 +1264,12 @@
         <w:pStyle w:val="Heading2"/>
       </w:pPr>
       <w:r>
-        <w:t>LA SUCCESSION DE CDD D �</w:t>
+        <w:rPr>
+          <w:b/>
+          <w:color w:val="2F5496"/>
+          <w:sz w:val="24"/>
+        </w:rPr>
+        <w:t>LA SUCCESSION DE CDD D e</w:t>
       </w:r>
     </w:p>
     <w:p>
@@ -688,48 +1277,93 @@
         <w:pStyle w:val="Heading2"/>
       </w:pPr>
       <w:r>
-        <w:t>SUCCESSION SUR LE M�ME POSTE</w:t>
+        <w:rPr>
+          <w:b/>
+          <w:color w:val="2F5496"/>
+          <w:sz w:val="24"/>
+        </w:rPr>
+        <w:t>SUCCESSION SUR LE M'ME POSTE</w:t>
       </w:r>
     </w:p>
     <w:p>
       <w:r>
+        <w:rPr>
+          <w:b w:val="0"/>
+          <w:color w:val="000000"/>
+          <w:sz w:val="22"/>
+        </w:rPr>
         <w:t>?</w:t>
       </w:r>
     </w:p>
     <w:p>
       <w:r>
-        <w:t>La loi impose le respect d�un d�lai de carence, c�est-�-dire une dur�e minimale entre deux contrats � dur�e d�termin�e.</w:t>
+        <w:rPr>
+          <w:b w:val="0"/>
+          <w:color w:val="000000"/>
+          <w:sz w:val="22"/>
+        </w:rPr>
+        <w:t>La loi impose le respect d'un d'lai de carence, c'est-e-dire une duree minimale entre deux contrats e duree d'terminee.</w:t>
       </w:r>
     </w:p>
     <w:p>
       <w:r>
-        <w:t>Le ou les renouvellements sont pris en compte dans le calcul du d�lai de carence. Le non-respect du d�lai de carence fait</w:t>
+        <w:rPr>
+          <w:b w:val="0"/>
+          <w:color w:val="000000"/>
+          <w:sz w:val="22"/>
+        </w:rPr>
+        <w:t>Le ou les renouvellements sont pris en compte dans le calcul du d'lai de carence. Le non-respect du d'lai de carence fait</w:t>
       </w:r>
     </w:p>
     <w:p>
       <w:r>
-        <w:t>encourir la requalification en CDI (Cass. soc. 30 septembre 2014). Ce d�lai, ainsi que les cas dans lesquels il n�est pas</w:t>
+        <w:rPr>
+          <w:b w:val="0"/>
+          <w:color w:val="000000"/>
+          <w:sz w:val="22"/>
+        </w:rPr>
+        <w:t>encourir la requalification en CDI (Cass. soc. 30 septembre 2014). Ce d'lai, ainsi que les cas dans lesquels il n'est pas</w:t>
       </w:r>
     </w:p>
     <w:p>
       <w:r>
-        <w:t>applicable, peut �tre d�termin� par convention ou accord de branche �tendu (C. Trav L 1244-3 et 1244-4). Pour exem-</w:t>
+        <w:rPr>
+          <w:b w:val="0"/>
+          <w:color w:val="000000"/>
+          <w:sz w:val="22"/>
+        </w:rPr>
+        <w:t>applicable, peut etre d'termine par convention ou accord de branche etendu (C. Trav L 1244-3 et 1244-4). Pour exem-</w:t>
       </w:r>
     </w:p>
     <w:p>
       <w:r>
-        <w:t>ple : Accord du 29 juin 2018 relatif au contrat de travail � dur�e d�termin�e et au contrat de travail temporaire dans le</w:t>
+        <w:rPr>
+          <w:b w:val="0"/>
+          <w:color w:val="000000"/>
+          <w:sz w:val="22"/>
+        </w:rPr>
+        <w:t>ple : Accord du 29 juin 2018 relatif au contrat de travail e duree d'terminee et au contrat de travail temporaire dans le</w:t>
       </w:r>
     </w:p>
     <w:p>
       <w:r>
-        <w:t>secteur de la m�tallurgie.</w:t>
+        <w:rPr>
+          <w:b w:val="0"/>
+          <w:color w:val="000000"/>
+          <w:sz w:val="22"/>
+        </w:rPr>
+        <w:t>secteur de la m'tallurgie.</w:t>
       </w:r>
     </w:p>
     <w:p/>
     <w:p>
       <w:r>
-        <w:t>� titre suppl�tif, le code du travail dispose que ce d�lai est �gal :</w:t>
+        <w:rPr>
+          <w:b w:val="0"/>
+          <w:color w:val="000000"/>
+          <w:sz w:val="22"/>
+        </w:rPr>
+        <w:t>e titre suppletif, le code du travail dispose que ce d'lai est egal :</w:t>
       </w:r>
     </w:p>
     <w:p>
@@ -737,7 +1371,12 @@
         <w:pStyle w:val="ListBullet"/>
       </w:pPr>
       <w:r>
-        <w:t>au tiers de la dur�e du contrat, renouvellement inclus, si la dur�e de ce contrat, est au moins �gale � quatorze jours ; -</w:t>
+        <w:rPr>
+          <w:b w:val="0"/>
+          <w:color w:val="000000"/>
+          <w:sz w:val="22"/>
+        </w:rPr>
+        <w:t>au tiers de la duree du contrat, renouvellement inclus, si la duree de ce contrat, est au moins egale e quatorze jours ;</w:t>
       </w:r>
     </w:p>
     <w:p>
@@ -745,12 +1384,22 @@
         <w:pStyle w:val="ListBullet"/>
       </w:pPr>
       <w:r>
-        <w:t>� la moiti� de la dur�e du contrat, renouvellement inclus, si la dur�e de ce contrat est inf�rieure � quatorze jours. -</w:t>
+        <w:rPr>
+          <w:b w:val="0"/>
+          <w:color w:val="000000"/>
+          <w:sz w:val="22"/>
+        </w:rPr>
+        <w:t>e la moitie de la duree du contrat, renouvellement inclus, si la duree de ce contrat est inferieure e quatorze jours.</w:t>
       </w:r>
     </w:p>
     <w:p>
       <w:r>
-        <w:t>Toujours, � titre suppl�tif, �chappent � ce principe les exceptions suivantes (notamment) :</w:t>
+        <w:rPr>
+          <w:b w:val="0"/>
+          <w:color w:val="000000"/>
+          <w:sz w:val="22"/>
+        </w:rPr>
+        <w:t>Toujours, e titre suppletif, echappent e ce principe les exceptions suivantes (notamment) :</w:t>
       </w:r>
     </w:p>
     <w:p>
@@ -758,7 +1407,12 @@
         <w:pStyle w:val="ListBullet"/>
       </w:pPr>
       <w:r>
-        <w:t>les contrats conclus en cas de nouvelle absence du salari� remplac� ; -</w:t>
+        <w:rPr>
+          <w:b w:val="0"/>
+          <w:color w:val="000000"/>
+          <w:sz w:val="22"/>
+        </w:rPr>
+        <w:t>les contrats conclus en cas de nouvelle absence du salarie remplace ;</w:t>
       </w:r>
     </w:p>
     <w:p>
@@ -766,7 +1420,12 @@
         <w:pStyle w:val="ListBullet"/>
       </w:pPr>
       <w:r>
-        <w:t>les contrats conclus pour r�aliser des travaux urgents n�cessit�s par des mesures de s�curit� ; -</w:t>
+        <w:rPr>
+          <w:b w:val="0"/>
+          <w:color w:val="000000"/>
+          <w:sz w:val="22"/>
+        </w:rPr>
+        <w:t>les contrats conclus pour realiser des travaux urgents n'cessites par des mesures de s'curite ;</w:t>
       </w:r>
     </w:p>
     <w:p>
@@ -774,7 +1433,12 @@
         <w:pStyle w:val="ListBullet"/>
       </w:pPr>
       <w:r>
-        <w:t>les emplois saisonniers ; -</w:t>
+        <w:rPr>
+          <w:b w:val="0"/>
+          <w:color w:val="000000"/>
+          <w:sz w:val="22"/>
+        </w:rPr>
+        <w:t>les emplois saisonniers ;</w:t>
       </w:r>
     </w:p>
     <w:p>
@@ -782,7 +1446,12 @@
         <w:pStyle w:val="ListBullet"/>
       </w:pPr>
       <w:r>
-        <w:t>les contrats d�usage ; -</w:t>
+        <w:rPr>
+          <w:b w:val="0"/>
+          <w:color w:val="000000"/>
+          <w:sz w:val="22"/>
+        </w:rPr>
+        <w:t>les contrats d'usage ;</w:t>
       </w:r>
     </w:p>
     <w:p>
@@ -790,7 +1459,12 @@
         <w:pStyle w:val="ListBullet"/>
       </w:pPr>
       <w:r>
-        <w:t>les contrats conclus au titre de la politique de l�emploi. -</w:t>
+        <w:rPr>
+          <w:b w:val="0"/>
+          <w:color w:val="000000"/>
+          <w:sz w:val="22"/>
+        </w:rPr>
+        <w:t>les contrats conclus au titre de la politique de l'emploi.</w:t>
       </w:r>
     </w:p>
     <w:p>
@@ -798,21 +1472,41 @@
         <w:pStyle w:val="Heading2"/>
       </w:pPr>
       <w:r>
-        <w:t>SUCCESSION DE CONTRATS AVEC LE M�ME SALARI�</w:t>
+        <w:rPr>
+          <w:b/>
+          <w:color w:val="2F5496"/>
+          <w:sz w:val="24"/>
+        </w:rPr>
+        <w:t>SUCCESSION DE CONTRATS AVEC LE M'ME SALARIe</w:t>
       </w:r>
     </w:p>
     <w:p>
       <w:r>
+        <w:rPr>
+          <w:b w:val="0"/>
+          <w:color w:val="000000"/>
+          <w:sz w:val="22"/>
+        </w:rPr>
         <w:t>?</w:t>
       </w:r>
     </w:p>
     <w:p>
       <w:r>
-        <w:t>Il est possible de conclure un nouveau contrat en CDD avec le m�me salari� sans encourir le risque d�une requalification</w:t>
+        <w:rPr>
+          <w:b w:val="0"/>
+          <w:color w:val="000000"/>
+          <w:sz w:val="22"/>
+        </w:rPr>
+        <w:t>Il est possible de conclure un nouveau contrat en CDD avec le m'me salarie sans encourir le risque d'une requalification</w:t>
       </w:r>
     </w:p>
     <w:p>
       <w:r>
+        <w:rPr>
+          <w:b w:val="0"/>
+          <w:color w:val="000000"/>
+          <w:sz w:val="22"/>
+        </w:rPr>
         <w:t>en CDI en cas :</w:t>
       </w:r>
     </w:p>
@@ -821,7 +1515,12 @@
         <w:pStyle w:val="ListBullet"/>
       </w:pPr>
       <w:r>
-        <w:t>-e remplacement d�un autre salari� absent ; -</w:t>
+        <w:rPr>
+          <w:b w:val="0"/>
+          <w:color w:val="000000"/>
+          <w:sz w:val="22"/>
+        </w:rPr>
+        <w:t>-e remplacement d'un autre salarie absent ;</w:t>
       </w:r>
     </w:p>
     <w:p>
@@ -829,7 +1528,12 @@
         <w:pStyle w:val="ListBullet"/>
       </w:pPr>
       <w:r>
-        <w:t>de remplacement d�un salari� dont le contrat de travail est suspendu ; -</w:t>
+        <w:rPr>
+          <w:b w:val="0"/>
+          <w:color w:val="000000"/>
+          <w:sz w:val="22"/>
+        </w:rPr>
+        <w:t>de remplacement d'un salarie dont le contrat de travail est suspendu ;</w:t>
       </w:r>
     </w:p>
     <w:p>
@@ -837,7 +1541,12 @@
         <w:pStyle w:val="ListBullet"/>
       </w:pPr>
       <w:r>
-        <w:t>de travaux saisonniers ; -</w:t>
+        <w:rPr>
+          <w:b w:val="0"/>
+          <w:color w:val="000000"/>
+          <w:sz w:val="22"/>
+        </w:rPr>
+        <w:t>de travaux saisonniers ;</w:t>
       </w:r>
     </w:p>
     <w:p>
@@ -845,47 +1554,92 @@
         <w:pStyle w:val="ListBullet"/>
       </w:pPr>
       <w:r>
-        <w:t>d�emplois pour lesquels il est d�usage de ne pas recourir � un CDD. En cas de litige la juridiction saisie v�rifie que le -</w:t>
+        <w:rPr>
+          <w:b w:val="0"/>
+          <w:color w:val="000000"/>
+          <w:sz w:val="22"/>
+        </w:rPr>
+        <w:t>d'emplois pour lesquels il est d'usage de ne pas recourir e un CDD. En cas de litige la juridiction saisie verifie que le</w:t>
       </w:r>
     </w:p>
     <w:p>
       <w:r>
-        <w:t>secteur d�activit� entre bien dans la liste des activit�s concern�es mais veille en outre pour pr�venir les abus</w:t>
+        <w:rPr>
+          <w:b w:val="0"/>
+          <w:color w:val="000000"/>
+          <w:sz w:val="22"/>
+        </w:rPr>
+        <w:t>secteur d'activite entre bien dans la liste des activites concernees mais veille en outre pour prevenir les abus</w:t>
       </w:r>
     </w:p>
     <w:p>
       <w:r>
-        <w:t>r�sultant de l�utilisation de contrats � dur�e d�termin�e successifs, que le recours � l�utilisation des dits contrats est</w:t>
+        <w:rPr>
+          <w:b w:val="0"/>
+          <w:color w:val="000000"/>
+          <w:sz w:val="22"/>
+        </w:rPr>
+        <w:t>resultant de l'utilisation de contrats e duree d'terminee successifs, que le recours e l'utilisation des dits contrats est</w:t>
       </w:r>
     </w:p>
     <w:p>
       <w:r>
-        <w:t>� justifi� par des raisons objectives qui s�entendent de l�existence d��l�ments concrets �tablissant le caract�re par</w:t>
+        <w:rPr>
+          <w:b w:val="0"/>
+          <w:color w:val="000000"/>
+          <w:sz w:val="22"/>
+        </w:rPr>
+        <w:t>e justifie par des raisons objectives qui s'entendent de l'existence d'el'ments concrets etablissant le caractere par</w:t>
       </w:r>
     </w:p>
     <w:p>
       <w:r>
-        <w:t>nature temporaire de l�emploi � (Cass. soc 23 janvier 2008. En l�esp�ce un formateur a cumul� 14 ann�es d�ensei-</w:t>
+        <w:rPr>
+          <w:b w:val="0"/>
+          <w:color w:val="000000"/>
+          <w:sz w:val="22"/>
+        </w:rPr>
+        <w:t>nature temporaire de l'emploi e (Cass. soc 23 janvier 2008. En l'espece un formateur a cumule 14 annees d'ensei-</w:t>
       </w:r>
     </w:p>
     <w:p>
       <w:r>
-        <w:t>gnement sur un poste de professeur d��ducation artistique. La cour estime que non seulement l�emploi n�avait pas</w:t>
+        <w:rPr>
+          <w:b w:val="0"/>
+          <w:color w:val="000000"/>
+          <w:sz w:val="22"/>
+        </w:rPr>
+        <w:t>gnement sur un poste de professeur d'education artistique. La cour estime que non seulement l'emploi n'avait pas</w:t>
       </w:r>
     </w:p>
     <w:p>
       <w:r>
-        <w:t>un caract�re temporaire mais au surplus que la conclusion de contrats � dur�e d�termin�e successifs n��tait pas</w:t>
+        <w:rPr>
+          <w:b w:val="0"/>
+          <w:color w:val="000000"/>
+          <w:sz w:val="22"/>
+        </w:rPr>
+        <w:t>un caractere temporaire mais au surplus que la conclusion de contrats e duree d'terminee successifs n'etait pas</w:t>
       </w:r>
     </w:p>
     <w:p>
       <w:r>
-        <w:t>justifi�e par des raisons objectives. De m�me, attention cependant � ce que la conclusion de contrats successifs</w:t>
+        <w:rPr>
+          <w:b w:val="0"/>
+          <w:color w:val="000000"/>
+          <w:sz w:val="22"/>
+        </w:rPr>
+        <w:t>justifiee par des raisons objectives. De m'me, attention cependant e ce que la conclusion de contrats successifs</w:t>
       </w:r>
     </w:p>
     <w:p>
       <w:r>
-        <w:t>ne soit pas la manifestation d�un besoin permanent de l�entreprise (Cass. soc. 19 septembre 2012).</w:t>
+        <w:rPr>
+          <w:b w:val="0"/>
+          <w:color w:val="000000"/>
+          <w:sz w:val="22"/>
+        </w:rPr>
+        <w:t>ne soit pas la manifestation d'un besoin permanent de l'entreprise (Cass. soc. 19 septembre 2012).</w:t>
       </w:r>
     </w:p>
     <w:p>
@@ -893,7 +1647,12 @@
         <w:pStyle w:val="Heading2"/>
       </w:pPr>
       <w:r>
-        <w:t>LA FIN DU CDD E �</w:t>
+        <w:rPr>
+          <w:b/>
+          <w:color w:val="2F5496"/>
+          <w:sz w:val="24"/>
+        </w:rPr>
+        <w:t>LA FIN DU CDD E e</w:t>
       </w:r>
     </w:p>
     <w:p>
@@ -901,22 +1660,42 @@
         <w:pStyle w:val="Heading2"/>
       </w:pPr>
       <w:r>
-        <w:t>�CH�ANCE ET RUPTURE ANTICIP�E</w:t>
+        <w:rPr>
+          <w:b/>
+          <w:color w:val="2F5496"/>
+          <w:sz w:val="24"/>
+        </w:rPr>
+        <w:t>eCHeANCE ET RUPTURE ANTICIPeE</w:t>
       </w:r>
     </w:p>
     <w:p>
       <w:r>
+        <w:rPr>
+          <w:b w:val="0"/>
+          <w:color w:val="000000"/>
+          <w:sz w:val="22"/>
+        </w:rPr>
         <w:t>?</w:t>
       </w:r>
     </w:p>
     <w:p>
       <w:r>
-        <w:t>Le CDD s�ach�ve au terme pr�vu par le contrat ou lorsque l��v�nement ayant justifi� sa conclusion prend fin.</w:t>
+        <w:rPr>
+          <w:b w:val="0"/>
+          <w:color w:val="000000"/>
+          <w:sz w:val="22"/>
+        </w:rPr>
+        <w:t>Le CDD s'acheve au terme prevu par le contrat ou lorsque l'evenement ayant justifie sa conclusion prend fin.</w:t>
       </w:r>
     </w:p>
     <w:p>
       <w:r>
-        <w:t>D�autre part la loi pr�voit 5 cas de rupture anticip�e :</w:t>
+        <w:rPr>
+          <w:b w:val="0"/>
+          <w:color w:val="000000"/>
+          <w:sz w:val="22"/>
+        </w:rPr>
+        <w:t>D'autre part la loi prevoit 5 cas de rupture anticipee :</w:t>
       </w:r>
     </w:p>
     <w:p>
@@ -924,7 +1703,12 @@
         <w:pStyle w:val="ListBullet"/>
       </w:pPr>
       <w:r>
-        <w:t>l�accord des parties ; -</w:t>
+        <w:rPr>
+          <w:b w:val="0"/>
+          <w:color w:val="000000"/>
+          <w:sz w:val="22"/>
+        </w:rPr>
+        <w:t>l'accord des parties ;</w:t>
       </w:r>
     </w:p>
     <w:p>
@@ -932,11 +1716,21 @@
         <w:pStyle w:val="ListBullet"/>
       </w:pPr>
       <w:r>
-        <w:t>la faute grave de l�une des parties (une faute non qualifi�e comme telle ne peut justifier la rupture du contrat � -</w:t>
+        <w:rPr>
+          <w:b w:val="0"/>
+          <w:color w:val="000000"/>
+          <w:sz w:val="22"/>
+        </w:rPr>
+        <w:t>la faute grave de l'une des parties (une faute non qualifiee comme telle ne peut justifier la rupture du contrat e</w:t>
       </w:r>
     </w:p>
     <w:p>
       <w:r>
+        <w:rPr>
+          <w:b w:val="0"/>
+          <w:color w:val="000000"/>
+          <w:sz w:val="22"/>
+        </w:rPr>
         <w:t>Cass. Soc. 20 nov. 2013) ;</w:t>
       </w:r>
     </w:p>
@@ -945,7 +1739,12 @@
         <w:pStyle w:val="ListBullet"/>
       </w:pPr>
       <w:r>
-        <w:t>le cas de force majeure ; -</w:t>
+        <w:rPr>
+          <w:b w:val="0"/>
+          <w:color w:val="000000"/>
+          <w:sz w:val="22"/>
+        </w:rPr>
+        <w:t>le cas de force majeure ;</w:t>
       </w:r>
     </w:p>
     <w:p>
@@ -953,12 +1752,22 @@
         <w:pStyle w:val="ListBullet"/>
       </w:pPr>
       <w:r>
-        <w:t>la rupture � l�initiative du salari� en cas de conclusion d�un contrat � dur�e ind�termin�e. Il doit dans ce cas respecter -</w:t>
+        <w:rPr>
+          <w:b w:val="0"/>
+          <w:color w:val="000000"/>
+          <w:sz w:val="22"/>
+        </w:rPr>
+        <w:t>la rupture e l'initiative du salarie en cas de conclusion d'un contrat e duree indeterminee. Il doit dans ce cas respecter</w:t>
       </w:r>
     </w:p>
     <w:p>
       <w:r>
-        <w:t>un pr�avis ;</w:t>
+        <w:rPr>
+          <w:b w:val="0"/>
+          <w:color w:val="000000"/>
+          <w:sz w:val="22"/>
+        </w:rPr>
+        <w:t>un preavis ;</w:t>
       </w:r>
     </w:p>
     <w:p>
@@ -966,52 +1775,102 @@
         <w:pStyle w:val="ListBullet"/>
       </w:pPr>
       <w:r>
-        <w:t>l�inaptitude du salari� constat�e par le m�decin du travail. -</w:t>
+        <w:rPr>
+          <w:b w:val="0"/>
+          <w:color w:val="000000"/>
+          <w:sz w:val="22"/>
+        </w:rPr>
+        <w:t>l'inaptitude du salarie constatee par le m'decin du travail.</w:t>
       </w:r>
     </w:p>
     <w:p>
       <w:r>
-        <w:t>Les dispositions sont d�ordre public et les parties ne peuvent y d�roger conventionnellement. Il n�est ainsi pas possible</w:t>
+        <w:rPr>
+          <w:b w:val="0"/>
+          <w:color w:val="000000"/>
+          <w:sz w:val="22"/>
+        </w:rPr>
+        <w:t>Les dispositions sont d'ordre public et les parties ne peuvent y d'roger conventionnellement. Il n'est ainsi pas possible</w:t>
       </w:r>
     </w:p>
     <w:p>
       <w:r>
-        <w:t>de pr�voir au contrat une stipulation autorisant la rupture unilat�rale du contrat hors des cas pr�vus par la loi (Cass.</w:t>
+        <w:rPr>
+          <w:b w:val="0"/>
+          <w:color w:val="000000"/>
+          <w:sz w:val="22"/>
+        </w:rPr>
+        <w:t>de prevoir au contrat une stipulation autorisant la rupture unilaterale du contrat hors des cas prevus par la loi (Cass.</w:t>
       </w:r>
     </w:p>
     <w:p>
       <w:r>
-        <w:t>soc. 4 f�vrier 2015).</w:t>
+        <w:rPr>
+          <w:b w:val="0"/>
+          <w:color w:val="000000"/>
+          <w:sz w:val="22"/>
+        </w:rPr>
+        <w:t>soc. 4 fevrier 2015).</w:t>
       </w:r>
     </w:p>
     <w:p>
       <w:r>
-        <w:t>La rupture anticip�e � l�initiative de l�employeur, en dehors des cas de faute grave, de force majeure ou d�inaptitude,</w:t>
+        <w:rPr>
+          <w:b w:val="0"/>
+          <w:color w:val="000000"/>
+          <w:sz w:val="22"/>
+        </w:rPr>
+        <w:t>La rupture anticipee e l'initiative de l'employeur, en dehors des cas de faute grave, de force majeure ou d'inaptitude,</w:t>
       </w:r>
     </w:p>
     <w:p>
       <w:r>
-        <w:t>ouvre droit pour le salari� � des dommages et int�r�ts d�un montant au moins �gal aux r�mun�rations qu�il aurait</w:t>
+        <w:rPr>
+          <w:b w:val="0"/>
+          <w:color w:val="000000"/>
+          <w:sz w:val="22"/>
+        </w:rPr>
+        <w:t>ouvre droit pour le salarie e des dommages et interets d'un montant au moins egal aux remunerations qu'il aurait</w:t>
       </w:r>
     </w:p>
     <w:p>
       <w:r>
-        <w:t>per�ues jusqu�au terme du contrat, sans pr�judice de l�indemnit� de fin de contrat. Il en est de m�me dans l�hypoth�se</w:t>
+        <w:rPr>
+          <w:b w:val="0"/>
+          <w:color w:val="000000"/>
+          <w:sz w:val="22"/>
+        </w:rPr>
+        <w:t>pereues jusqu'au terme du contrat, sans prejudice de l'indemnite de fin de contrat. Il en est de m'me dans l'hypothese</w:t>
       </w:r>
     </w:p>
     <w:p>
       <w:r>
-        <w:t>d�un sinistre r�sultant d�un cas de force majeure.</w:t>
+        <w:rPr>
+          <w:b w:val="0"/>
+          <w:color w:val="000000"/>
+          <w:sz w:val="22"/>
+        </w:rPr>
+        <w:t>d'un sinistre resultant d'un cas de force majeure.</w:t>
       </w:r>
     </w:p>
     <w:p>
       <w:r>
-        <w:t>De m�me si la rupture intervient � l�initiative du salari� en dehors des cas l�gaux, celle-ci ouvre droit pour l�employeur �</w:t>
+        <w:rPr>
+          <w:b w:val="0"/>
+          <w:color w:val="000000"/>
+          <w:sz w:val="22"/>
+        </w:rPr>
+        <w:t>De m'me si la rupture intervient e l'initiative du salarie en dehors des cas l'gaux, celle-ci ouvre droit pour l'employeur e</w:t>
       </w:r>
     </w:p>
     <w:p>
       <w:r>
-        <w:t>des dommages et int�r�ts correspondant au pr�judice subi (Cass. soc. 9 f�vrier 2011).</w:t>
+        <w:rPr>
+          <w:b w:val="0"/>
+          <w:color w:val="000000"/>
+          <w:sz w:val="22"/>
+        </w:rPr>
+        <w:t>des dommages et interets correspondant au prejudice subi (Cass. soc. 9 fevrier 2011).</w:t>
       </w:r>
     </w:p>
     <w:p>
@@ -1019,32 +1878,62 @@
         <w:pStyle w:val="Heading2"/>
       </w:pPr>
       <w:r>
-        <w:t>PROPOSITION DE POURSUITE DES RELATIONS CONTRACTUELLES APR�S �CH�ANCE</w:t>
+        <w:rPr>
+          <w:b/>
+          <w:color w:val="2F5496"/>
+          <w:sz w:val="24"/>
+        </w:rPr>
+        <w:t>PROPOSITION DE POURSUITE DES RELATIONS CONTRACTUELLES APReS eCHeANCE</w:t>
       </w:r>
     </w:p>
     <w:p>
       <w:r>
+        <w:rPr>
+          <w:b w:val="0"/>
+          <w:color w:val="000000"/>
+          <w:sz w:val="22"/>
+        </w:rPr>
         <w:t>?</w:t>
       </w:r>
     </w:p>
     <w:p>
       <w:r>
-        <w:t>L�employeur peut proposer au salari� une poursuite des relations contractuelles en contrat � dur�e ind�termin�e sur le</w:t>
+        <w:rPr>
+          <w:b w:val="0"/>
+          <w:color w:val="000000"/>
+          <w:sz w:val="22"/>
+        </w:rPr>
+        <w:t>L'employeur peut proposer au salarie une poursuite des relations contractuelles en contrat e duree indeterminee sur le</w:t>
       </w:r>
     </w:p>
     <w:p>
       <w:r>
-        <w:t>m�me poste ou un poste comparable (r�mun�ration, dur�e du travail, lieu de travail �quivalents). Il doit notifier par</w:t>
+        <w:rPr>
+          <w:b w:val="0"/>
+          <w:color w:val="000000"/>
+          <w:sz w:val="22"/>
+        </w:rPr>
+        <w:t>m'me poste ou un poste comparable (remuneration, duree du travail, lieu de travail equivalents). Il doit notifier par</w:t>
       </w:r>
     </w:p>
     <w:p>
       <w:r>
-        <w:t>�crit sa proposition au salari�. En cas de refus, l�employeur doit informer France Travail (sur les cons�quences atta-</w:t>
+        <w:rPr>
+          <w:b w:val="0"/>
+          <w:color w:val="000000"/>
+          <w:sz w:val="22"/>
+        </w:rPr>
+        <w:t>ecrit sa proposition au salarie. En cas de refus, l'employeur doit informer France Travail (sur les consequences atta-</w:t>
       </w:r>
     </w:p>
     <w:p>
       <w:r>
-        <w:t>ch�es, cf. Fiche 29).</w:t>
+        <w:rPr>
+          <w:b w:val="0"/>
+          <w:color w:val="000000"/>
+          <w:sz w:val="22"/>
+        </w:rPr>
+        <w:t>chees, cf. Fiche 29).</w:t>
       </w:r>
     </w:p>
     <w:p>
@@ -1052,65 +1941,116 @@
         <w:pStyle w:val="Heading2"/>
       </w:pPr>
       <w:r>
-        <w:t>ABSENCE DE POURSUITE DES RELATIONS CONTRACTUELLES APR�S �CH�ANCE</w:t>
+        <w:rPr>
+          <w:b/>
+          <w:color w:val="2F5496"/>
+          <w:sz w:val="24"/>
+        </w:rPr>
+        <w:t>ABSENCE DE POURSUITE DES RELATIONS CONTRACTUELLES APReS eCHeANCE</w:t>
       </w:r>
     </w:p>
     <w:p>
       <w:r>
+        <w:rPr>
+          <w:b w:val="0"/>
+          <w:color w:val="000000"/>
+          <w:sz w:val="22"/>
+        </w:rPr>
         <w:t>?</w:t>
       </w:r>
     </w:p>
     <w:p>
       <w:r>
-        <w:t>Enfin, lorsque � l�issue d�un contrat de travail, les relations contractuelles de travail ne se poursuivent pas par un contrat</w:t>
+        <w:rPr>
+          <w:b w:val="0"/>
+          <w:color w:val="000000"/>
+          <w:sz w:val="22"/>
+        </w:rPr>
+        <w:t>Enfin, lorsque e l'issue d'un contrat de travail, les relations contractuelles de travail ne se poursuivent pas par un contrat</w:t>
       </w:r>
     </w:p>
     <w:p>
       <w:r>
-        <w:t>� dur�e ind�termin�e, le salari� a droit � une indemnit� de fin de contrat, sauf cas particuliers (art. 1243-10 C. trav.),</w:t>
+        <w:rPr>
+          <w:b w:val="0"/>
+          <w:color w:val="000000"/>
+          <w:sz w:val="22"/>
+        </w:rPr>
+        <w:t>e duree indeterminee, le salarie a droit e une indemnite de fin de contrat, sauf cas particuliers (art. 1243-10 C. trav.),</w:t>
       </w:r>
     </w:p>
     <w:p>
       <w:r>
-        <w:t>destin�e � compenser la pr�carit� de sa situation. Cette indemnit� est �gale � 10% de la r�mun�ration totale brute vers�e</w:t>
+        <w:rPr>
+          <w:b w:val="0"/>
+          <w:color w:val="000000"/>
+          <w:sz w:val="22"/>
+        </w:rPr>
+        <w:t>destinee e compenser la precarite de sa situation. Cette indemnite est egale e 10% de la remuneration totale brute versee</w:t>
       </w:r>
     </w:p>
     <w:p>
       <w:r>
-        <w:t>au salari�. En outre, une indemnit� compensatrice de cong�s pay�s, calcul�e en fonction de la dur�e du contrat et dont le</w:t>
+        <w:rPr>
+          <w:b w:val="0"/>
+          <w:color w:val="000000"/>
+          <w:sz w:val="22"/>
+        </w:rPr>
+        <w:t>au salarie. En outre, une indemnite compensatrice de conges payes, calculee en fonction de la duree du contrat et dont le</w:t>
       </w:r>
     </w:p>
     <w:p>
       <w:r>
-        <w:t>montant ne peut �tre inf�rieur au 10</w:t>
+        <w:rPr>
+          <w:b w:val="0"/>
+          <w:color w:val="000000"/>
+          <w:sz w:val="22"/>
+        </w:rPr>
+        <w:t>montant ne peut etre inferieur au 10</w:t>
       </w:r>
     </w:p>
     <w:p>
       <w:r>
+        <w:rPr>
+          <w:b w:val="0"/>
+          <w:color w:val="000000"/>
+          <w:sz w:val="22"/>
+        </w:rPr>
         <w:t>e</w:t>
       </w:r>
     </w:p>
     <w:p>
       <w:r>
-        <w:t>de la r�mun�ration totale, est due au salari� lorsqu�il n�a pas liquid� ses droits �</w:t>
+        <w:rPr>
+          <w:b w:val="0"/>
+          <w:color w:val="000000"/>
+          <w:sz w:val="22"/>
+        </w:rPr>
+        <w:t>de la remuneration totale, est due au salarie lorsqu'il n'a pas liquide ses droits e</w:t>
       </w:r>
     </w:p>
     <w:p>
       <w:r>
-        <w:t>cong�s.</w:t>
+        <w:rPr>
+          <w:b w:val="0"/>
+          <w:color w:val="000000"/>
+          <w:sz w:val="22"/>
+        </w:rPr>
+        <w:t>conges.</w:t>
       </w:r>
     </w:p>
-    <w:p/>
-    <w:p/>
-    <w:p/>
-    <w:p/>
     <w:p/>
     <w:p>
       <w:pPr>
         <w:pStyle w:val="Heading2"/>
       </w:pPr>
       <w:r>
-        <w:t>LE CONTRAT DE TRAVAIL TEMPORAIRE II �</w:t>
+        <w:rPr>
+          <w:b/>
+          <w:color w:val="2F5496"/>
+          <w:sz w:val="24"/>
+        </w:rPr>
+        <w:t>LE CONTRAT DE TRAVAIL TEMPORAIRE II e</w:t>
       </w:r>
     </w:p>
     <w:p>
@@ -1118,32 +2058,62 @@
         <w:pStyle w:val="Heading2"/>
       </w:pPr>
       <w:r>
-        <w:t>D�FINITION A �</w:t>
+        <w:rPr>
+          <w:b/>
+          <w:color w:val="2F5496"/>
+          <w:sz w:val="24"/>
+        </w:rPr>
+        <w:t>D'FINITION A e</w:t>
       </w:r>
     </w:p>
     <w:p>
       <w:r>
-        <w:t>La loi d�finit l�activit� de travail temporaire comme �tant celle de toute personne physique ou morale dont l�activit�</w:t>
+        <w:rPr>
+          <w:b w:val="0"/>
+          <w:color w:val="000000"/>
+          <w:sz w:val="22"/>
+        </w:rPr>
+        <w:t>La loi d'finit l'activite de travail temporaire comme etant celle de toute personne physique ou morale dont l'activite</w:t>
       </w:r>
     </w:p>
     <w:p>
       <w:r>
-        <w:t>exclusive est de mettre � la disposition provisoire d�utilisateurs, des salari�s, qu�en fonction d�une qualification</w:t>
+        <w:rPr>
+          <w:b w:val="0"/>
+          <w:color w:val="000000"/>
+          <w:sz w:val="22"/>
+        </w:rPr>
+        <w:t>exclusive est de mettre e la disposition provisoire d'utilisateurs, des salaries, qu'en fonction d'une qualification</w:t>
       </w:r>
     </w:p>
     <w:p>
       <w:r>
-        <w:t>convenue elle embauche et r�mun�re � cet effet.</w:t>
+        <w:rPr>
+          <w:b w:val="0"/>
+          <w:color w:val="000000"/>
+          <w:sz w:val="22"/>
+        </w:rPr>
+        <w:t>convenue elle embauche et remunere e cet effet.</w:t>
       </w:r>
     </w:p>
     <w:p>
       <w:r>
-        <w:t>Le recours au travail temporaire a pour objet la mise � disposition temporaire d�un salari� par une entreprise de travail</w:t>
+        <w:rPr>
+          <w:b w:val="0"/>
+          <w:color w:val="000000"/>
+          <w:sz w:val="22"/>
+        </w:rPr>
+        <w:t>Le recours au travail temporaire a pour objet la mise e disposition temporaire d'un salarie par une entreprise de travail</w:t>
       </w:r>
     </w:p>
     <w:p>
       <w:r>
-        <w:t>temporaire au b�n�fice d�un client utilisateur pour l�ex�cution d�une mission (art. 1251-1 C. trav.).</w:t>
+        <w:rPr>
+          <w:b w:val="0"/>
+          <w:color w:val="000000"/>
+          <w:sz w:val="22"/>
+        </w:rPr>
+        <w:t>temporaire au ben'fice d'un client utilisateur pour l'execution d'une mission (art. 1251-1 C. trav.).</w:t>
       </w:r>
     </w:p>
     <w:p>
@@ -1151,12 +2121,22 @@
         <w:pStyle w:val="Heading2"/>
       </w:pPr>
       <w:r>
-        <w:t>L�EXISTENCE D�UNE DOUBLE RELATION CONTRACTUELLE B �</w:t>
+        <w:rPr>
+          <w:b/>
+          <w:color w:val="2F5496"/>
+          <w:sz w:val="24"/>
+        </w:rPr>
+        <w:t>L'EXISTENCE D'UNE DOUBLE RELATION CONTRACTUELLE B e</w:t>
       </w:r>
     </w:p>
     <w:p>
       <w:r>
-        <w:t>La dimension originale du travail temporaire tient � l�existence concomitante de deux contrats :</w:t>
+        <w:rPr>
+          <w:b w:val="0"/>
+          <w:color w:val="000000"/>
+          <w:sz w:val="22"/>
+        </w:rPr>
+        <w:t>La dimension originale du travail temporaire tient e l'existence concomitante de deux contrats :</w:t>
       </w:r>
     </w:p>
     <w:p>
@@ -1164,47 +2144,92 @@
         <w:pStyle w:val="Heading2"/>
       </w:pPr>
       <w:r>
+        <w:rPr>
+          <w:b/>
+          <w:color w:val="2F5496"/>
+          <w:sz w:val="24"/>
+        </w:rPr>
         <w:t>LE CONTRAT DE MISSION</w:t>
       </w:r>
     </w:p>
     <w:p>
       <w:r>
+        <w:rPr>
+          <w:b w:val="0"/>
+          <w:color w:val="000000"/>
+          <w:sz w:val="22"/>
+        </w:rPr>
         <w:t>?</w:t>
       </w:r>
     </w:p>
     <w:p>
       <w:r>
-        <w:t>Ou contrat de travail temporaire. Il est conclu entre l�entreprise de travail temporaire et le salari� int�rimaire.</w:t>
+        <w:rPr>
+          <w:b w:val="0"/>
+          <w:color w:val="000000"/>
+          <w:sz w:val="22"/>
+        </w:rPr>
+        <w:t>Ou contrat de travail temporaire. Il est conclu entre l'entreprise de travail temporaire et le salarie interimaire.</w:t>
       </w:r>
     </w:p>
     <w:p>
       <w:r>
-        <w:t>Obligatoirement �crit et sign� par le salari�, il doit lui �tre remis dans les 2 jours de sa conclusion sous peine de sanctions</w:t>
+        <w:rPr>
+          <w:b w:val="0"/>
+          <w:color w:val="000000"/>
+          <w:sz w:val="22"/>
+        </w:rPr>
+        <w:t>Obligatoirement ecrit et signe par le salarie, il doit lui etre remis dans les 2 jours de sa conclusion sous peine de sanctions</w:t>
       </w:r>
     </w:p>
     <w:p>
       <w:r>
-        <w:t>civiles et p�nales. Il comporte toutes mentions obligatoires, notamment celles figurant dans le contrat de mise �</w:t>
+        <w:rPr>
+          <w:b w:val="0"/>
+          <w:color w:val="000000"/>
+          <w:sz w:val="22"/>
+        </w:rPr>
+        <w:t>civiles et penales. Il comporte toutes mentions obligatoires, notamment celles figurant dans le contrat de mise e</w:t>
       </w:r>
     </w:p>
     <w:p>
       <w:r>
-        <w:t>disposition mais aussi celles relatives � la r�mun�ration, � la qualification ou � la pr�sence d�une p�riode d�essai dont la</w:t>
+        <w:rPr>
+          <w:b w:val="0"/>
+          <w:color w:val="000000"/>
+          <w:sz w:val="22"/>
+        </w:rPr>
+        <w:t>disposition mais aussi celles relatives e la remuneration, e la qualification ou e la presence d'une periode d'essai dont la</w:t>
       </w:r>
     </w:p>
     <w:p>
       <w:r>
-        <w:t>dur�e est fix�e par voie conventionnelle (� d�faut, elle ne peut exc�der deux jours si le contrat est conclu pour une dur�e</w:t>
+        <w:rPr>
+          <w:b w:val="0"/>
+          <w:color w:val="000000"/>
+          <w:sz w:val="22"/>
+        </w:rPr>
+        <w:t>duree est fixee par voie conventionnelle (e d'faut, elle ne peut exceder deux jours si le contrat est conclu pour une duree</w:t>
       </w:r>
     </w:p>
     <w:p>
       <w:r>
-        <w:t>inf�rieure ou �gale � un mois, trois jours si le contrat est conclu pour une dur�e comprise entre un et deux mois, cinq</w:t>
+        <w:rPr>
+          <w:b w:val="0"/>
+          <w:color w:val="000000"/>
+          <w:sz w:val="22"/>
+        </w:rPr>
+        <w:t>inferieure ou egale e un mois, trois jours si le contrat est conclu pour une duree comprise entre un et deux mois, cinq</w:t>
       </w:r>
     </w:p>
     <w:p>
       <w:r>
-        <w:t>jours au-del�). Les r�gles relatives � la dur�e du contrat sont identiques � celles du CDD.</w:t>
+        <w:rPr>
+          <w:b w:val="0"/>
+          <w:color w:val="000000"/>
+          <w:sz w:val="22"/>
+        </w:rPr>
+        <w:t>jours au-dele). Les regles relatives e la duree du contrat sont identiques e celles du CDD.</w:t>
       </w:r>
     </w:p>
     <w:p>
@@ -1212,17 +2237,32 @@
         <w:pStyle w:val="Heading2"/>
       </w:pPr>
       <w:r>
-        <w:t>LE CONTRAT DE MISE � DISPOSITION</w:t>
+        <w:rPr>
+          <w:b/>
+          <w:color w:val="2F5496"/>
+          <w:sz w:val="24"/>
+        </w:rPr>
+        <w:t>LE CONTRAT DE MISE e DISPOSITION</w:t>
       </w:r>
     </w:p>
     <w:p>
       <w:r>
+        <w:rPr>
+          <w:b w:val="0"/>
+          <w:color w:val="000000"/>
+          <w:sz w:val="22"/>
+        </w:rPr>
         <w:t>?</w:t>
       </w:r>
     </w:p>
     <w:p>
       <w:r>
-        <w:t>Il est conclu entre l�entreprise de travail temporaire et l�entreprise utilisatrice. N�cessairement �crit, il indique :</w:t>
+        <w:rPr>
+          <w:b w:val="0"/>
+          <w:color w:val="000000"/>
+          <w:sz w:val="22"/>
+        </w:rPr>
+        <w:t>Il est conclu entre l'entreprise de travail temporaire et l'entreprise utilisatrice. N'cessairement ecrit, il indique :</w:t>
       </w:r>
     </w:p>
     <w:p>
@@ -1230,7 +2270,12 @@
         <w:pStyle w:val="ListBullet"/>
       </w:pPr>
       <w:r>
-        <w:t>la raison pour laquelle l�entreprise � recours au travailleur temporaire ; -</w:t>
+        <w:rPr>
+          <w:b w:val="0"/>
+          <w:color w:val="000000"/>
+          <w:sz w:val="22"/>
+        </w:rPr>
+        <w:t>la raison pour laquelle l'entreprise e recours au travailleur temporaire ;</w:t>
       </w:r>
     </w:p>
     <w:p>
@@ -1238,7 +2283,12 @@
         <w:pStyle w:val="ListBullet"/>
       </w:pPr>
       <w:r>
-        <w:t>le terme de la mission ; -</w:t>
+        <w:rPr>
+          <w:b w:val="0"/>
+          <w:color w:val="000000"/>
+          <w:sz w:val="22"/>
+        </w:rPr>
+        <w:t>le terme de la mission ;</w:t>
       </w:r>
     </w:p>
     <w:p>
@@ -1246,7 +2296,12 @@
         <w:pStyle w:val="ListBullet"/>
       </w:pPr>
       <w:r>
-        <w:t>le poste � pourvoir et la qualification requise ; -</w:t>
+        <w:rPr>
+          <w:b w:val="0"/>
+          <w:color w:val="000000"/>
+          <w:sz w:val="22"/>
+        </w:rPr>
+        <w:t>le poste e pourvoir et la qualification requise ;</w:t>
       </w:r>
     </w:p>
     <w:p>
@@ -1254,7 +2309,12 @@
         <w:pStyle w:val="ListBullet"/>
       </w:pPr>
       <w:r>
-        <w:t>la r�mun�ration pr�vue ; -</w:t>
+        <w:rPr>
+          <w:b w:val="0"/>
+          <w:color w:val="000000"/>
+          <w:sz w:val="22"/>
+        </w:rPr>
+        <w:t>la remuneration prevue ;</w:t>
       </w:r>
     </w:p>
     <w:p>
@@ -1262,7 +2322,12 @@
         <w:pStyle w:val="ListBullet"/>
       </w:pPr>
       <w:r>
-        <w:t>les �l�ments de protection individuelle imp�ratifs � la r�alisation de la t�che. -</w:t>
+        <w:rPr>
+          <w:b w:val="0"/>
+          <w:color w:val="000000"/>
+          <w:sz w:val="22"/>
+        </w:rPr>
+        <w:t>les el'ments de protection individuelle imperatifs e la realisation de la t'che.</w:t>
       </w:r>
     </w:p>
     <w:p>
@@ -1270,27 +2335,52 @@
         <w:pStyle w:val="Heading2"/>
       </w:pPr>
       <w:r>
-        <w:t>LES CAS DE RECOURS C �</w:t>
+        <w:rPr>
+          <w:b/>
+          <w:color w:val="2F5496"/>
+          <w:sz w:val="24"/>
+        </w:rPr>
+        <w:t>LES CAS DE RECOURS C e</w:t>
       </w:r>
     </w:p>
     <w:p>
       <w:r>
-        <w:t>L�entreprise utilisatrice ne peut avoir recours au travailleur int�rimaire que dans les cas o� la loi l�autorise. En effet,</w:t>
+        <w:rPr>
+          <w:b w:val="0"/>
+          <w:color w:val="000000"/>
+          <w:sz w:val="22"/>
+        </w:rPr>
+        <w:t>L'entreprise utilisatrice ne peut avoir recours au travailleur interimaire que dans les cas oe la loi l'autorise. En effet,</w:t>
       </w:r>
     </w:p>
     <w:p>
       <w:r>
-        <w:t>comme pour le CDD, le contrat de travail temporaire ne saurait se substituer � un contrat de droit commun si l�emploi</w:t>
+        <w:rPr>
+          <w:b w:val="0"/>
+          <w:color w:val="000000"/>
+          <w:sz w:val="22"/>
+        </w:rPr>
+        <w:t>comme pour le CDD, le contrat de travail temporaire ne saurait se substituer e un contrat de droit commun si l'emploi</w:t>
       </w:r>
     </w:p>
     <w:p>
       <w:r>
-        <w:t>occup� correspond � l�activit� normale et permanente de l�entreprise utilisatrice.</w:t>
+        <w:rPr>
+          <w:b w:val="0"/>
+          <w:color w:val="000000"/>
+          <w:sz w:val="22"/>
+        </w:rPr>
+        <w:t>occupe correspond e l'activite normale et permanente de l'entreprise utilisatrice.</w:t>
       </w:r>
     </w:p>
     <w:p>
       <w:r>
-        <w:t>Les cas de recours les plus fr�quents sont :</w:t>
+        <w:rPr>
+          <w:b w:val="0"/>
+          <w:color w:val="000000"/>
+          <w:sz w:val="22"/>
+        </w:rPr>
+        <w:t>Les cas de recours les plus frequents sont :</w:t>
       </w:r>
     </w:p>
     <w:p>
@@ -1298,7 +2388,12 @@
         <w:pStyle w:val="ListBullet"/>
       </w:pPr>
       <w:r>
-        <w:t>le remplacement d�un salari� absent ; -</w:t>
+        <w:rPr>
+          <w:b w:val="0"/>
+          <w:color w:val="000000"/>
+          <w:sz w:val="22"/>
+        </w:rPr>
+        <w:t>le remplacement d'un salarie absent ;</w:t>
       </w:r>
     </w:p>
     <w:p>
@@ -1306,7 +2401,12 @@
         <w:pStyle w:val="ListBullet"/>
       </w:pPr>
       <w:r>
-        <w:t>l�accroissement temporaire d�activit� ; -</w:t>
+        <w:rPr>
+          <w:b w:val="0"/>
+          <w:color w:val="000000"/>
+          <w:sz w:val="22"/>
+        </w:rPr>
+        <w:t>l'accroissement temporaire d'activite ;</w:t>
       </w:r>
     </w:p>
     <w:p>
@@ -1314,12 +2414,22 @@
         <w:pStyle w:val="ListBullet"/>
       </w:pPr>
       <w:r>
-        <w:t>les emplois � caract�re saisonniers ou pour lesquels il est d�usage de ne pas recourir � un contrat � dur�e -</w:t>
+        <w:rPr>
+          <w:b w:val="0"/>
+          <w:color w:val="000000"/>
+          <w:sz w:val="22"/>
+        </w:rPr>
+        <w:t>les emplois e caractere saisonniers ou pour lesquels il est d'usage de ne pas recourir e un contrat e duree</w:t>
       </w:r>
     </w:p>
     <w:p>
       <w:r>
-        <w:t>ind�termin�e.</w:t>
+        <w:rPr>
+          <w:b w:val="0"/>
+          <w:color w:val="000000"/>
+          <w:sz w:val="22"/>
+        </w:rPr>
+        <w:t>indeterminee.</w:t>
       </w:r>
     </w:p>
     <w:p>
@@ -1327,47 +2437,92 @@
         <w:pStyle w:val="Heading2"/>
       </w:pPr>
       <w:r>
-        <w:t>STATUT DU SALARI� D �</w:t>
+        <w:rPr>
+          <w:b/>
+          <w:color w:val="2F5496"/>
+          <w:sz w:val="24"/>
+        </w:rPr>
+        <w:t>STATUT DU SALARIe D e</w:t>
       </w:r>
     </w:p>
     <w:p>
       <w:r>
-        <w:t>Le salari� b�n�ficie de l�ensemble des droits individuels et collectifs que la loi reconna�t � tout salari�. Ainsi, sa r�mun�ration</w:t>
+        <w:rPr>
+          <w:b w:val="0"/>
+          <w:color w:val="000000"/>
+          <w:sz w:val="22"/>
+        </w:rPr>
+        <w:t>Le salarie ben'ficie de l'ensemble des droits individuels et collectifs que la loi reconnaet e tout salarie. Ainsi, sa remuneration</w:t>
       </w:r>
     </w:p>
     <w:p>
       <w:r>
-        <w:t>ne peut �tre inf�rieure � celle que percevrait un salari� en CDI pour la m�me qualification et sur le m�me poste. De m�me</w:t>
+        <w:rPr>
+          <w:b w:val="0"/>
+          <w:color w:val="000000"/>
+          <w:sz w:val="22"/>
+        </w:rPr>
+        <w:t>ne peut etre inferieure e celle que percevrait un salarie en CDI pour la m'me qualification et sur le m'me poste. De m'me</w:t>
       </w:r>
     </w:p>
     <w:p>
       <w:r>
-        <w:t>qu�il b�n�ficie des droits � la formation professionnelle ou encore des cong�s pour �v�nements familiaux. Il en est encore</w:t>
+        <w:rPr>
+          <w:b w:val="0"/>
+          <w:color w:val="000000"/>
+          <w:sz w:val="22"/>
+        </w:rPr>
+        <w:t>qu'il ben'ficie des droits e la formation professionnelle ou encore des conges pour evenements familiaux. Il en est encore</w:t>
       </w:r>
     </w:p>
     <w:p>
       <w:r>
-        <w:t>ainsi en ce qui concerne la demande que peut formuler le salari� concernant des postes en contrat � dur�e ind�termin�e</w:t>
+        <w:rPr>
+          <w:b w:val="0"/>
+          <w:color w:val="000000"/>
+          <w:sz w:val="22"/>
+        </w:rPr>
+        <w:t>ainsi en ce qui concerne la demande que peut formuler le salarie concernant des postes en contrat e duree indeterminee</w:t>
       </w:r>
     </w:p>
     <w:p>
       <w:r>
-        <w:t>aupr�s de l�entreprise utilisatrice, mais aussi des cons�quences du refus du salari� d�une proposition de poste en CDI.</w:t>
+        <w:rPr>
+          <w:b w:val="0"/>
+          <w:color w:val="000000"/>
+          <w:sz w:val="22"/>
+        </w:rPr>
+        <w:t>aupres de l'entreprise utilisatrice, mais aussi des consequences du refus du salarie d'une proposition de poste en CDI.</w:t>
       </w:r>
     </w:p>
     <w:p>
       <w:r>
-        <w:t>Une distinction cependant : l�entreprise utilisatrice reste responsable pendant toute la dur�e de la mission, des</w:t>
+        <w:rPr>
+          <w:b w:val="0"/>
+          <w:color w:val="000000"/>
+          <w:sz w:val="22"/>
+        </w:rPr>
+        <w:t>Une distinction cependant : l'entreprise utilisatrice reste responsable pendant toute la duree de la mission, des</w:t>
       </w:r>
     </w:p>
     <w:p>
       <w:r>
-        <w:t>conditions de travail dans lesquelles elle s�exerce et particuli�rement des r�gles relatives � la s�curit� (le salari� est en</w:t>
+        <w:rPr>
+          <w:b w:val="0"/>
+          <w:color w:val="000000"/>
+          <w:sz w:val="22"/>
+        </w:rPr>
+        <w:t>conditions de travail dans lesquelles elle s'exerce et particulierement des regles relatives e la s'curite (le salarie est en</w:t>
       </w:r>
     </w:p>
     <w:p>
       <w:r>
-        <w:t>quelque sorte d�tach�).</w:t>
+        <w:rPr>
+          <w:b w:val="0"/>
+          <w:color w:val="000000"/>
+          <w:sz w:val="22"/>
+        </w:rPr>
+        <w:t>quelque sorte d'tache).</w:t>
       </w:r>
     </w:p>
     <w:p>
@@ -1375,7 +2530,12 @@
         <w:pStyle w:val="Heading2"/>
       </w:pPr>
       <w:r>
-        <w:t>FIN DU CONTRAT E �</w:t>
+        <w:rPr>
+          <w:b/>
+          <w:color w:val="2F5496"/>
+          <w:sz w:val="24"/>
+        </w:rPr>
+        <w:t>FIN DU CONTRAT E e</w:t>
       </w:r>
     </w:p>
     <w:p>
@@ -1383,67 +2543,132 @@
         <w:pStyle w:val="Heading2"/>
       </w:pPr>
       <w:r>
+        <w:rPr>
+          <w:b/>
+          <w:color w:val="2F5496"/>
+          <w:sz w:val="24"/>
+        </w:rPr>
         <w:t>LA RUPTURE DU CONTRAT</w:t>
       </w:r>
     </w:p>
     <w:p>
       <w:r>
+        <w:rPr>
+          <w:b w:val="0"/>
+          <w:color w:val="000000"/>
+          <w:sz w:val="22"/>
+        </w:rPr>
         <w:t>?</w:t>
       </w:r>
     </w:p>
     <w:p>
       <w:r>
-        <w:t>Le contrat peut �tre rompu librement pendant la p�riode d�essai.</w:t>
+        <w:rPr>
+          <w:b w:val="0"/>
+          <w:color w:val="000000"/>
+          <w:sz w:val="22"/>
+        </w:rPr>
+        <w:t>Le contrat peut etre rompu librement pendant la periode d'essai.</w:t>
       </w:r>
     </w:p>
     <w:p>
       <w:r>
-        <w:t>Au-del�, le contrat termine au terme pr�vu ou � la fin de la situation ayant motiv� le recours au travail temporaire (retour</w:t>
+        <w:rPr>
+          <w:b w:val="0"/>
+          <w:color w:val="000000"/>
+          <w:sz w:val="22"/>
+        </w:rPr>
+        <w:t>Au-dele, le contrat termine au terme prevu ou e la fin de la situation ayant motive le recours au travail temporaire (retour</w:t>
       </w:r>
     </w:p>
     <w:p>
       <w:r>
-        <w:t>du salari� absent).</w:t>
+        <w:rPr>
+          <w:b w:val="0"/>
+          <w:color w:val="000000"/>
+          <w:sz w:val="22"/>
+        </w:rPr>
+        <w:t>du salarie absent).</w:t>
       </w:r>
     </w:p>
     <w:p>
       <w:r>
-        <w:t>La rupture anticip�e est possible � l�initiative de l�entrepreneur de travail temporaire en cas de faute grave du salari� ou</w:t>
+        <w:rPr>
+          <w:b w:val="0"/>
+          <w:color w:val="000000"/>
+          <w:sz w:val="22"/>
+        </w:rPr>
+        <w:t>La rupture anticipee est possible e l'initiative de l'entrepreneur de travail temporaire en cas de faute grave du salarie ou</w:t>
       </w:r>
     </w:p>
     <w:p>
       <w:r>
-        <w:t>d�un cas force majeure.</w:t>
+        <w:rPr>
+          <w:b w:val="0"/>
+          <w:color w:val="000000"/>
+          <w:sz w:val="22"/>
+        </w:rPr>
+        <w:t>d'un cas force majeure.</w:t>
       </w:r>
     </w:p>
     <w:p>
       <w:r>
-        <w:t>Si ces conditions ne sont pas remplies, il doit proposer un nouveau contrat de travail prenant effet dans un d�lai</w:t>
+        <w:rPr>
+          <w:b w:val="0"/>
+          <w:color w:val="000000"/>
+          <w:sz w:val="22"/>
+        </w:rPr>
+        <w:t>Si ces conditions ne sont pas remplies, il doit proposer un nouveau contrat de travail prenant effet dans un d'lai</w:t>
       </w:r>
     </w:p>
     <w:p>
       <w:r>
-        <w:t>maximum de trois jours ouvrables. � d�faut, ou si le nouveau contrat est d�une dur�e inf�rieure � celle restant � courir du</w:t>
+        <w:rPr>
+          <w:b w:val="0"/>
+          <w:color w:val="000000"/>
+          <w:sz w:val="22"/>
+        </w:rPr>
+        <w:t>maximum de trois jours ouvrables. e d'faut, ou si le nouveau contrat est d'une duree inferieure e celle restant e courir du</w:t>
       </w:r>
     </w:p>
     <w:p>
       <w:r>
-        <w:t>contrat pr�c�dent, l�entrepreneur de travail temporaire doit assurer au salari� une r�mun�ration �quivalente � celle qu�il</w:t>
+        <w:rPr>
+          <w:b w:val="0"/>
+          <w:color w:val="000000"/>
+          <w:sz w:val="22"/>
+        </w:rPr>
+        <w:t>contrat prec'dent, l'entrepreneur de travail temporaire doit assurer au salarie une remuneration equivalente e celle qu'il</w:t>
       </w:r>
     </w:p>
     <w:p>
       <w:r>
-        <w:t>aurait per�ue jusqu�au terme du contrat.</w:t>
+        <w:rPr>
+          <w:b w:val="0"/>
+          <w:color w:val="000000"/>
+          <w:sz w:val="22"/>
+        </w:rPr>
+        <w:t>aurait pereue jusqu'au terme du contrat.</w:t>
       </w:r>
     </w:p>
     <w:p>
       <w:r>
-        <w:t>La r�siliation du contrat de travail � l�initiative du salari� ouvre droit � des dommages-int�r�ts correspondant au</w:t>
+        <w:rPr>
+          <w:b w:val="0"/>
+          <w:color w:val="000000"/>
+          <w:sz w:val="22"/>
+        </w:rPr>
+        <w:t>La resiliation du contrat de travail e l'initiative du salarie ouvre droit e des dommages-interets correspondant au</w:t>
       </w:r>
     </w:p>
     <w:p>
       <w:r>
-        <w:t>pr�judice subi sauf s�il justifie d�une embauche pour une dur�e ind�termin�e.</w:t>
+        <w:rPr>
+          <w:b w:val="0"/>
+          <w:color w:val="000000"/>
+          <w:sz w:val="22"/>
+        </w:rPr>
+        <w:t>prejudice subi sauf s'il justifie d'une embauche pour une duree indeterminee.</w:t>
       </w:r>
     </w:p>
     <w:p>
@@ -1451,17 +2676,32 @@
         <w:pStyle w:val="Heading2"/>
       </w:pPr>
       <w:r>
-        <w:t>L�INDEMNIT� DE FIN DE CONTRAT</w:t>
+        <w:rPr>
+          <w:b/>
+          <w:color w:val="2F5496"/>
+          <w:sz w:val="24"/>
+        </w:rPr>
+        <w:t>L'INDEMNITe DE FIN DE CONTRAT</w:t>
       </w:r>
     </w:p>
     <w:p>
       <w:r>
+        <w:rPr>
+          <w:b w:val="0"/>
+          <w:color w:val="000000"/>
+          <w:sz w:val="22"/>
+        </w:rPr>
         <w:t>?</w:t>
       </w:r>
     </w:p>
     <w:p>
       <w:r>
-        <w:t>En dehors de certains cas, le salari� per�oit � l�issue de son contrat une double indemnit� :</w:t>
+        <w:rPr>
+          <w:b w:val="0"/>
+          <w:color w:val="000000"/>
+          <w:sz w:val="22"/>
+        </w:rPr>
+        <w:t>En dehors de certains cas, le salarie pereoit e l'issue de son contrat une double indemnite :</w:t>
       </w:r>
     </w:p>
     <w:p>
@@ -1469,29 +2709,55 @@
         <w:pStyle w:val="ListBullet"/>
       </w:pPr>
       <w:r>
-        <w:t>une indemnit� compensatrice de cong�s pay�s, calcul�e en fonction de la dur�e du contrat dont le montant ne peut -</w:t>
+        <w:rPr>
+          <w:b w:val="0"/>
+          <w:color w:val="000000"/>
+          <w:sz w:val="22"/>
+        </w:rPr>
+        <w:t>une indemnite compensatrice de conges payes, calculee en fonction de la duree du contrat dont le montant ne peut</w:t>
       </w:r>
     </w:p>
     <w:p>
       <w:r>
-        <w:t>�tre inf�rieur au 10</w:t>
+        <w:rPr>
+          <w:b w:val="0"/>
+          <w:color w:val="000000"/>
+          <w:sz w:val="22"/>
+        </w:rPr>
+        <w:t>etre inferieur au 10</w:t>
       </w:r>
     </w:p>
     <w:p>
       <w:r>
+        <w:rPr>
+          <w:b w:val="0"/>
+          <w:color w:val="000000"/>
+          <w:sz w:val="22"/>
+        </w:rPr>
         <w:t>e</w:t>
       </w:r>
     </w:p>
     <w:p>
       <w:r>
-        <w:t>de la r�mun�ration totale due au salari� ;</w:t>
+        <w:rPr>
+          <w:b w:val="0"/>
+          <w:color w:val="000000"/>
+          <w:sz w:val="22"/>
+        </w:rPr>
+        <w:t>de la remuneration totale due au salarie ;</w:t>
       </w:r>
     </w:p>
     <w:p>
       <w:r>
-        <w:t>une indemnit� de pr�carit� d�emploi. Elle est �gale � 10% de la r�mun�ration totale brute du salari�.</w:t>
+        <w:rPr>
+          <w:b w:val="0"/>
+          <w:color w:val="000000"/>
+          <w:sz w:val="22"/>
+        </w:rPr>
+        <w:t>une indemnite de precarite d'emploi. Elle est egale e 10% de la remuneration totale brute du salarie.</w:t>
       </w:r>
     </w:p>
+    <w:p/>
     <w:sectPr>
       <w:pgSz w:w="12240" w:h="15840"/>
       <w:pgMar w:top="1440" w:right="1800" w:bottom="1440" w:left="1800" w:header="720" w:footer="720" w:gutter="0"/>

--- a/droit social dcg/5- contrat dur e d termin e et CT temps temporaire.docx
+++ b/droit social dcg/5- contrat dur e d termin e et CT temps temporaire.docx
@@ -13,7 +13,7 @@
           <w:color w:val="1F4E79"/>
           <w:sz w:val="34"/>
         </w:rPr>
-        <w:t>FICHE 5 : LE CONTRAT e DUReE D'TERMINeE ET LE CONTRAT DE TRAVAIL TEMPORAIRE</w:t>
+        <w:t>FICHE 5 : LE CONTRAT à DURÉE DÉTERMINÉE ET LE CONTRAT DE TRAVAIL TEMPORAIRE</w:t>
       </w:r>
     </w:p>
     <w:p/>
@@ -27,7 +27,7 @@
           <w:color w:val="2F5496"/>
           <w:sz w:val="24"/>
         </w:rPr>
-        <w:t>LE CONTRAT DE TRAVAIL e DUReE D'TERMINeE I e</w:t>
+        <w:t>LE CONTRAT DE TRAVAIL à DURÉE DÉTERMINÉE I •</w:t>
       </w:r>
     </w:p>
     <w:p>
@@ -40,7 +40,7 @@
           <w:color w:val="2F5496"/>
           <w:sz w:val="24"/>
         </w:rPr>
-        <w:t>LES CAS DE RECOURS AUTORISeS AU CONTRAT e DUReE D'TERMINeE A e</w:t>
+        <w:t>LES CAS DE RECOURS AUTORISÉS AU CONTRAT à DURÉE DÉTERMINÉE A •</w:t>
       </w:r>
     </w:p>
     <w:p>
@@ -50,7 +50,7 @@
           <w:color w:val="000000"/>
           <w:sz w:val="22"/>
         </w:rPr>
-        <w:t>Les articles L 1242-1 e L 1242-4 du code du travail disposent que le CDD ne peut avoir pour objet ni pour effet de</w:t>
+        <w:t>Les articles L 1242-1 à L 1242-4 du code du travail disposent que le CDD ne peut avoir pour objet ni pour effet de</w:t>
       </w:r>
     </w:p>
     <w:p>
@@ -60,7 +60,7 @@
           <w:color w:val="000000"/>
           <w:sz w:val="22"/>
         </w:rPr>
-        <w:t>pourvoir durablement un emploi lie e l'activite normale et permanente de l'entreprise. Il ne peut etre conclu que pour</w:t>
+        <w:t>pourvoir durablement un emploi lié à l'activité normale et permanente de l'entreprise. Il ne peut être conclu que pour</w:t>
       </w:r>
     </w:p>
     <w:p>
@@ -70,7 +70,7 @@
           <w:color w:val="000000"/>
           <w:sz w:val="22"/>
         </w:rPr>
-        <w:t>une t'che precise et temporaire. Ils en limitent les possibilites de recours aux cas suivants :</w:t>
+        <w:t>une tâche précise et temporaire. Ils en limitent les possibilités de recours aux cas suivants :</w:t>
       </w:r>
     </w:p>
     <w:p>
@@ -83,7 +83,7 @@
           <w:color w:val="2F5496"/>
           <w:sz w:val="24"/>
         </w:rPr>
-        <w:t>LE REMPLACEMENT D'UN SALARIe</w:t>
+        <w:t>LE REMPLACEMENT D'UN SALARIÉ</w:t>
       </w:r>
     </w:p>
     <w:p>
@@ -103,7 +103,7 @@
           <w:color w:val="000000"/>
           <w:sz w:val="22"/>
         </w:rPr>
-        <w:t>Toutes les absences du salarie sont concernees (conges de toutes sortes, maladie, passage e temps partiele) e</w:t>
+        <w:t>Toutes les absences du salarié sont concernées (congés de toutes sortes, maladie, passage à temps partielé) à</w:t>
       </w:r>
     </w:p>
     <w:p>
@@ -113,7 +113,7 @@
           <w:color w:val="000000"/>
           <w:sz w:val="22"/>
         </w:rPr>
-        <w:t>l'exception de celles resultant de la greve (remplacement interdit). La loi du 21 d'cembre 2022 portant mesures</w:t>
+        <w:t>l'exception de celles résultant de la grave (remplacement interdit). La loi du 21 décembre 2022 portant mesures</w:t>
       </w:r>
     </w:p>
     <w:p>
@@ -123,7 +123,7 @@
           <w:color w:val="000000"/>
           <w:sz w:val="22"/>
         </w:rPr>
-        <w:t>d'urgence relatives au fonctionnement du marche du travail en vue du plein emploi autorise, e titre experimental et pour</w:t>
+        <w:t>d'urgence relatives au fonctionnement du marché du travail en vue du plein emploi autorise, à titre expérimental et pour</w:t>
       </w:r>
     </w:p>
     <w:p>
@@ -133,7 +133,7 @@
           <w:color w:val="000000"/>
           <w:sz w:val="22"/>
         </w:rPr>
-        <w:t>une duree de deux ans, la conclusion d'un seul contrat e duree d'terminee pour le remplacement de plusieurs salaries</w:t>
+        <w:t>une durée de deux ans, la conclusion d'un seul contrat à durée déterminée pour le remplacement de plusieurs salariés</w:t>
       </w:r>
     </w:p>
     <w:p>
@@ -143,7 +143,7 @@
           <w:color w:val="000000"/>
           <w:sz w:val="22"/>
         </w:rPr>
-        <w:t>absents. Le d'cret du 12 avril 2023 precise les secteurs d'activites autorises e faire usage de cette d'rogation (60</w:t>
+        <w:t>absents. Le décret du 12 avril 2023 précise les secteurs d'activités autorisés à faire usage de cette dérogation (60</w:t>
       </w:r>
     </w:p>
     <w:p>
@@ -153,7 +153,7 @@
           <w:color w:val="000000"/>
           <w:sz w:val="22"/>
         </w:rPr>
-        <w:t>conventions collectives sont concernees).</w:t>
+        <w:t>conventions collectives sont concernées).</w:t>
       </w:r>
     </w:p>
     <w:p>
@@ -176,7 +176,7 @@
           <w:color w:val="000000"/>
           <w:sz w:val="22"/>
         </w:rPr>
-        <w:t>le remplacement suite au d'part d'finitif d'un salarie sur un poste devant etre supprime ;</w:t>
+        <w:t>le remplacement suite au départ définitif d'un salarié sur un poste devant être supprimé ;</w:t>
       </w:r>
     </w:p>
     <w:p>
@@ -189,7 +189,7 @@
           <w:color w:val="000000"/>
           <w:sz w:val="22"/>
         </w:rPr>
-        <w:t>le remplacement dans l'attente du recrutement d'un salarie en contrat e duree indeterminee (pour quelques</w:t>
+        <w:t>le remplacement dans l'attente du recrutement d'un salarié en contrat à durée indéterminée (pour quelques</w:t>
       </w:r>
     </w:p>
     <w:p>
@@ -199,7 +199,7 @@
           <w:color w:val="000000"/>
           <w:sz w:val="22"/>
         </w:rPr>
-        <w:t>precisions voir Cass. Soc 22 septembre 2016) ;</w:t>
+        <w:t>précisions voir Cass. Soc 22 septembre 2016) ;</w:t>
       </w:r>
     </w:p>
     <w:p>
@@ -225,7 +225,7 @@
           <w:color w:val="2F5496"/>
           <w:sz w:val="24"/>
         </w:rPr>
-        <w:t>L'ACCROISSEMENT TEMPORAIRE D'ACTIVITe</w:t>
+        <w:t>L'ACCROISSEMENT TEMPORAIRE D'ACTIVITÉ</w:t>
       </w:r>
     </w:p>
     <w:p>
@@ -245,7 +245,7 @@
           <w:color w:val="000000"/>
           <w:sz w:val="22"/>
         </w:rPr>
-        <w:t>Celui-ci doit s'entendre comme une augmentation temporaire de l'activite normale de l'entreprise. Il est n'cessaire de</w:t>
+        <w:t>Celui-ci doit s'entendre comme une augmentation temporaire de l'activité normale de l'entreprise. Il est nécessaire de</w:t>
       </w:r>
     </w:p>
     <w:p>
@@ -255,7 +255,7 @@
           <w:color w:val="000000"/>
           <w:sz w:val="22"/>
         </w:rPr>
-        <w:t>pouvoir justifier d'un reel accroissement d'activite (Cass. soc. 21 novembre 2018) puisque le recours au contrat e duree</w:t>
+        <w:t>pouvoir justifier d'un réel accroissement d'activité (Cass. soc. 21 novembre 2018) puisque le recours au contrat à durée</w:t>
       </w:r>
     </w:p>
     <w:p>
@@ -265,7 +265,7 @@
           <w:color w:val="000000"/>
           <w:sz w:val="22"/>
         </w:rPr>
-        <w:t>d'terminee ne peut servir d'outil previsionnel d'adaptation des effectifs de l'entreprise aux hypothetiques fluctuations</w:t>
+        <w:t>déterminée ne peut servir d'outil prévisionnel d'adaptation des effectifs de l'entreprise aux hypothétiques fluctuations</w:t>
       </w:r>
     </w:p>
     <w:p>
@@ -275,7 +275,7 @@
           <w:color w:val="000000"/>
           <w:sz w:val="22"/>
         </w:rPr>
-        <w:t>de son economie. De m'me, ce motif n'est pas justifie lorsque l'augmentation d'activite releve de l'execution par</w:t>
+        <w:t>de son économie. De même, ce motif n'est pas justifie lorsque l'augmentation d'activité relève de l'exécution par</w:t>
       </w:r>
     </w:p>
     <w:p>
@@ -305,7 +305,7 @@
           <w:color w:val="000000"/>
           <w:sz w:val="22"/>
         </w:rPr>
-        <w:t>fevrier 2012).</w:t>
+        <w:t>février 2012).</w:t>
       </w:r>
     </w:p>
     <w:p>
@@ -315,7 +315,7 @@
           <w:color w:val="000000"/>
           <w:sz w:val="22"/>
         </w:rPr>
-        <w:t>Cependant, et dans un sens contraire, la Cour de cassation a pu en d'cider autrement (Cass. soc.15 mars 2015).</w:t>
+        <w:t>Cependant, et dans un sens contraire, la Cour de cassation a pu en décider autrement (Cass. soc.15 mars 2015).</w:t>
       </w:r>
     </w:p>
     <w:p>
@@ -325,7 +325,7 @@
           <w:color w:val="000000"/>
           <w:sz w:val="22"/>
         </w:rPr>
-        <w:t>Sous la m'me rubrique, le l'gislateur autorise le recours au CDD, en cas de commande exceptionnelle e l'exportation ou</w:t>
+        <w:t>Sous la même rubrique, le législateur autorise le recours au CDD, en cas de commande exceptionnelle à l'exportation ou</w:t>
       </w:r>
     </w:p>
     <w:p>
@@ -335,7 +335,7 @@
           <w:color w:val="000000"/>
           <w:sz w:val="22"/>
         </w:rPr>
-        <w:t>encore en cas de realisation de travaux urgents.</w:t>
+        <w:t>encore en cas de réalisation de travaux urgents.</w:t>
       </w:r>
     </w:p>
     <w:p>
@@ -368,7 +368,7 @@
           <w:color w:val="000000"/>
           <w:sz w:val="22"/>
         </w:rPr>
-        <w:t>Les contrats saisonniers. Ce sont ceux qui sont normalement appeles e se repeter chaque annee, e date e peu pres fixe</w:t>
+        <w:t>Les contrats saisonniers. Ce sont ceux qui sont normalement appelés à se répéter chaque année, à date à peu près fixe</w:t>
       </w:r>
     </w:p>
     <w:p>
@@ -378,7 +378,7 @@
           <w:color w:val="000000"/>
           <w:sz w:val="22"/>
         </w:rPr>
-        <w:t>(circulaire du 30 octobre 1990), en fonction du rythme des saisons ou des modes de vie collectifs, et qui sont effectues</w:t>
+        <w:t>(circulaire du 30 octobre 1990), en fonction du rythme des saisons ou des modes de vie collectifs, et qui sont effectués</w:t>
       </w:r>
     </w:p>
     <w:p>
@@ -388,7 +388,7 @@
           <w:color w:val="000000"/>
           <w:sz w:val="22"/>
         </w:rPr>
-        <w:t>pour le compte d'une entreprise exereant des activites obeissant aux m'mes variations.</w:t>
+        <w:t>pour le compte d'une entreprise exerçant des activités obéissant aux mêmes variations.</w:t>
       </w:r>
     </w:p>
     <w:p>
@@ -408,7 +408,7 @@
           <w:color w:val="000000"/>
           <w:sz w:val="22"/>
         </w:rPr>
-        <w:t>e duree indeterminee en raison de la nature de l'activite et du caractere temporaire de ces emplois (hetellerie,</w:t>
+        <w:t>à durée indéterminée en raison de la nature de l'activité et du caractère temporaire de ces emplois (hôtellerie,</w:t>
       </w:r>
     </w:p>
     <w:p>
@@ -418,7 +418,7 @@
           <w:color w:val="000000"/>
           <w:sz w:val="22"/>
         </w:rPr>
-        <w:t>restauration, spectaclee). Cette possibilite n'est ouverte que dans les secteurs d'activite vises par d'cret complet'</w:t>
+        <w:t>restauration, spectacleé). Cette possibilité n'est ouverte que dans les secteurs d'activité visés par décret complète</w:t>
       </w:r>
     </w:p>
     <w:p>
@@ -428,7 +428,7 @@
           <w:color w:val="000000"/>
           <w:sz w:val="22"/>
         </w:rPr>
-        <w:t>eventuellement par voie d'accord ou de convention de branche etendue (la liste a et' etendue par d'cret du 20 juin</w:t>
+        <w:t>éventuellement par voie d'accord ou de convention de branche étendue (la liste a été étendue par décret du 20 juin</w:t>
       </w:r>
     </w:p>
     <w:p>
@@ -438,7 +438,7 @@
           <w:color w:val="000000"/>
           <w:sz w:val="22"/>
         </w:rPr>
-        <w:t>2025). De surcroet, l'utilisation de contrats e duree d'terminee successifs doit etre justifiee par l'existence</w:t>
+        <w:t>2025). De surcroît, l'utilisation de contrats à durée déterminée successifs doit être justifiée par l'existence</w:t>
       </w:r>
     </w:p>
     <w:p>
@@ -448,7 +448,7 @@
           <w:color w:val="000000"/>
           <w:sz w:val="22"/>
         </w:rPr>
-        <w:t>d'el'ments concrets et precis etablissant le caractere par nature temporaire de cet emploi (Cass. soc. 4 fevrier</w:t>
+        <w:t>d'éléments concrets et précis établissant le caractère par nature temporaire de cet emploi (Cass. soc. 4 février</w:t>
       </w:r>
     </w:p>
     <w:p>
@@ -494,7 +494,7 @@
           <w:color w:val="2F5496"/>
           <w:sz w:val="24"/>
         </w:rPr>
-        <w:t>EXEReANT UNE PROFESSION LIBeRALE OU D'UN ASSOCIe NON SALARIe D'UNE SEL, D'UNE SEP OU D'UNE SCM</w:t>
+        <w:t>EXERÇANT UNE PROFESSION LIBÉRALE OU D'UN ASSOCIÉ NON SALARIÉ D'UNE SEL, D'UNE SEP OU D'UNE SCM</w:t>
       </w:r>
     </w:p>
     <w:p>
@@ -507,7 +507,7 @@
           <w:color w:val="2F5496"/>
           <w:sz w:val="24"/>
         </w:rPr>
-        <w:t>RECRUTEMENT D'INGeNIEURS ET DE CADRES</w:t>
+        <w:t>RECRUTEMENT D'INGÉNIEURS ET DE CADRES</w:t>
       </w:r>
     </w:p>
     <w:p>
@@ -527,7 +527,7 @@
           <w:color w:val="000000"/>
           <w:sz w:val="22"/>
         </w:rPr>
-        <w:t>En vue de la realisation d'un objet d'fini. Un accord de branche etendu ou, e d'faut, un accord d'entreprise doit le</w:t>
+        <w:t>En vue de la réalisation d'un objet défini. Un accord de branche étendu ou, à défaut, un accord d'entreprise doit le</w:t>
       </w:r>
     </w:p>
     <w:p>
@@ -537,7 +537,7 @@
           <w:color w:val="000000"/>
           <w:sz w:val="22"/>
         </w:rPr>
-        <w:t>prevoir.</w:t>
+        <w:t>prévoir.</w:t>
       </w:r>
     </w:p>
     <w:p>
@@ -550,7 +550,7 @@
           <w:color w:val="2F5496"/>
           <w:sz w:val="24"/>
         </w:rPr>
-        <w:t>LE CONTRAT D'ACCeS e L'ENTREPRISE</w:t>
+        <w:t>LE CONTRAT D'ACCÈS à L'ENTREPRISE</w:t>
       </w:r>
     </w:p>
     <w:p>
@@ -570,7 +570,7 @@
           <w:color w:val="000000"/>
           <w:sz w:val="22"/>
         </w:rPr>
-        <w:t>La loi 5 septembre 2018, e titre experimental et pour une duree de 3 ans dans les regions volontaires qui seront d'finies</w:t>
+        <w:t>La loi 5 septembre 2018, à titre expérimental et pour une durée de 3 ans dans les régions volontaires qui seront définies</w:t>
       </w:r>
     </w:p>
     <w:p>
@@ -580,7 +580,7 @@
           <w:color w:val="000000"/>
           <w:sz w:val="22"/>
         </w:rPr>
-        <w:t>par arret', autorise la conclusion d'un nouveau CDD : le contrat d'acces e l'entreprise. Ce contrat, conclu entre une</w:t>
+        <w:t>par arrête, autorise la conclusion d'un nouveau CDD : le contrat d'accès à l'entreprise. Ce contrat, conclu entre une</w:t>
       </w:r>
     </w:p>
     <w:p>
@@ -590,7 +590,7 @@
           <w:color w:val="000000"/>
           <w:sz w:val="22"/>
         </w:rPr>
-        <w:t>collectivite territoriale et une personne sans emploi, vise e faciliter l'insertion professionnelle des personnes rencon-</w:t>
+        <w:t>collectivité territoriale et une personne sans emploi, vise à faciliter l'insertion professionnelle des personnes rencon-</w:t>
       </w:r>
     </w:p>
     <w:p>
@@ -600,7 +600,7 @@
           <w:color w:val="000000"/>
           <w:sz w:val="22"/>
         </w:rPr>
-        <w:t>trant des difficultes d'acces e l'emploi</w:t>
+        <w:t>trant des difficultés d'accès à l'emploi</w:t>
       </w:r>
     </w:p>
     <w:p>
@@ -610,7 +610,7 @@
           <w:color w:val="000000"/>
           <w:sz w:val="22"/>
         </w:rPr>
-        <w:t>e noter qu'une convention collective ne peut d'roger aux dispositions d'ordre public relatives aux conditions de</w:t>
+        <w:t>à noter qu'une convention collective ne peut déroger aux dispositions d'ordre public relatives aux conditions de</w:t>
       </w:r>
     </w:p>
     <w:p>
@@ -620,7 +620,7 @@
           <w:color w:val="000000"/>
           <w:sz w:val="22"/>
         </w:rPr>
-        <w:t>recours et de forme du contrat de travail e duree d'terminee.</w:t>
+        <w:t>recours et de forme du contrat de travail à durée déterminée.</w:t>
       </w:r>
     </w:p>
     <w:p>
@@ -630,7 +630,7 @@
           <w:color w:val="000000"/>
           <w:sz w:val="22"/>
         </w:rPr>
-        <w:t>Enfin, l'inobservation des cas de recours ou un motif injustifie sont sanctionnes par la requalification en contrat</w:t>
+        <w:t>Enfin, l'inobservation des cas de recours ou un motif injustifié sont sanctionnés par la requalification en contrat</w:t>
       </w:r>
     </w:p>
     <w:p>
@@ -640,7 +640,7 @@
           <w:color w:val="000000"/>
           <w:sz w:val="22"/>
         </w:rPr>
-        <w:t>e duree indeterminee et eventuellement penalement par une contravention (Cass. Crim. 11 mars 2014</w:t>
+        <w:t>à durée indéterminée et éventuellement pénalement par une contravention (Cass. Crim. 11 mars 2014</w:t>
       </w:r>
     </w:p>
     <w:p/>
@@ -654,7 +654,7 @@
           <w:color w:val="2F5496"/>
           <w:sz w:val="24"/>
         </w:rPr>
-        <w:t>LE FORMALISME DU CDD B e</w:t>
+        <w:t>LE FORMALISME DU CDD B •</w:t>
       </w:r>
     </w:p>
     <w:p>
@@ -687,7 +687,7 @@
           <w:color w:val="000000"/>
           <w:sz w:val="22"/>
         </w:rPr>
-        <w:t>Il doit etre :</w:t>
+        <w:t>Il doit être :</w:t>
       </w:r>
     </w:p>
     <w:p>
@@ -700,7 +700,7 @@
           <w:color w:val="000000"/>
           <w:sz w:val="22"/>
         </w:rPr>
-        <w:t>etabli par ecrit ;</w:t>
+        <w:t>établi par écrit ;</w:t>
       </w:r>
     </w:p>
     <w:p>
@@ -713,7 +713,7 @@
           <w:color w:val="000000"/>
           <w:sz w:val="22"/>
         </w:rPr>
-        <w:t>signe par le salarie ;</w:t>
+        <w:t>signe par le salarié ;</w:t>
       </w:r>
     </w:p>
     <w:p>
@@ -736,7 +736,7 @@
           <w:color w:val="000000"/>
           <w:sz w:val="22"/>
         </w:rPr>
-        <w:t>Ces obligations sont imperatives. Le contrat doit etre ecrit et remis au salarie dans les 48 heures de l'embauche, ce qui</w:t>
+        <w:t>Ces obligations sont impératives. Le contrat doit être écrit et remis au salarié dans les 48 heures de l'embauche, ce qui</w:t>
       </w:r>
     </w:p>
     <w:p>
@@ -746,7 +746,7 @@
           <w:color w:val="000000"/>
           <w:sz w:val="22"/>
         </w:rPr>
-        <w:t>n'est pas le cas pour le CDI. Il doit en outre comporter la signature du salarie. L'absence de signature equivaut e l'absence</w:t>
+        <w:t>n'est pas le cas pour le CDI. Il doit en outre comporter la signature du salarié. L'absence de signature équivaut à l'absence</w:t>
       </w:r>
     </w:p>
     <w:p>
@@ -756,7 +756,7 @@
           <w:color w:val="000000"/>
           <w:sz w:val="22"/>
         </w:rPr>
-        <w:t>d'ecrit (Cass. soc. 19 fevrier 2003 ; Cass. Soc 31 mai 2006), sauf si le salarie a d'liberement refuse de signer le contrat</w:t>
+        <w:t>d'écrit (Cass. soc. 19 février 2003 ; Cass. Soc 31 mai 2006), sauf si le salarié a délibérément refuse de signer le contrat</w:t>
       </w:r>
     </w:p>
     <w:p>
@@ -776,7 +776,7 @@
           <w:color w:val="000000"/>
           <w:sz w:val="22"/>
         </w:rPr>
-        <w:t>En cas de m'connaissance de ces obligations, le contrat est repute conclu e duree indeterminee (Code. trav. L 1245-1),</w:t>
+        <w:t>En cas de méconnaissance de ces obligations, le contrat est réputé conclu à durée indéterminée (Code. trav. L 1245-1),</w:t>
       </w:r>
     </w:p>
     <w:p>
@@ -786,7 +786,7 @@
           <w:color w:val="000000"/>
           <w:sz w:val="22"/>
         </w:rPr>
-        <w:t>sauf le droit pour le salarie d'apporter la preuve qu'il s'agit d'un contrat e duree d'terminee. N'anmoins, la</w:t>
+        <w:t>sauf le droit pour le salarié d'apporter la preuve qu'il s'agit d'un contrat à durée déterminée. Néanmoins, la</w:t>
       </w:r>
     </w:p>
     <w:p>
@@ -796,7 +796,7 @@
           <w:color w:val="000000"/>
           <w:sz w:val="22"/>
         </w:rPr>
-        <w:t>m'connaissance de la seule obligation de transmission du contrat dans le d'lai de 48 heures ne peut, e elle seule,</w:t>
+        <w:t>méconnaissance de la seule obligation de transmission du contrat dans le délai de 48 heures ne peut, à elle seule,</w:t>
       </w:r>
     </w:p>
     <w:p>
@@ -806,7 +806,7 @@
           <w:color w:val="000000"/>
           <w:sz w:val="22"/>
         </w:rPr>
-        <w:t>entraener la requalification en contrat e duree indeterminee. Elle ouvre droit, pour le salarie, e une indemnite, e la charge</w:t>
+        <w:t>entraîner la requalification en contrat à durée indéterminée. Elle ouvre droit, pour le salarié, à une indemnité, à la charge</w:t>
       </w:r>
     </w:p>
     <w:p>
@@ -816,7 +816,7 @@
           <w:color w:val="000000"/>
           <w:sz w:val="22"/>
         </w:rPr>
-        <w:t>de l'employeur, qui ne peut etre superieure e un mois de salaire.</w:t>
+        <w:t>de l'employeur, qui ne peut être supérieure à un mois de salaire.</w:t>
       </w:r>
     </w:p>
     <w:p>
@@ -849,7 +849,7 @@
           <w:color w:val="000000"/>
           <w:sz w:val="22"/>
         </w:rPr>
-        <w:t>Sans etre exhaustif, il est indispensable de porter au contrat les indications suivantes sous peine de requalification :</w:t>
+        <w:t>Sans être exhaustif, il est indispensable de porter au contrat les indications suivantes sous peine de requalification :</w:t>
       </w:r>
     </w:p>
     <w:p>
@@ -862,7 +862,7 @@
           <w:color w:val="000000"/>
           <w:sz w:val="22"/>
         </w:rPr>
-        <w:t>le motif justifiant le recours au CDD (la Cour de cassation e 15 septembre 2010 et 16 fevrier 2012 e rappelle</w:t>
+        <w:t>le motif justifiant le recours au CDD (la Cour de cassation à 15 septembre 2010 et 16 février 2012 à rappelle</w:t>
       </w:r>
     </w:p>
     <w:p>
@@ -872,7 +872,7 @@
           <w:color w:val="000000"/>
           <w:sz w:val="22"/>
         </w:rPr>
-        <w:t>l'exigence d'indiquer le motif de l'absence du salarie remplace) ;</w:t>
+        <w:t>l'exigence d'indiquer le motif de l'absence du salarié remplacé) ;</w:t>
       </w:r>
     </w:p>
     <w:p>
@@ -885,7 +885,7 @@
           <w:color w:val="000000"/>
           <w:sz w:val="22"/>
         </w:rPr>
-        <w:t>le nom, qualification du salarie remplace ou des salaries dans le cadre de l'experimentation de la loi du 21 d'cembre</w:t>
+        <w:t>le nom, qualification du salarié remplacé ou des salariés dans le cadre de l'expérimentation de la loi du 21 décembre</w:t>
       </w:r>
     </w:p>
     <w:p>
@@ -908,7 +908,7 @@
           <w:color w:val="000000"/>
           <w:sz w:val="22"/>
         </w:rPr>
-        <w:t>le terme du contrat, e d'faut sa duree minimale ;</w:t>
+        <w:t>le terme du contrat, à défaut sa durée minimale ;</w:t>
       </w:r>
     </w:p>
     <w:p>
@@ -921,7 +921,7 @@
           <w:color w:val="000000"/>
           <w:sz w:val="22"/>
         </w:rPr>
-        <w:t>le ou les postes occupes ;</w:t>
+        <w:t>le ou les postes occupés ;</w:t>
       </w:r>
     </w:p>
     <w:p>
@@ -934,7 +934,7 @@
           <w:color w:val="000000"/>
           <w:sz w:val="22"/>
         </w:rPr>
-        <w:t>toutes autres mentions utiles relatives au fonctionnement du contrat (remuneration, periode d'essai, convention</w:t>
+        <w:t>toutes autres mentions utiles relatives au fonctionnement du contrat (rémunération, période d'essai, convention</w:t>
       </w:r>
     </w:p>
     <w:p>
@@ -944,7 +944,7 @@
           <w:color w:val="000000"/>
           <w:sz w:val="22"/>
         </w:rPr>
-        <w:t>collectivee). La Cour de cassation, dans un arret du 16 fevrier 2011, a pu valablement d'cider que l'absence de</w:t>
+        <w:t>collectiveé). La Cour de cassation, dans un arrêt du 16 février 2011, a pu valablement décider que l'absence de</w:t>
       </w:r>
     </w:p>
     <w:p>
@@ -954,7 +954,7 @@
           <w:color w:val="000000"/>
           <w:sz w:val="22"/>
         </w:rPr>
-        <w:t>mention du montant de la remuneration et de ses differentes composantes ne peut entraener la</w:t>
+        <w:t>mention du montant de la rémunération et de ses différentes composantes ne peut entraîner la</w:t>
       </w:r>
     </w:p>
     <w:p>
@@ -964,7 +964,7 @@
           <w:color w:val="000000"/>
           <w:sz w:val="22"/>
         </w:rPr>
-        <w:t>requalification du contrat e duree d'terminee en contrat e duree indetermine.</w:t>
+        <w:t>requalification du contrat à durée déterminée en contrat à durée indéterminé.</w:t>
       </w:r>
     </w:p>
     <w:p>
@@ -977,7 +977,7 @@
           <w:color w:val="2F5496"/>
           <w:sz w:val="24"/>
         </w:rPr>
-        <w:t>LA DUReE DU CDD C e</w:t>
+        <w:t>LA DURÉE DU CDD C •</w:t>
       </w:r>
     </w:p>
     <w:p>
@@ -990,7 +990,7 @@
           <w:color w:val="2F5496"/>
           <w:sz w:val="24"/>
         </w:rPr>
-        <w:t>LE CONTRAT DE TRAVAIL e DUReE D'TERMINeE PEUT COMPORTER UNE PeRIODE D'ESSAI.</w:t>
+        <w:t>LE CONTRAT DE TRAVAIL à DURÉE DÉTERMINÉE PEUT COMPORTER UNE PÉRIODE D'ESSAI.</w:t>
       </w:r>
     </w:p>
     <w:p>
@@ -1010,7 +1010,7 @@
           <w:color w:val="000000"/>
           <w:sz w:val="22"/>
         </w:rPr>
-        <w:t>Sauf si des usages ou des stipulations conventionnelles prevoient des durees moindres, cette periode d'essai ne peut</w:t>
+        <w:t>Sauf si des usages ou des stipulations conventionnelles prévoient des durées moindres, cette période d'essai ne peut</w:t>
       </w:r>
     </w:p>
     <w:p>
@@ -1020,7 +1020,7 @@
           <w:color w:val="000000"/>
           <w:sz w:val="22"/>
         </w:rPr>
-        <w:t>exceder une duree calculee e raison d'un jour par semaine, dans la limite de deux semaines lorsque la duree initialement</w:t>
+        <w:t>excéder une durée calculée à raison d'un jour par semaine, dans la limite de deux semaines lorsque la durée initialement</w:t>
       </w:r>
     </w:p>
     <w:p>
@@ -1030,7 +1030,7 @@
           <w:color w:val="000000"/>
           <w:sz w:val="22"/>
         </w:rPr>
-        <w:t>prevue au contrat est au plus egale e six mois et d'un mois dans les autres cas. Lorsque le contrat ne comporte pas de</w:t>
+        <w:t>prévue au contrat est au plus égale à six mois et d'un mois dans les autres cas. Lorsque le contrat ne comporte pas de</w:t>
       </w:r>
     </w:p>
     <w:p>
@@ -1040,7 +1040,7 @@
           <w:color w:val="000000"/>
           <w:sz w:val="22"/>
         </w:rPr>
-        <w:t>terme precis, la periode d'essai est calculee par rapport e la duree minimale du contrat.</w:t>
+        <w:t>terme précis, la période d'essai est calculée par rapport à la durée minimale du contrat.</w:t>
       </w:r>
     </w:p>
     <w:p>
@@ -1053,7 +1053,7 @@
           <w:color w:val="2F5496"/>
           <w:sz w:val="24"/>
         </w:rPr>
-        <w:t>D'TERMINATION DU TERME DU CONTRAT</w:t>
+        <w:t>DÉTERMINATION DU TERME DU CONTRAT</w:t>
       </w:r>
     </w:p>
     <w:p>
@@ -1073,7 +1073,7 @@
           <w:color w:val="000000"/>
           <w:sz w:val="22"/>
         </w:rPr>
-        <w:t>Le contrat peut etre de date e date, c'est-e-dire prevoir un terme stipule dans le contrat lui-m'me. Le nombre de</w:t>
+        <w:t>Le contrat peut être de date à date, c'est-à-dire prévoir un terme stipule dans le contrat lui-même. Le nombre de</w:t>
       </w:r>
     </w:p>
     <w:p>
@@ -1083,7 +1083,7 @@
           <w:color w:val="000000"/>
           <w:sz w:val="22"/>
         </w:rPr>
-        <w:t>renouvellements du m'me contrat (e distinguer de la succession de contrats) peut etre d'termine par convention ou</w:t>
+        <w:t>renouvellements du même contrat (à distinguer de la succession de contrats) peut être déterminé par convention ou</w:t>
       </w:r>
     </w:p>
     <w:p>
@@ -1093,7 +1093,7 @@
           <w:color w:val="000000"/>
           <w:sz w:val="22"/>
         </w:rPr>
-        <w:t>accord de branche etendu et ses conditions stipulees dans le contrat, ou faire l'objet d'un avenant soumis au salarie avant</w:t>
+        <w:t>accord de branche étendu et ses conditions stipulées dans le contrat, ou faire l'objet d'un avenant soumis au salarié avant</w:t>
       </w:r>
     </w:p>
     <w:p>
@@ -1103,7 +1103,7 @@
           <w:color w:val="000000"/>
           <w:sz w:val="22"/>
         </w:rPr>
-        <w:t>le terme initialement prevu. e d'faut de stipulations collectives, le contrat de travail est renouvelable deux fois. Le</w:t>
+        <w:t>le terme initialement prévu. à défaut de stipulations collectives, le contrat de travail est renouvelable deux fois. Le</w:t>
       </w:r>
     </w:p>
     <w:p>
@@ -1113,7 +1113,7 @@
           <w:color w:val="000000"/>
           <w:sz w:val="22"/>
         </w:rPr>
-        <w:t>contrat peut aussi etre sans terme precis (dans les cas prevus par la loi -art.1242-7). Ce dernier doit alors comporter</w:t>
+        <w:t>contrat peut aussi être sans terme précis (dans les cas prévus par la loi -art.1242-7). Ce dernier doit alors comporter</w:t>
       </w:r>
     </w:p>
     <w:p>
@@ -1123,7 +1123,7 @@
           <w:color w:val="000000"/>
           <w:sz w:val="22"/>
         </w:rPr>
-        <w:t>une duree minimale en principe librement fixee par les parties. Le principe du renouvellement est inutile dans la mesure</w:t>
+        <w:t>une durée minimale en principe librement fixée par les parties. Le principe du renouvellement est inutile dans la mesure</w:t>
       </w:r>
     </w:p>
     <w:p>
@@ -1133,7 +1133,7 @@
           <w:color w:val="000000"/>
           <w:sz w:val="22"/>
         </w:rPr>
-        <w:t>oe le terme du contrat est fixe au retour du salarie absent ou e la realisation de l'objet du contrat. En toute hypothese, la</w:t>
+        <w:t>ou le terme du contrat est fixe au retour du salarié absent ou à la réalisation de l'objet du contrat. En toute hypothèse, la</w:t>
       </w:r>
     </w:p>
     <w:p>
@@ -1143,7 +1143,7 @@
           <w:color w:val="000000"/>
           <w:sz w:val="22"/>
         </w:rPr>
-        <w:t>rupture du contrat ne peut intervenir avant le terme de la duree minimale hors les cas prevus aux articles L 1243-1 e L</w:t>
+        <w:t>rupture du contrat ne peut intervenir avant le terme de la durée minimale hors les cas prévus aux articles L 1243-1 à L</w:t>
       </w:r>
     </w:p>
     <w:p>
@@ -1166,7 +1166,7 @@
           <w:color w:val="2F5496"/>
           <w:sz w:val="24"/>
         </w:rPr>
-        <w:t>DUReE MAXIMALE DU CONTRAT</w:t>
+        <w:t>DURÉE MAXIMALE DU CONTRAT</w:t>
       </w:r>
     </w:p>
     <w:p>
@@ -1186,7 +1186,7 @@
           <w:color w:val="000000"/>
           <w:sz w:val="22"/>
         </w:rPr>
-        <w:t>La duree maximale du contrat, renouvellements compris, peut etre d'terminee par convention ou accord de branche</w:t>
+        <w:t>La durée maximale du contrat, renouvellements compris, peut être déterminée par convention ou accord de branche</w:t>
       </w:r>
     </w:p>
     <w:p>
@@ -1196,7 +1196,7 @@
           <w:color w:val="000000"/>
           <w:sz w:val="22"/>
         </w:rPr>
-        <w:t>etendu, sous reserve qu'elle n'ait ni pour objet ni pour effet de pourvoir durablement un emploi lie e l'activite normale et</w:t>
+        <w:t>étendu, sous réserve qu'elle n'ait ni pour objet ni pour effet de pourvoir durablement un emploi lié à l'activité normale et</w:t>
       </w:r>
     </w:p>
     <w:p>
@@ -1206,7 +1206,7 @@
           <w:color w:val="000000"/>
           <w:sz w:val="22"/>
         </w:rPr>
-        <w:t>permanente de l'entreprise. e d'faut de stipulations collectives (la loi est alors suppletive), la duree totale du contrat de</w:t>
+        <w:t>permanente de l'entreprise. à défaut de stipulations collectives (la loi est alors supplétive), la durée totale du contrat de</w:t>
       </w:r>
     </w:p>
     <w:p>
@@ -1216,7 +1216,7 @@
           <w:color w:val="000000"/>
           <w:sz w:val="22"/>
         </w:rPr>
-        <w:t>travail e duree d'terminee ne peut exceder dix-huit mois (hors cas specifiques figurant e l'article 1242-8-1).</w:t>
+        <w:t>travail à durée déterminée ne peut excéder dix-huit mois (hors cas spécifiques figurant à l'article 1242-8-1).</w:t>
       </w:r>
     </w:p>
     <w:p>
@@ -1226,7 +1226,7 @@
           <w:color w:val="000000"/>
           <w:sz w:val="22"/>
         </w:rPr>
-        <w:t>e noter qu'au cours de l'execution du contrat, le salarie qui justifie d'une anciennete continue d'au moins six mois peut</w:t>
+        <w:t>à noter qu'au cours de l'exécution du contrat, le salarié qui justifie d'une ancienneté continue d'au moins six mois peut</w:t>
       </w:r>
     </w:p>
     <w:p>
@@ -1236,7 +1236,7 @@
           <w:color w:val="000000"/>
           <w:sz w:val="22"/>
         </w:rPr>
-        <w:t>demander e l'employeur de l'informer des postes e pourvoir en contrat e duree indeterminee. La demande est formulee</w:t>
+        <w:t>demander à l'employeur de l'informer des postes à pourvoir en contrat à durée indéterminée. La demande est formulée</w:t>
       </w:r>
     </w:p>
     <w:p>
@@ -1246,7 +1246,7 @@
           <w:color w:val="000000"/>
           <w:sz w:val="22"/>
         </w:rPr>
-        <w:t>par tout moyen donnant date certaine. L'employeur dispose du d'lai d'un mois pour lui fournir la liste des postes en CDI</w:t>
+        <w:t>par tout moyen donnant date certaine. L'employeur dispose du délai d'un mois pour lui fournir la liste des postes en CDI</w:t>
       </w:r>
     </w:p>
     <w:p>
@@ -1256,7 +1256,7 @@
           <w:color w:val="000000"/>
           <w:sz w:val="22"/>
         </w:rPr>
-        <w:t>e pourvoir dans l'entreprise qui correspondent e sa qualification professionnelle.</w:t>
+        <w:t>à pourvoir dans l'entreprise qui correspondent à sa qualification professionnelle.</w:t>
       </w:r>
     </w:p>
     <w:p>
@@ -1269,7 +1269,7 @@
           <w:color w:val="2F5496"/>
           <w:sz w:val="24"/>
         </w:rPr>
-        <w:t>LA SUCCESSION DE CDD D e</w:t>
+        <w:t>LA SUCCESSION DE CDD D •</w:t>
       </w:r>
     </w:p>
     <w:p>
@@ -1282,7 +1282,7 @@
           <w:color w:val="2F5496"/>
           <w:sz w:val="24"/>
         </w:rPr>
-        <w:t>SUCCESSION SUR LE M'ME POSTE</w:t>
+        <w:t>SUCCESSION SUR LE MÊME POSTE</w:t>
       </w:r>
     </w:p>
     <w:p>
@@ -1302,7 +1302,7 @@
           <w:color w:val="000000"/>
           <w:sz w:val="22"/>
         </w:rPr>
-        <w:t>La loi impose le respect d'un d'lai de carence, c'est-e-dire une duree minimale entre deux contrats e duree d'terminee.</w:t>
+        <w:t>La loi impose le respect d'un délai de carence, c'est-à-dire une durée minimale entre deux contrats à durée déterminée.</w:t>
       </w:r>
     </w:p>
     <w:p>
@@ -1312,7 +1312,7 @@
           <w:color w:val="000000"/>
           <w:sz w:val="22"/>
         </w:rPr>
-        <w:t>Le ou les renouvellements sont pris en compte dans le calcul du d'lai de carence. Le non-respect du d'lai de carence fait</w:t>
+        <w:t>Le ou les renouvellements sont pris en compte dans le calcul du délai de carence. Le non-respect du délai de carence fait</w:t>
       </w:r>
     </w:p>
     <w:p>
@@ -1322,7 +1322,7 @@
           <w:color w:val="000000"/>
           <w:sz w:val="22"/>
         </w:rPr>
-        <w:t>encourir la requalification en CDI (Cass. soc. 30 septembre 2014). Ce d'lai, ainsi que les cas dans lesquels il n'est pas</w:t>
+        <w:t>encourir la requalification en CDI (Cass. soc. 30 septembre 2014). Ce délai, ainsi que les cas dans lesquels il n'est pas</w:t>
       </w:r>
     </w:p>
     <w:p>
@@ -1332,7 +1332,7 @@
           <w:color w:val="000000"/>
           <w:sz w:val="22"/>
         </w:rPr>
-        <w:t>applicable, peut etre d'termine par convention ou accord de branche etendu (C. Trav L 1244-3 et 1244-4). Pour exem-</w:t>
+        <w:t>applicable, peut être déterminé par convention ou accord de branche étendu (C. Trav L 1244-3 et 1244-4). Pour exem-</w:t>
       </w:r>
     </w:p>
     <w:p>
@@ -1342,7 +1342,7 @@
           <w:color w:val="000000"/>
           <w:sz w:val="22"/>
         </w:rPr>
-        <w:t>ple : Accord du 29 juin 2018 relatif au contrat de travail e duree d'terminee et au contrat de travail temporaire dans le</w:t>
+        <w:t>ple : Accord du 29 juin 2018 relatif au contrat de travail à durée déterminée et au contrat de travail temporaire dans le</w:t>
       </w:r>
     </w:p>
     <w:p>
@@ -1352,7 +1352,7 @@
           <w:color w:val="000000"/>
           <w:sz w:val="22"/>
         </w:rPr>
-        <w:t>secteur de la m'tallurgie.</w:t>
+        <w:t>secteur de la métallurgie.</w:t>
       </w:r>
     </w:p>
     <w:p/>
@@ -1363,7 +1363,7 @@
           <w:color w:val="000000"/>
           <w:sz w:val="22"/>
         </w:rPr>
-        <w:t>e titre suppletif, le code du travail dispose que ce d'lai est egal :</w:t>
+        <w:t>à titre supplétif, le code du travail dispose que ce délai est égal :</w:t>
       </w:r>
     </w:p>
     <w:p>
@@ -1376,7 +1376,7 @@
           <w:color w:val="000000"/>
           <w:sz w:val="22"/>
         </w:rPr>
-        <w:t>au tiers de la duree du contrat, renouvellement inclus, si la duree de ce contrat, est au moins egale e quatorze jours ;</w:t>
+        <w:t>au tiers de la durée du contrat, renouvellement inclus, si la durée de ce contrat, est au moins égale à quatorze jours ;</w:t>
       </w:r>
     </w:p>
     <w:p>
@@ -1389,7 +1389,7 @@
           <w:color w:val="000000"/>
           <w:sz w:val="22"/>
         </w:rPr>
-        <w:t>e la moitie de la duree du contrat, renouvellement inclus, si la duree de ce contrat est inferieure e quatorze jours.</w:t>
+        <w:t>à la moitié de la durée du contrat, renouvellement inclus, si la durée de ce contrat est inférieure à quatorze jours.</w:t>
       </w:r>
     </w:p>
     <w:p>
@@ -1399,7 +1399,7 @@
           <w:color w:val="000000"/>
           <w:sz w:val="22"/>
         </w:rPr>
-        <w:t>Toujours, e titre suppletif, echappent e ce principe les exceptions suivantes (notamment) :</w:t>
+        <w:t>Toujours, à titre supplétif, échappent à ce principe les exceptions suivantes (notamment) :</w:t>
       </w:r>
     </w:p>
     <w:p>
@@ -1412,7 +1412,7 @@
           <w:color w:val="000000"/>
           <w:sz w:val="22"/>
         </w:rPr>
-        <w:t>les contrats conclus en cas de nouvelle absence du salarie remplace ;</w:t>
+        <w:t>les contrats conclus en cas de nouvelle absence du salarié remplacé ;</w:t>
       </w:r>
     </w:p>
     <w:p>
@@ -1425,7 +1425,7 @@
           <w:color w:val="000000"/>
           <w:sz w:val="22"/>
         </w:rPr>
-        <w:t>les contrats conclus pour realiser des travaux urgents n'cessites par des mesures de s'curite ;</w:t>
+        <w:t>les contrats conclus pour réaliser des travaux urgents nécessités par des mesures de sécurité ;</w:t>
       </w:r>
     </w:p>
     <w:p>
@@ -1477,7 +1477,7 @@
           <w:color w:val="2F5496"/>
           <w:sz w:val="24"/>
         </w:rPr>
-        <w:t>SUCCESSION DE CONTRATS AVEC LE M'ME SALARIe</w:t>
+        <w:t>SUCCESSION DE CONTRATS AVEC LE MÊME SALARIÉ</w:t>
       </w:r>
     </w:p>
     <w:p>
@@ -1497,7 +1497,7 @@
           <w:color w:val="000000"/>
           <w:sz w:val="22"/>
         </w:rPr>
-        <w:t>Il est possible de conclure un nouveau contrat en CDD avec le m'me salarie sans encourir le risque d'une requalification</w:t>
+        <w:t>Il est possible de conclure un nouveau contrat en CDD avec le même salarié sans encourir le risque d'une requalification</w:t>
       </w:r>
     </w:p>
     <w:p>
@@ -1520,7 +1520,7 @@
           <w:color w:val="000000"/>
           <w:sz w:val="22"/>
         </w:rPr>
-        <w:t>-e remplacement d'un autre salarie absent ;</w:t>
+        <w:t>-e remplacement d'un autre salarié absent ;</w:t>
       </w:r>
     </w:p>
     <w:p>
@@ -1533,7 +1533,7 @@
           <w:color w:val="000000"/>
           <w:sz w:val="22"/>
         </w:rPr>
-        <w:t>de remplacement d'un salarie dont le contrat de travail est suspendu ;</w:t>
+        <w:t>de remplacement d'un salarié dont le contrat de travail est suspendu ;</w:t>
       </w:r>
     </w:p>
     <w:p>
@@ -1559,7 +1559,7 @@
           <w:color w:val="000000"/>
           <w:sz w:val="22"/>
         </w:rPr>
-        <w:t>d'emplois pour lesquels il est d'usage de ne pas recourir e un CDD. En cas de litige la juridiction saisie verifie que le</w:t>
+        <w:t>d'emplois pour lesquels il est d'usage de ne pas recourir à un CDD. En cas de litige la juridiction saisie vérifie que le</w:t>
       </w:r>
     </w:p>
     <w:p>
@@ -1569,7 +1569,7 @@
           <w:color w:val="000000"/>
           <w:sz w:val="22"/>
         </w:rPr>
-        <w:t>secteur d'activite entre bien dans la liste des activites concernees mais veille en outre pour prevenir les abus</w:t>
+        <w:t>secteur d'activité entre bien dans la liste des activités concernées mais veille en outre pour prévenir les abus</w:t>
       </w:r>
     </w:p>
     <w:p>
@@ -1579,7 +1579,7 @@
           <w:color w:val="000000"/>
           <w:sz w:val="22"/>
         </w:rPr>
-        <w:t>resultant de l'utilisation de contrats e duree d'terminee successifs, que le recours e l'utilisation des dits contrats est</w:t>
+        <w:t>résultant de l'utilisation de contrats à durée déterminée successifs, que le recours à l'utilisation des dits contrats est</w:t>
       </w:r>
     </w:p>
     <w:p>
@@ -1589,7 +1589,7 @@
           <w:color w:val="000000"/>
           <w:sz w:val="22"/>
         </w:rPr>
-        <w:t>e justifie par des raisons objectives qui s'entendent de l'existence d'el'ments concrets etablissant le caractere par</w:t>
+        <w:t>à justifie par des raisons objectives qui s'entendent de l'existence d'éléments concrets établissant le caractère par</w:t>
       </w:r>
     </w:p>
     <w:p>
@@ -1599,7 +1599,7 @@
           <w:color w:val="000000"/>
           <w:sz w:val="22"/>
         </w:rPr>
-        <w:t>nature temporaire de l'emploi e (Cass. soc 23 janvier 2008. En l'espece un formateur a cumule 14 annees d'ensei-</w:t>
+        <w:t>nature temporaire de l'emploi à (Cass. soc 23 janvier 2008. En l'espace un formateur a cumulé 14 années d'ensei-</w:t>
       </w:r>
     </w:p>
     <w:p>
@@ -1609,7 +1609,7 @@
           <w:color w:val="000000"/>
           <w:sz w:val="22"/>
         </w:rPr>
-        <w:t>gnement sur un poste de professeur d'education artistique. La cour estime que non seulement l'emploi n'avait pas</w:t>
+        <w:t>gnement sur un poste de professeur d'éducation artistique. La cour estime que non seulement l'emploi n'avait pas</w:t>
       </w:r>
     </w:p>
     <w:p>
@@ -1619,7 +1619,7 @@
           <w:color w:val="000000"/>
           <w:sz w:val="22"/>
         </w:rPr>
-        <w:t>un caractere temporaire mais au surplus que la conclusion de contrats e duree d'terminee successifs n'etait pas</w:t>
+        <w:t>un caractère temporaire mais au surplus que la conclusion de contrats à durée déterminée successifs n'était pas</w:t>
       </w:r>
     </w:p>
     <w:p>
@@ -1629,7 +1629,7 @@
           <w:color w:val="000000"/>
           <w:sz w:val="22"/>
         </w:rPr>
-        <w:t>justifiee par des raisons objectives. De m'me, attention cependant e ce que la conclusion de contrats successifs</w:t>
+        <w:t>justifiée par des raisons objectives. De même, attention cependant à ce que la conclusion de contrats successifs</w:t>
       </w:r>
     </w:p>
     <w:p>
@@ -1652,7 +1652,7 @@
           <w:color w:val="2F5496"/>
           <w:sz w:val="24"/>
         </w:rPr>
-        <w:t>LA FIN DU CDD E e</w:t>
+        <w:t>LA FIN DU CDD E •</w:t>
       </w:r>
     </w:p>
     <w:p>
@@ -1665,7 +1665,7 @@
           <w:color w:val="2F5496"/>
           <w:sz w:val="24"/>
         </w:rPr>
-        <w:t>eCHeANCE ET RUPTURE ANTICIPeE</w:t>
+        <w:t>ÉCHÉANCE ET RUPTURE ANTICIPÉE</w:t>
       </w:r>
     </w:p>
     <w:p>
@@ -1685,7 +1685,7 @@
           <w:color w:val="000000"/>
           <w:sz w:val="22"/>
         </w:rPr>
-        <w:t>Le CDD s'acheve au terme prevu par le contrat ou lorsque l'evenement ayant justifie sa conclusion prend fin.</w:t>
+        <w:t>Le CDD s'achève au terme prévu par le contrat ou lorsque l'événement ayant justifie sa conclusion prend fin.</w:t>
       </w:r>
     </w:p>
     <w:p>
@@ -1695,7 +1695,7 @@
           <w:color w:val="000000"/>
           <w:sz w:val="22"/>
         </w:rPr>
-        <w:t>D'autre part la loi prevoit 5 cas de rupture anticipee :</w:t>
+        <w:t>D'autre part la loi prévoit 5 cas de rupture anticipée :</w:t>
       </w:r>
     </w:p>
     <w:p>
@@ -1721,7 +1721,7 @@
           <w:color w:val="000000"/>
           <w:sz w:val="22"/>
         </w:rPr>
-        <w:t>la faute grave de l'une des parties (une faute non qualifiee comme telle ne peut justifier la rupture du contrat e</w:t>
+        <w:t>la faute grave de l'une des parties (une faute non qualifiée comme telle ne peut justifier la rupture du contrat à</w:t>
       </w:r>
     </w:p>
     <w:p>
@@ -1757,7 +1757,7 @@
           <w:color w:val="000000"/>
           <w:sz w:val="22"/>
         </w:rPr>
-        <w:t>la rupture e l'initiative du salarie en cas de conclusion d'un contrat e duree indeterminee. Il doit dans ce cas respecter</w:t>
+        <w:t>la rupture à l'initiative du salarié en cas de conclusion d'un contrat à durée indéterminée. Il doit dans ce cas respecter</w:t>
       </w:r>
     </w:p>
     <w:p>
@@ -1767,7 +1767,7 @@
           <w:color w:val="000000"/>
           <w:sz w:val="22"/>
         </w:rPr>
-        <w:t>un preavis ;</w:t>
+        <w:t>un préavis ;</w:t>
       </w:r>
     </w:p>
     <w:p>
@@ -1780,7 +1780,7 @@
           <w:color w:val="000000"/>
           <w:sz w:val="22"/>
         </w:rPr>
-        <w:t>l'inaptitude du salarie constatee par le m'decin du travail.</w:t>
+        <w:t>l'inaptitude du salarié constatée par le médecin du travail.</w:t>
       </w:r>
     </w:p>
     <w:p>
@@ -1790,7 +1790,7 @@
           <w:color w:val="000000"/>
           <w:sz w:val="22"/>
         </w:rPr>
-        <w:t>Les dispositions sont d'ordre public et les parties ne peuvent y d'roger conventionnellement. Il n'est ainsi pas possible</w:t>
+        <w:t>Les dispositions sont d'ordre public et les parties ne peuvent y déroger conventionnellement. Il n'est ainsi pas possible</w:t>
       </w:r>
     </w:p>
     <w:p>
@@ -1800,7 +1800,7 @@
           <w:color w:val="000000"/>
           <w:sz w:val="22"/>
         </w:rPr>
-        <w:t>de prevoir au contrat une stipulation autorisant la rupture unilaterale du contrat hors des cas prevus par la loi (Cass.</w:t>
+        <w:t>de prévoir au contrat une stipulation autorisant la rupture unilatérale du contrat hors des cas prévus par la loi (Cass.</w:t>
       </w:r>
     </w:p>
     <w:p>
@@ -1810,7 +1810,7 @@
           <w:color w:val="000000"/>
           <w:sz w:val="22"/>
         </w:rPr>
-        <w:t>soc. 4 fevrier 2015).</w:t>
+        <w:t>soc. 4 février 2015).</w:t>
       </w:r>
     </w:p>
     <w:p>
@@ -1820,7 +1820,7 @@
           <w:color w:val="000000"/>
           <w:sz w:val="22"/>
         </w:rPr>
-        <w:t>La rupture anticipee e l'initiative de l'employeur, en dehors des cas de faute grave, de force majeure ou d'inaptitude,</w:t>
+        <w:t>La rupture anticipée à l'initiative de l'employeur, en dehors des cas de faute grave, de force majeure ou d'inaptitude,</w:t>
       </w:r>
     </w:p>
     <w:p>
@@ -1830,7 +1830,7 @@
           <w:color w:val="000000"/>
           <w:sz w:val="22"/>
         </w:rPr>
-        <w:t>ouvre droit pour le salarie e des dommages et interets d'un montant au moins egal aux remunerations qu'il aurait</w:t>
+        <w:t>ouvre droit pour le salarié à des dommages et intérêts d'un montant au moins égal aux rémunérations qu'il aurait</w:t>
       </w:r>
     </w:p>
     <w:p>
@@ -1840,7 +1840,7 @@
           <w:color w:val="000000"/>
           <w:sz w:val="22"/>
         </w:rPr>
-        <w:t>pereues jusqu'au terme du contrat, sans prejudice de l'indemnite de fin de contrat. Il en est de m'me dans l'hypothese</w:t>
+        <w:t>perçues jusqu'au terme du contrat, sans préjudice de l'indemnité de fin de contrat. Il en est de même dans l'hypothèse</w:t>
       </w:r>
     </w:p>
     <w:p>
@@ -1850,7 +1850,7 @@
           <w:color w:val="000000"/>
           <w:sz w:val="22"/>
         </w:rPr>
-        <w:t>d'un sinistre resultant d'un cas de force majeure.</w:t>
+        <w:t>d'un sinistre résultant d'un cas de force majeure.</w:t>
       </w:r>
     </w:p>
     <w:p>
@@ -1860,7 +1860,7 @@
           <w:color w:val="000000"/>
           <w:sz w:val="22"/>
         </w:rPr>
-        <w:t>De m'me si la rupture intervient e l'initiative du salarie en dehors des cas l'gaux, celle-ci ouvre droit pour l'employeur e</w:t>
+        <w:t>De même si la rupture intervient à l'initiative du salarié en dehors des cas légaux, celle-ci ouvre droit pour l'employeur à</w:t>
       </w:r>
     </w:p>
     <w:p>
@@ -1870,7 +1870,7 @@
           <w:color w:val="000000"/>
           <w:sz w:val="22"/>
         </w:rPr>
-        <w:t>des dommages et interets correspondant au prejudice subi (Cass. soc. 9 fevrier 2011).</w:t>
+        <w:t>des dommages et intérêts correspondant au préjudice subi (Cass. soc. 9 février 2011).</w:t>
       </w:r>
     </w:p>
     <w:p>
@@ -1883,7 +1883,7 @@
           <w:color w:val="2F5496"/>
           <w:sz w:val="24"/>
         </w:rPr>
-        <w:t>PROPOSITION DE POURSUITE DES RELATIONS CONTRACTUELLES APReS eCHeANCE</w:t>
+        <w:t>PROPOSITION DE POURSUITE DES RELATIONS CONTRACTUELLES APRÈS ÉCHÉANCE</w:t>
       </w:r>
     </w:p>
     <w:p>
@@ -1903,7 +1903,7 @@
           <w:color w:val="000000"/>
           <w:sz w:val="22"/>
         </w:rPr>
-        <w:t>L'employeur peut proposer au salarie une poursuite des relations contractuelles en contrat e duree indeterminee sur le</w:t>
+        <w:t>L'employeur peut proposer au salarié une poursuite des relations contractuelles en contrat à durée indéterminée sur le</w:t>
       </w:r>
     </w:p>
     <w:p>
@@ -1913,7 +1913,7 @@
           <w:color w:val="000000"/>
           <w:sz w:val="22"/>
         </w:rPr>
-        <w:t>m'me poste ou un poste comparable (remuneration, duree du travail, lieu de travail equivalents). Il doit notifier par</w:t>
+        <w:t>même poste ou un poste comparable (rémunération, durée du travail, lieu de travail équivalents). Il doit notifier par</w:t>
       </w:r>
     </w:p>
     <w:p>
@@ -1923,7 +1923,7 @@
           <w:color w:val="000000"/>
           <w:sz w:val="22"/>
         </w:rPr>
-        <w:t>ecrit sa proposition au salarie. En cas de refus, l'employeur doit informer France Travail (sur les consequences atta-</w:t>
+        <w:t>écrit sa proposition au salarié. En cas de refus, l'employeur doit informer France Travail (sur les conséquences atta-</w:t>
       </w:r>
     </w:p>
     <w:p>
@@ -1933,7 +1933,7 @@
           <w:color w:val="000000"/>
           <w:sz w:val="22"/>
         </w:rPr>
-        <w:t>chees, cf. Fiche 29).</w:t>
+        <w:t>chies, cf. Fiche 29).</w:t>
       </w:r>
     </w:p>
     <w:p>
@@ -1946,7 +1946,7 @@
           <w:color w:val="2F5496"/>
           <w:sz w:val="24"/>
         </w:rPr>
-        <w:t>ABSENCE DE POURSUITE DES RELATIONS CONTRACTUELLES APReS eCHeANCE</w:t>
+        <w:t>ABSENCE DE POURSUITE DES RELATIONS CONTRACTUELLES APRÈS ÉCHÉANCE</w:t>
       </w:r>
     </w:p>
     <w:p>
@@ -1966,7 +1966,7 @@
           <w:color w:val="000000"/>
           <w:sz w:val="22"/>
         </w:rPr>
-        <w:t>Enfin, lorsque e l'issue d'un contrat de travail, les relations contractuelles de travail ne se poursuivent pas par un contrat</w:t>
+        <w:t>Enfin, lorsque à l'issue d'un contrat de travail, les relations contractuelles de travail ne se poursuivent pas par un contrat</w:t>
       </w:r>
     </w:p>
     <w:p>
@@ -1976,7 +1976,7 @@
           <w:color w:val="000000"/>
           <w:sz w:val="22"/>
         </w:rPr>
-        <w:t>e duree indeterminee, le salarie a droit e une indemnite de fin de contrat, sauf cas particuliers (art. 1243-10 C. trav.),</w:t>
+        <w:t>à durée indéterminée, le salarié a droit à une indemnité de fin de contrat, sauf cas particuliers (art. 1243-10 C. trav.),</w:t>
       </w:r>
     </w:p>
     <w:p>
@@ -1986,7 +1986,7 @@
           <w:color w:val="000000"/>
           <w:sz w:val="22"/>
         </w:rPr>
-        <w:t>destinee e compenser la precarite de sa situation. Cette indemnite est egale e 10% de la remuneration totale brute versee</w:t>
+        <w:t>destinée à compenser la précarité de sa situation. Cette indemnité est égale à 10% de la rémunération totale brute versée</w:t>
       </w:r>
     </w:p>
     <w:p>
@@ -1996,7 +1996,7 @@
           <w:color w:val="000000"/>
           <w:sz w:val="22"/>
         </w:rPr>
-        <w:t>au salarie. En outre, une indemnite compensatrice de conges payes, calculee en fonction de la duree du contrat et dont le</w:t>
+        <w:t>au salarié. En outre, une indemnité compensatrice de congés payés, calculée en fonction de la durée du contrat et dont le</w:t>
       </w:r>
     </w:p>
     <w:p>
@@ -2006,7 +2006,7 @@
           <w:color w:val="000000"/>
           <w:sz w:val="22"/>
         </w:rPr>
-        <w:t>montant ne peut etre inferieur au 10</w:t>
+        <w:t>montant ne peut être inférieur au 10</w:t>
       </w:r>
     </w:p>
     <w:p>
@@ -2026,7 +2026,7 @@
           <w:color w:val="000000"/>
           <w:sz w:val="22"/>
         </w:rPr>
-        <w:t>de la remuneration totale, est due au salarie lorsqu'il n'a pas liquide ses droits e</w:t>
+        <w:t>de la rémunération totale, est due au salarié lorsqu'il n'a pas liquide ses droits à</w:t>
       </w:r>
     </w:p>
     <w:p>
@@ -2036,7 +2036,7 @@
           <w:color w:val="000000"/>
           <w:sz w:val="22"/>
         </w:rPr>
-        <w:t>conges.</w:t>
+        <w:t>congés.</w:t>
       </w:r>
     </w:p>
     <w:p/>
@@ -2050,7 +2050,7 @@
           <w:color w:val="2F5496"/>
           <w:sz w:val="24"/>
         </w:rPr>
-        <w:t>LE CONTRAT DE TRAVAIL TEMPORAIRE II e</w:t>
+        <w:t>LE CONTRAT DE TRAVAIL TEMPORAIRE II •</w:t>
       </w:r>
     </w:p>
     <w:p>
@@ -2063,7 +2063,7 @@
           <w:color w:val="2F5496"/>
           <w:sz w:val="24"/>
         </w:rPr>
-        <w:t>D'FINITION A e</w:t>
+        <w:t>DÉFINITION A •</w:t>
       </w:r>
     </w:p>
     <w:p>
@@ -2073,7 +2073,7 @@
           <w:color w:val="000000"/>
           <w:sz w:val="22"/>
         </w:rPr>
-        <w:t>La loi d'finit l'activite de travail temporaire comme etant celle de toute personne physique ou morale dont l'activite</w:t>
+        <w:t>La loi définit l'activité de travail temporaire comme étant celle de toute personne physique ou morale dont l'activité</w:t>
       </w:r>
     </w:p>
     <w:p>
@@ -2083,7 +2083,7 @@
           <w:color w:val="000000"/>
           <w:sz w:val="22"/>
         </w:rPr>
-        <w:t>exclusive est de mettre e la disposition provisoire d'utilisateurs, des salaries, qu'en fonction d'une qualification</w:t>
+        <w:t>exclusive est de mettre à la disposition provisoire d'utilisateurs, des salariés, qu'en fonction d'une qualification</w:t>
       </w:r>
     </w:p>
     <w:p>
@@ -2093,7 +2093,7 @@
           <w:color w:val="000000"/>
           <w:sz w:val="22"/>
         </w:rPr>
-        <w:t>convenue elle embauche et remunere e cet effet.</w:t>
+        <w:t>convenue elle embauche et rémunère à cet effet.</w:t>
       </w:r>
     </w:p>
     <w:p>
@@ -2103,7 +2103,7 @@
           <w:color w:val="000000"/>
           <w:sz w:val="22"/>
         </w:rPr>
-        <w:t>Le recours au travail temporaire a pour objet la mise e disposition temporaire d'un salarie par une entreprise de travail</w:t>
+        <w:t>Le recours au travail temporaire a pour objet la mise à disposition temporaire d'un salarié par une entreprise de travail</w:t>
       </w:r>
     </w:p>
     <w:p>
@@ -2113,7 +2113,7 @@
           <w:color w:val="000000"/>
           <w:sz w:val="22"/>
         </w:rPr>
-        <w:t>temporaire au ben'fice d'un client utilisateur pour l'execution d'une mission (art. 1251-1 C. trav.).</w:t>
+        <w:t>temporaire au bénéfice d'un client utilisateur pour l'exécution d'une mission (art. 1251-1 C. trav.).</w:t>
       </w:r>
     </w:p>
     <w:p>
@@ -2126,7 +2126,7 @@
           <w:color w:val="2F5496"/>
           <w:sz w:val="24"/>
         </w:rPr>
-        <w:t>L'EXISTENCE D'UNE DOUBLE RELATION CONTRACTUELLE B e</w:t>
+        <w:t>L'EXISTENCE D'UNE DOUBLE RELATION CONTRACTUELLE B •</w:t>
       </w:r>
     </w:p>
     <w:p>
@@ -2136,7 +2136,7 @@
           <w:color w:val="000000"/>
           <w:sz w:val="22"/>
         </w:rPr>
-        <w:t>La dimension originale du travail temporaire tient e l'existence concomitante de deux contrats :</w:t>
+        <w:t>La dimension originale du travail temporaire tient à l'existence concomitante de deux contrats :</w:t>
       </w:r>
     </w:p>
     <w:p>
@@ -2169,7 +2169,7 @@
           <w:color w:val="000000"/>
           <w:sz w:val="22"/>
         </w:rPr>
-        <w:t>Ou contrat de travail temporaire. Il est conclu entre l'entreprise de travail temporaire et le salarie interimaire.</w:t>
+        <w:t>Ou contrat de travail temporaire. Il est conclu entre l'entreprise de travail temporaire et le salarié intérimaire.</w:t>
       </w:r>
     </w:p>
     <w:p>
@@ -2179,7 +2179,7 @@
           <w:color w:val="000000"/>
           <w:sz w:val="22"/>
         </w:rPr>
-        <w:t>Obligatoirement ecrit et signe par le salarie, il doit lui etre remis dans les 2 jours de sa conclusion sous peine de sanctions</w:t>
+        <w:t>Obligatoirement écrit et signe par le salarié, il doit lui être remis dans les 2 jours de sa conclusion sous peine de sanctions</w:t>
       </w:r>
     </w:p>
     <w:p>
@@ -2189,7 +2189,7 @@
           <w:color w:val="000000"/>
           <w:sz w:val="22"/>
         </w:rPr>
-        <w:t>civiles et penales. Il comporte toutes mentions obligatoires, notamment celles figurant dans le contrat de mise e</w:t>
+        <w:t>civiles et pénales. Il comporte toutes mentions obligatoires, notamment celles figurant dans le contrat de mise à</w:t>
       </w:r>
     </w:p>
     <w:p>
@@ -2199,7 +2199,7 @@
           <w:color w:val="000000"/>
           <w:sz w:val="22"/>
         </w:rPr>
-        <w:t>disposition mais aussi celles relatives e la remuneration, e la qualification ou e la presence d'une periode d'essai dont la</w:t>
+        <w:t>disposition mais aussi celles relatives à la rémunération, à la qualification ou à la présence d'une période d'essai dont la</w:t>
       </w:r>
     </w:p>
     <w:p>
@@ -2209,7 +2209,7 @@
           <w:color w:val="000000"/>
           <w:sz w:val="22"/>
         </w:rPr>
-        <w:t>duree est fixee par voie conventionnelle (e d'faut, elle ne peut exceder deux jours si le contrat est conclu pour une duree</w:t>
+        <w:t>durée est fixée par voie conventionnelle (à défaut, elle ne peut excéder deux jours si le contrat est conclu pour une durée</w:t>
       </w:r>
     </w:p>
     <w:p>
@@ -2219,7 +2219,7 @@
           <w:color w:val="000000"/>
           <w:sz w:val="22"/>
         </w:rPr>
-        <w:t>inferieure ou egale e un mois, trois jours si le contrat est conclu pour une duree comprise entre un et deux mois, cinq</w:t>
+        <w:t>inférieure ou égale à un mois, trois jours si le contrat est conclu pour une durée comprise entre un et deux mois, cinq</w:t>
       </w:r>
     </w:p>
     <w:p>
@@ -2229,7 +2229,7 @@
           <w:color w:val="000000"/>
           <w:sz w:val="22"/>
         </w:rPr>
-        <w:t>jours au-dele). Les regles relatives e la duree du contrat sont identiques e celles du CDD.</w:t>
+        <w:t>jours au-delà). Les règles relatives à la durée du contrat sont identiques à celles du CDD.</w:t>
       </w:r>
     </w:p>
     <w:p>
@@ -2242,7 +2242,7 @@
           <w:color w:val="2F5496"/>
           <w:sz w:val="24"/>
         </w:rPr>
-        <w:t>LE CONTRAT DE MISE e DISPOSITION</w:t>
+        <w:t>LE CONTRAT DE MISE à DISPOSITION</w:t>
       </w:r>
     </w:p>
     <w:p>
@@ -2262,7 +2262,7 @@
           <w:color w:val="000000"/>
           <w:sz w:val="22"/>
         </w:rPr>
-        <w:t>Il est conclu entre l'entreprise de travail temporaire et l'entreprise utilisatrice. N'cessairement ecrit, il indique :</w:t>
+        <w:t>Il est conclu entre l'entreprise de travail temporaire et l'entreprise utilisatrice. Nécessairement écrit, il indique :</w:t>
       </w:r>
     </w:p>
     <w:p>
@@ -2275,7 +2275,7 @@
           <w:color w:val="000000"/>
           <w:sz w:val="22"/>
         </w:rPr>
-        <w:t>la raison pour laquelle l'entreprise e recours au travailleur temporaire ;</w:t>
+        <w:t>la raison pour laquelle l'entreprise à recours au travailleur temporaire ;</w:t>
       </w:r>
     </w:p>
     <w:p>
@@ -2301,7 +2301,7 @@
           <w:color w:val="000000"/>
           <w:sz w:val="22"/>
         </w:rPr>
-        <w:t>le poste e pourvoir et la qualification requise ;</w:t>
+        <w:t>le poste à pourvoir et la qualification requise ;</w:t>
       </w:r>
     </w:p>
     <w:p>
@@ -2314,7 +2314,7 @@
           <w:color w:val="000000"/>
           <w:sz w:val="22"/>
         </w:rPr>
-        <w:t>la remuneration prevue ;</w:t>
+        <w:t>la rémunération prévue ;</w:t>
       </w:r>
     </w:p>
     <w:p>
@@ -2327,7 +2327,7 @@
           <w:color w:val="000000"/>
           <w:sz w:val="22"/>
         </w:rPr>
-        <w:t>les el'ments de protection individuelle imperatifs e la realisation de la t'che.</w:t>
+        <w:t>les éléments de protection individuelle impératifs à la réalisation de la tâche.</w:t>
       </w:r>
     </w:p>
     <w:p>
@@ -2340,7 +2340,7 @@
           <w:color w:val="2F5496"/>
           <w:sz w:val="24"/>
         </w:rPr>
-        <w:t>LES CAS DE RECOURS C e</w:t>
+        <w:t>LES CAS DE RECOURS C •</w:t>
       </w:r>
     </w:p>
     <w:p>
@@ -2350,7 +2350,7 @@
           <w:color w:val="000000"/>
           <w:sz w:val="22"/>
         </w:rPr>
-        <w:t>L'entreprise utilisatrice ne peut avoir recours au travailleur interimaire que dans les cas oe la loi l'autorise. En effet,</w:t>
+        <w:t>L'entreprise utilisatrice ne peut avoir recours au travailleur intérimaire que dans les cas ou la loi l'autorise. En effet,</w:t>
       </w:r>
     </w:p>
     <w:p>
@@ -2360,7 +2360,7 @@
           <w:color w:val="000000"/>
           <w:sz w:val="22"/>
         </w:rPr>
-        <w:t>comme pour le CDD, le contrat de travail temporaire ne saurait se substituer e un contrat de droit commun si l'emploi</w:t>
+        <w:t>comme pour le CDD, le contrat de travail temporaire ne saurait se substituer à un contrat de droit commun si l'emploi</w:t>
       </w:r>
     </w:p>
     <w:p>
@@ -2370,7 +2370,7 @@
           <w:color w:val="000000"/>
           <w:sz w:val="22"/>
         </w:rPr>
-        <w:t>occupe correspond e l'activite normale et permanente de l'entreprise utilisatrice.</w:t>
+        <w:t>occupe correspond à l'activité normale et permanente de l'entreprise utilisatrice.</w:t>
       </w:r>
     </w:p>
     <w:p>
@@ -2380,7 +2380,7 @@
           <w:color w:val="000000"/>
           <w:sz w:val="22"/>
         </w:rPr>
-        <w:t>Les cas de recours les plus frequents sont :</w:t>
+        <w:t>Les cas de recours les plus fréquents sont :</w:t>
       </w:r>
     </w:p>
     <w:p>
@@ -2393,7 +2393,7 @@
           <w:color w:val="000000"/>
           <w:sz w:val="22"/>
         </w:rPr>
-        <w:t>le remplacement d'un salarie absent ;</w:t>
+        <w:t>le remplacement d'un salarié absent ;</w:t>
       </w:r>
     </w:p>
     <w:p>
@@ -2406,7 +2406,7 @@
           <w:color w:val="000000"/>
           <w:sz w:val="22"/>
         </w:rPr>
-        <w:t>l'accroissement temporaire d'activite ;</w:t>
+        <w:t>l'accroissement temporaire d'activité ;</w:t>
       </w:r>
     </w:p>
     <w:p>
@@ -2419,7 +2419,7 @@
           <w:color w:val="000000"/>
           <w:sz w:val="22"/>
         </w:rPr>
-        <w:t>les emplois e caractere saisonniers ou pour lesquels il est d'usage de ne pas recourir e un contrat e duree</w:t>
+        <w:t>les emplois à caractère saisonniers ou pour lesquels il est d'usage de ne pas recourir à un contrat à durée</w:t>
       </w:r>
     </w:p>
     <w:p>
@@ -2429,7 +2429,7 @@
           <w:color w:val="000000"/>
           <w:sz w:val="22"/>
         </w:rPr>
-        <w:t>indeterminee.</w:t>
+        <w:t>indéterminée.</w:t>
       </w:r>
     </w:p>
     <w:p>
@@ -2442,7 +2442,7 @@
           <w:color w:val="2F5496"/>
           <w:sz w:val="24"/>
         </w:rPr>
-        <w:t>STATUT DU SALARIe D e</w:t>
+        <w:t>STATUT DU SALARIÉ D •</w:t>
       </w:r>
     </w:p>
     <w:p>
@@ -2452,7 +2452,7 @@
           <w:color w:val="000000"/>
           <w:sz w:val="22"/>
         </w:rPr>
-        <w:t>Le salarie ben'ficie de l'ensemble des droits individuels et collectifs que la loi reconnaet e tout salarie. Ainsi, sa remuneration</w:t>
+        <w:t>Le salarié bénéficie de l'ensemble des droits individuels et collectifs que la loi reconnaît à tout salarié. Ainsi, sa rémunération</w:t>
       </w:r>
     </w:p>
     <w:p>
@@ -2462,7 +2462,7 @@
           <w:color w:val="000000"/>
           <w:sz w:val="22"/>
         </w:rPr>
-        <w:t>ne peut etre inferieure e celle que percevrait un salarie en CDI pour la m'me qualification et sur le m'me poste. De m'me</w:t>
+        <w:t>ne peut être inférieure à celle que percevrait un salarié en CDI pour la même qualification et sur le même poste. De même</w:t>
       </w:r>
     </w:p>
     <w:p>
@@ -2472,7 +2472,7 @@
           <w:color w:val="000000"/>
           <w:sz w:val="22"/>
         </w:rPr>
-        <w:t>qu'il ben'ficie des droits e la formation professionnelle ou encore des conges pour evenements familiaux. Il en est encore</w:t>
+        <w:t>qu'il bénéficie des droits à la formation professionnelle ou encore des congés pour événements familiaux. Il en est encore</w:t>
       </w:r>
     </w:p>
     <w:p>
@@ -2482,7 +2482,7 @@
           <w:color w:val="000000"/>
           <w:sz w:val="22"/>
         </w:rPr>
-        <w:t>ainsi en ce qui concerne la demande que peut formuler le salarie concernant des postes en contrat e duree indeterminee</w:t>
+        <w:t>ainsi en ce qui concerne la demande que peut formuler le salarié concernant des postes en contrat à durée indéterminée</w:t>
       </w:r>
     </w:p>
     <w:p>
@@ -2492,7 +2492,7 @@
           <w:color w:val="000000"/>
           <w:sz w:val="22"/>
         </w:rPr>
-        <w:t>aupres de l'entreprise utilisatrice, mais aussi des consequences du refus du salarie d'une proposition de poste en CDI.</w:t>
+        <w:t>auprès de l'entreprise utilisatrice, mais aussi des conséquences du refus du salarié d'une proposition de poste en CDI.</w:t>
       </w:r>
     </w:p>
     <w:p>
@@ -2502,7 +2502,7 @@
           <w:color w:val="000000"/>
           <w:sz w:val="22"/>
         </w:rPr>
-        <w:t>Une distinction cependant : l'entreprise utilisatrice reste responsable pendant toute la duree de la mission, des</w:t>
+        <w:t>Une distinction cependant : l'entreprise utilisatrice reste responsable pendant toute la durée de la mission, des</w:t>
       </w:r>
     </w:p>
     <w:p>
@@ -2512,7 +2512,7 @@
           <w:color w:val="000000"/>
           <w:sz w:val="22"/>
         </w:rPr>
-        <w:t>conditions de travail dans lesquelles elle s'exerce et particulierement des regles relatives e la s'curite (le salarie est en</w:t>
+        <w:t>conditions de travail dans lesquelles elle s'exerce et particulièrement des règles relatives à la sécurité (le salarié est en</w:t>
       </w:r>
     </w:p>
     <w:p>
@@ -2522,7 +2522,7 @@
           <w:color w:val="000000"/>
           <w:sz w:val="22"/>
         </w:rPr>
-        <w:t>quelque sorte d'tache).</w:t>
+        <w:t>quelque sorte détaché).</w:t>
       </w:r>
     </w:p>
     <w:p>
@@ -2535,7 +2535,7 @@
           <w:color w:val="2F5496"/>
           <w:sz w:val="24"/>
         </w:rPr>
-        <w:t>FIN DU CONTRAT E e</w:t>
+        <w:t>FIN DU CONTRAT E •</w:t>
       </w:r>
     </w:p>
     <w:p>
@@ -2568,7 +2568,7 @@
           <w:color w:val="000000"/>
           <w:sz w:val="22"/>
         </w:rPr>
-        <w:t>Le contrat peut etre rompu librement pendant la periode d'essai.</w:t>
+        <w:t>Le contrat peut être rompu librement pendant la période d'essai.</w:t>
       </w:r>
     </w:p>
     <w:p>
@@ -2578,7 +2578,7 @@
           <w:color w:val="000000"/>
           <w:sz w:val="22"/>
         </w:rPr>
-        <w:t>Au-dele, le contrat termine au terme prevu ou e la fin de la situation ayant motive le recours au travail temporaire (retour</w:t>
+        <w:t>Au-delà, le contrat termine au terme prévu ou à la fin de la situation ayant motivé le recours au travail temporaire (retour</w:t>
       </w:r>
     </w:p>
     <w:p>
@@ -2588,7 +2588,7 @@
           <w:color w:val="000000"/>
           <w:sz w:val="22"/>
         </w:rPr>
-        <w:t>du salarie absent).</w:t>
+        <w:t>du salarié absent).</w:t>
       </w:r>
     </w:p>
     <w:p>
@@ -2598,7 +2598,7 @@
           <w:color w:val="000000"/>
           <w:sz w:val="22"/>
         </w:rPr>
-        <w:t>La rupture anticipee est possible e l'initiative de l'entrepreneur de travail temporaire en cas de faute grave du salarie ou</w:t>
+        <w:t>La rupture anticipée est possible à l'initiative de l'entrepreneur de travail temporaire en cas de faute grave du salarié ou</w:t>
       </w:r>
     </w:p>
     <w:p>
@@ -2618,7 +2618,7 @@
           <w:color w:val="000000"/>
           <w:sz w:val="22"/>
         </w:rPr>
-        <w:t>Si ces conditions ne sont pas remplies, il doit proposer un nouveau contrat de travail prenant effet dans un d'lai</w:t>
+        <w:t>Si ces conditions ne sont pas remplies, il doit proposer un nouveau contrat de travail prenant effet dans un délai</w:t>
       </w:r>
     </w:p>
     <w:p>
@@ -2628,7 +2628,7 @@
           <w:color w:val="000000"/>
           <w:sz w:val="22"/>
         </w:rPr>
-        <w:t>maximum de trois jours ouvrables. e d'faut, ou si le nouveau contrat est d'une duree inferieure e celle restant e courir du</w:t>
+        <w:t>maximum de trois jours ouvrables. à défaut, ou si le nouveau contrat est d'une durée inférieure à celle restant à courir du</w:t>
       </w:r>
     </w:p>
     <w:p>
@@ -2638,7 +2638,7 @@
           <w:color w:val="000000"/>
           <w:sz w:val="22"/>
         </w:rPr>
-        <w:t>contrat prec'dent, l'entrepreneur de travail temporaire doit assurer au salarie une remuneration equivalente e celle qu'il</w:t>
+        <w:t>contrat précédent, l'entrepreneur de travail temporaire doit assurer au salarié une rémunération équivalente à celle qu'il</w:t>
       </w:r>
     </w:p>
     <w:p>
@@ -2648,7 +2648,7 @@
           <w:color w:val="000000"/>
           <w:sz w:val="22"/>
         </w:rPr>
-        <w:t>aurait pereue jusqu'au terme du contrat.</w:t>
+        <w:t>aurait perçue jusqu'au terme du contrat.</w:t>
       </w:r>
     </w:p>
     <w:p>
@@ -2658,7 +2658,7 @@
           <w:color w:val="000000"/>
           <w:sz w:val="22"/>
         </w:rPr>
-        <w:t>La resiliation du contrat de travail e l'initiative du salarie ouvre droit e des dommages-interets correspondant au</w:t>
+        <w:t>La résiliation du contrat de travail à l'initiative du salarié ouvre droit à des dommages-intérêts correspondant au</w:t>
       </w:r>
     </w:p>
     <w:p>
@@ -2668,7 +2668,7 @@
           <w:color w:val="000000"/>
           <w:sz w:val="22"/>
         </w:rPr>
-        <w:t>prejudice subi sauf s'il justifie d'une embauche pour une duree indeterminee.</w:t>
+        <w:t>préjudice subi sauf s'il justifie d'une embauche pour une durée indéterminée.</w:t>
       </w:r>
     </w:p>
     <w:p>
@@ -2681,7 +2681,7 @@
           <w:color w:val="2F5496"/>
           <w:sz w:val="24"/>
         </w:rPr>
-        <w:t>L'INDEMNITe DE FIN DE CONTRAT</w:t>
+        <w:t>L'INDEMNITÉ DE FIN DE CONTRAT</w:t>
       </w:r>
     </w:p>
     <w:p>
@@ -2701,7 +2701,7 @@
           <w:color w:val="000000"/>
           <w:sz w:val="22"/>
         </w:rPr>
-        <w:t>En dehors de certains cas, le salarie pereoit e l'issue de son contrat une double indemnite :</w:t>
+        <w:t>En dehors de certains cas, le salarié perçoit à l'issue de son contrat une double indemnité :</w:t>
       </w:r>
     </w:p>
     <w:p>
@@ -2714,7 +2714,7 @@
           <w:color w:val="000000"/>
           <w:sz w:val="22"/>
         </w:rPr>
-        <w:t>une indemnite compensatrice de conges payes, calculee en fonction de la duree du contrat dont le montant ne peut</w:t>
+        <w:t>une indemnité compensatrice de congés payés, calculée en fonction de la durée du contrat dont le montant ne peut</w:t>
       </w:r>
     </w:p>
     <w:p>
@@ -2724,7 +2724,7 @@
           <w:color w:val="000000"/>
           <w:sz w:val="22"/>
         </w:rPr>
-        <w:t>etre inferieur au 10</w:t>
+        <w:t>être inférieur au 10</w:t>
       </w:r>
     </w:p>
     <w:p>
@@ -2744,7 +2744,7 @@
           <w:color w:val="000000"/>
           <w:sz w:val="22"/>
         </w:rPr>
-        <w:t>de la remuneration totale due au salarie ;</w:t>
+        <w:t>de la rémunération totale due au salarié ;</w:t>
       </w:r>
     </w:p>
     <w:p>
@@ -2754,7 +2754,7 @@
           <w:color w:val="000000"/>
           <w:sz w:val="22"/>
         </w:rPr>
-        <w:t>une indemnite de precarite d'emploi. Elle est egale e 10% de la remuneration totale brute du salarie.</w:t>
+        <w:t>une indemnité de précarité d'emploi. Elle est égale à 10% de la rémunération totale brute du salarié.</w:t>
       </w:r>
     </w:p>
     <w:p/>

--- a/droit social dcg/5- contrat dur e d termin e et CT temps temporaire.docx
+++ b/droit social dcg/5- contrat dur e d termin e et CT temps temporaire.docx
@@ -27,7 +27,7 @@
           <w:color w:val="2F5496"/>
           <w:sz w:val="24"/>
         </w:rPr>
-        <w:t>LE CONTRAT DE TRAVAIL à DURÉE DÉTERMINÉE I •</w:t>
+        <w:t>I • LE CONTRAT DE TRAVAIL à DURÉE DÉTERMINÉE</w:t>
       </w:r>
     </w:p>
     <w:p>
@@ -40,14 +40,14 @@
           <w:color w:val="2F5496"/>
           <w:sz w:val="24"/>
         </w:rPr>
-        <w:t>LES CAS DE RECOURS AUTORISÉS AU CONTRAT à DURÉE DÉTERMINÉE A •</w:t>
+        <w:t>A • LES CAS DE RECOURS AUTORISÉS AU CONTRAT à DURÉE DÉTERMINÉE</w:t>
       </w:r>
     </w:p>
     <w:p>
       <w:r>
         <w:rPr>
           <w:b w:val="0"/>
-          <w:color w:val="000000"/>
+          <w:color w:val="00703C"/>
           <w:sz w:val="22"/>
         </w:rPr>
         <w:t>Les articles L 1242-1 à L 1242-4 du code du travail disposent que le CDD ne peut avoir pour objet ni pour effet de</w:t>
@@ -110,7 +110,7 @@
       <w:r>
         <w:rPr>
           <w:b w:val="0"/>
-          <w:color w:val="000000"/>
+          <w:color w:val="C00000"/>
           <w:sz w:val="22"/>
         </w:rPr>
         <w:t>l'exception de celles résultant de la grave (remplacement interdit). La loi du 21 décembre 2022 portant mesures</w:t>
@@ -140,7 +140,7 @@
       <w:r>
         <w:rPr>
           <w:b w:val="0"/>
-          <w:color w:val="000000"/>
+          <w:color w:val="C00000"/>
           <w:sz w:val="22"/>
         </w:rPr>
         <w:t>absents. Le décret du 12 avril 2023 précise les secteurs d'activités autorisés à faire usage de cette dérogation (60</w:t>
@@ -242,7 +242,7 @@
       <w:r>
         <w:rPr>
           <w:b w:val="0"/>
-          <w:color w:val="000000"/>
+          <w:color w:val="BF5700"/>
           <w:sz w:val="22"/>
         </w:rPr>
         <w:t>Celui-ci doit s'entendre comme une augmentation temporaire de l'activité normale de l'entreprise. Il est nécessaire de</w:t>
@@ -322,7 +322,7 @@
       <w:r>
         <w:rPr>
           <w:b w:val="0"/>
-          <w:color w:val="000000"/>
+          <w:color w:val="C00000"/>
           <w:sz w:val="22"/>
         </w:rPr>
         <w:t>Sous la même rubrique, le législateur autorise le recours au CDD, en cas de commande exceptionnelle à l'exportation ou</w:t>
@@ -405,7 +405,7 @@
       <w:r>
         <w:rPr>
           <w:b w:val="0"/>
-          <w:color w:val="000000"/>
+          <w:color w:val="00703C"/>
           <w:sz w:val="22"/>
         </w:rPr>
         <w:t>à durée indéterminée en raison de la nature de l'activité et du caractère temporaire de ces emplois (hôtellerie,</w:t>
@@ -435,7 +435,7 @@
       <w:r>
         <w:rPr>
           <w:b w:val="0"/>
-          <w:color w:val="000000"/>
+          <w:color w:val="BF5700"/>
           <w:sz w:val="22"/>
         </w:rPr>
         <w:t>2025). De surcroît, l'utilisation de contrats à durée déterminée successifs doit être justifiée par l'existence</w:t>
@@ -445,7 +445,7 @@
       <w:r>
         <w:rPr>
           <w:b w:val="0"/>
-          <w:color w:val="000000"/>
+          <w:color w:val="00703C"/>
           <w:sz w:val="22"/>
         </w:rPr>
         <w:t>d'éléments concrets et précis établissant le caractère par nature temporaire de cet emploi (Cass. soc. 4 février</w:t>
@@ -524,7 +524,7 @@
       <w:r>
         <w:rPr>
           <w:b w:val="0"/>
-          <w:color w:val="000000"/>
+          <w:color w:val="00703C"/>
           <w:sz w:val="22"/>
         </w:rPr>
         <w:t>En vue de la réalisation d'un objet défini. Un accord de branche étendu ou, à défaut, un accord d'entreprise doit le</w:t>
@@ -607,7 +607,7 @@
       <w:r>
         <w:rPr>
           <w:b w:val="0"/>
-          <w:color w:val="000000"/>
+          <w:color w:val="BF5700"/>
           <w:sz w:val="22"/>
         </w:rPr>
         <w:t>à noter qu'une convention collective ne peut déroger aux dispositions d'ordre public relatives aux conditions de</w:t>
@@ -654,7 +654,7 @@
           <w:color w:val="2F5496"/>
           <w:sz w:val="24"/>
         </w:rPr>
-        <w:t>LE FORMALISME DU CDD B •</w:t>
+        <w:t>B • LE FORMALISME DU CDD</w:t>
       </w:r>
     </w:p>
     <w:p>
@@ -684,7 +684,7 @@
       <w:r>
         <w:rPr>
           <w:b w:val="0"/>
-          <w:color w:val="000000"/>
+          <w:color w:val="BF5700"/>
           <w:sz w:val="22"/>
         </w:rPr>
         <w:t>Il doit être :</w:t>
@@ -733,7 +733,7 @@
       <w:r>
         <w:rPr>
           <w:b w:val="0"/>
-          <w:color w:val="000000"/>
+          <w:color w:val="BF5700"/>
           <w:sz w:val="22"/>
         </w:rPr>
         <w:t>Ces obligations sont impératives. Le contrat doit être écrit et remis au salarié dans les 48 heures de l'embauche, ce qui</w:t>
@@ -743,7 +743,7 @@
       <w:r>
         <w:rPr>
           <w:b w:val="0"/>
-          <w:color w:val="000000"/>
+          <w:color w:val="BF5700"/>
           <w:sz w:val="22"/>
         </w:rPr>
         <w:t>n'est pas le cas pour le CDI. Il doit en outre comporter la signature du salarié. L'absence de signature équivaut à l'absence</w:t>
@@ -753,7 +753,7 @@
       <w:r>
         <w:rPr>
           <w:b w:val="0"/>
-          <w:color w:val="000000"/>
+          <w:color w:val="C00000"/>
           <w:sz w:val="22"/>
         </w:rPr>
         <w:t>d'écrit (Cass. soc. 19 février 2003 ; Cass. Soc 31 mai 2006), sauf si le salarié a délibérément refuse de signer le contrat</w:t>
@@ -773,7 +773,7 @@
       <w:r>
         <w:rPr>
           <w:b w:val="0"/>
-          <w:color w:val="000000"/>
+          <w:color w:val="BF5700"/>
           <w:sz w:val="22"/>
         </w:rPr>
         <w:t>En cas de méconnaissance de ces obligations, le contrat est réputé conclu à durée indéterminée (Code. trav. L 1245-1),</w:t>
@@ -783,7 +783,7 @@
       <w:r>
         <w:rPr>
           <w:b w:val="0"/>
-          <w:color w:val="000000"/>
+          <w:color w:val="C00000"/>
           <w:sz w:val="22"/>
         </w:rPr>
         <w:t>sauf le droit pour le salarié d'apporter la preuve qu'il s'agit d'un contrat à durée déterminée. Néanmoins, la</w:t>
@@ -793,7 +793,7 @@
       <w:r>
         <w:rPr>
           <w:b w:val="0"/>
-          <w:color w:val="000000"/>
+          <w:color w:val="BF5700"/>
           <w:sz w:val="22"/>
         </w:rPr>
         <w:t>méconnaissance de la seule obligation de transmission du contrat dans le délai de 48 heures ne peut, à elle seule,</w:t>
@@ -977,7 +977,7 @@
           <w:color w:val="2F5496"/>
           <w:sz w:val="24"/>
         </w:rPr>
-        <w:t>LA DURÉE DU CDD C •</w:t>
+        <w:t>C • LA DURÉE DU CDD</w:t>
       </w:r>
     </w:p>
     <w:p>
@@ -1007,7 +1007,7 @@
       <w:r>
         <w:rPr>
           <w:b w:val="0"/>
-          <w:color w:val="000000"/>
+          <w:color w:val="C00000"/>
           <w:sz w:val="22"/>
         </w:rPr>
         <w:t>Sauf si des usages ou des stipulations conventionnelles prévoient des durées moindres, cette période d'essai ne peut</w:t>
@@ -1090,7 +1090,7 @@
       <w:r>
         <w:rPr>
           <w:b w:val="0"/>
-          <w:color w:val="000000"/>
+          <w:color w:val="BF5700"/>
           <w:sz w:val="22"/>
         </w:rPr>
         <w:t>accord de branche étendu et ses conditions stipulées dans le contrat, ou faire l'objet d'un avenant soumis au salarié avant</w:t>
@@ -1110,7 +1110,7 @@
       <w:r>
         <w:rPr>
           <w:b w:val="0"/>
-          <w:color w:val="000000"/>
+          <w:color w:val="BF5700"/>
           <w:sz w:val="22"/>
         </w:rPr>
         <w:t>contrat peut aussi être sans terme précis (dans les cas prévus par la loi -art.1242-7). Ce dernier doit alors comporter</w:t>
@@ -1120,7 +1120,7 @@
       <w:r>
         <w:rPr>
           <w:b w:val="0"/>
-          <w:color w:val="000000"/>
+          <w:color w:val="BF5700"/>
           <w:sz w:val="22"/>
         </w:rPr>
         <w:t>une durée minimale en principe librement fixée par les parties. Le principe du renouvellement est inutile dans la mesure</w:t>
@@ -1130,7 +1130,7 @@
       <w:r>
         <w:rPr>
           <w:b w:val="0"/>
-          <w:color w:val="000000"/>
+          <w:color w:val="00703C"/>
           <w:sz w:val="22"/>
         </w:rPr>
         <w:t>ou le terme du contrat est fixe au retour du salarié absent ou à la réalisation de l'objet du contrat. En toute hypothèse, la</w:t>
@@ -1193,7 +1193,7 @@
       <w:r>
         <w:rPr>
           <w:b w:val="0"/>
-          <w:color w:val="000000"/>
+          <w:color w:val="00703C"/>
           <w:sz w:val="22"/>
         </w:rPr>
         <w:t>étendu, sous réserve qu'elle n'ait ni pour objet ni pour effet de pourvoir durablement un emploi lié à l'activité normale et</w:t>
@@ -1269,7 +1269,7 @@
           <w:color w:val="2F5496"/>
           <w:sz w:val="24"/>
         </w:rPr>
-        <w:t>LA SUCCESSION DE CDD D •</w:t>
+        <w:t>D • LA SUCCESSION DE CDD</w:t>
       </w:r>
     </w:p>
     <w:p>
@@ -1396,7 +1396,7 @@
       <w:r>
         <w:rPr>
           <w:b w:val="0"/>
-          <w:color w:val="000000"/>
+          <w:color w:val="C00000"/>
           <w:sz w:val="22"/>
         </w:rPr>
         <w:t>Toujours, à titre supplétif, échappent à ce principe les exceptions suivantes (notamment) :</w:t>
@@ -1586,7 +1586,7 @@
       <w:r>
         <w:rPr>
           <w:b w:val="0"/>
-          <w:color w:val="000000"/>
+          <w:color w:val="00703C"/>
           <w:sz w:val="22"/>
         </w:rPr>
         <w:t>à justifie par des raisons objectives qui s'entendent de l'existence d'éléments concrets établissant le caractère par</w:t>
@@ -1616,7 +1616,7 @@
       <w:r>
         <w:rPr>
           <w:b w:val="0"/>
-          <w:color w:val="000000"/>
+          <w:color w:val="00703C"/>
           <w:sz w:val="22"/>
         </w:rPr>
         <w:t>un caractère temporaire mais au surplus que la conclusion de contrats à durée déterminée successifs n'était pas</w:t>
@@ -1652,7 +1652,7 @@
           <w:color w:val="2F5496"/>
           <w:sz w:val="24"/>
         </w:rPr>
-        <w:t>LA FIN DU CDD E •</w:t>
+        <w:t>E • LA FIN DU CDD</w:t>
       </w:r>
     </w:p>
     <w:p>
@@ -1754,7 +1754,7 @@
       <w:r>
         <w:rPr>
           <w:b w:val="0"/>
-          <w:color w:val="000000"/>
+          <w:color w:val="BF5700"/>
           <w:sz w:val="22"/>
         </w:rPr>
         <w:t>la rupture à l'initiative du salarié en cas de conclusion d'un contrat à durée indéterminée. Il doit dans ce cas respecter</w:t>
@@ -1910,7 +1910,7 @@
       <w:r>
         <w:rPr>
           <w:b w:val="0"/>
-          <w:color w:val="000000"/>
+          <w:color w:val="BF5700"/>
           <w:sz w:val="22"/>
         </w:rPr>
         <w:t>même poste ou un poste comparable (rémunération, durée du travail, lieu de travail équivalents). Il doit notifier par</w:t>
@@ -1920,7 +1920,7 @@
       <w:r>
         <w:rPr>
           <w:b w:val="0"/>
-          <w:color w:val="000000"/>
+          <w:color w:val="BF5700"/>
           <w:sz w:val="22"/>
         </w:rPr>
         <w:t>écrit sa proposition au salarié. En cas de refus, l'employeur doit informer France Travail (sur les conséquences atta-</w:t>
@@ -1973,7 +1973,7 @@
       <w:r>
         <w:rPr>
           <w:b w:val="0"/>
-          <w:color w:val="000000"/>
+          <w:color w:val="C00000"/>
           <w:sz w:val="22"/>
         </w:rPr>
         <w:t>à durée indéterminée, le salarié a droit à une indemnité de fin de contrat, sauf cas particuliers (art. 1243-10 C. trav.),</w:t>
@@ -2050,7 +2050,7 @@
           <w:color w:val="2F5496"/>
           <w:sz w:val="24"/>
         </w:rPr>
-        <w:t>LE CONTRAT DE TRAVAIL TEMPORAIRE II •</w:t>
+        <w:t>II • LE CONTRAT DE TRAVAIL TEMPORAIRE</w:t>
       </w:r>
     </w:p>
     <w:p>
@@ -2060,17 +2060,17 @@
       <w:r>
         <w:rPr>
           <w:b/>
-          <w:color w:val="2F5496"/>
+          <w:color w:val="00703C"/>
           <w:sz w:val="24"/>
         </w:rPr>
-        <w:t>DÉFINITION A •</w:t>
+        <w:t>A • DÉFINITION</w:t>
       </w:r>
     </w:p>
     <w:p>
       <w:r>
         <w:rPr>
           <w:b w:val="0"/>
-          <w:color w:val="000000"/>
+          <w:color w:val="00703C"/>
           <w:sz w:val="22"/>
         </w:rPr>
         <w:t>La loi définit l'activité de travail temporaire comme étant celle de toute personne physique ou morale dont l'activité</w:t>
@@ -2080,7 +2080,7 @@
       <w:r>
         <w:rPr>
           <w:b w:val="0"/>
-          <w:color w:val="000000"/>
+          <w:color w:val="00703C"/>
           <w:sz w:val="22"/>
         </w:rPr>
         <w:t>exclusive est de mettre à la disposition provisoire d'utilisateurs, des salariés, qu'en fonction d'une qualification</w:t>
@@ -2090,7 +2090,7 @@
       <w:r>
         <w:rPr>
           <w:b w:val="0"/>
-          <w:color w:val="000000"/>
+          <w:color w:val="00703C"/>
           <w:sz w:val="22"/>
         </w:rPr>
         <w:t>convenue elle embauche et rémunère à cet effet.</w:t>
@@ -2100,7 +2100,7 @@
       <w:r>
         <w:rPr>
           <w:b w:val="0"/>
-          <w:color w:val="000000"/>
+          <w:color w:val="00703C"/>
           <w:sz w:val="22"/>
         </w:rPr>
         <w:t>Le recours au travail temporaire a pour objet la mise à disposition temporaire d'un salarié par une entreprise de travail</w:t>
@@ -2110,7 +2110,7 @@
       <w:r>
         <w:rPr>
           <w:b w:val="0"/>
-          <w:color w:val="000000"/>
+          <w:color w:val="00703C"/>
           <w:sz w:val="22"/>
         </w:rPr>
         <w:t>temporaire au bénéfice d'un client utilisateur pour l'exécution d'une mission (art. 1251-1 C. trav.).</w:t>
@@ -2126,7 +2126,7 @@
           <w:color w:val="2F5496"/>
           <w:sz w:val="24"/>
         </w:rPr>
-        <w:t>L'EXISTENCE D'UNE DOUBLE RELATION CONTRACTUELLE B •</w:t>
+        <w:t>B • L'EXISTENCE D'UNE DOUBLE RELATION CONTRACTUELLE</w:t>
       </w:r>
     </w:p>
     <w:p>
@@ -2176,7 +2176,7 @@
       <w:r>
         <w:rPr>
           <w:b w:val="0"/>
-          <w:color w:val="000000"/>
+          <w:color w:val="BF5700"/>
           <w:sz w:val="22"/>
         </w:rPr>
         <w:t>Obligatoirement écrit et signe par le salarié, il doit lui être remis dans les 2 jours de sa conclusion sous peine de sanctions</w:t>
@@ -2186,7 +2186,7 @@
       <w:r>
         <w:rPr>
           <w:b w:val="0"/>
-          <w:color w:val="000000"/>
+          <w:color w:val="BF5700"/>
           <w:sz w:val="22"/>
         </w:rPr>
         <w:t>civiles et pénales. Il comporte toutes mentions obligatoires, notamment celles figurant dans le contrat de mise à</w:t>
@@ -2259,7 +2259,7 @@
       <w:r>
         <w:rPr>
           <w:b w:val="0"/>
-          <w:color w:val="000000"/>
+          <w:color w:val="BF5700"/>
           <w:sz w:val="22"/>
         </w:rPr>
         <w:t>Il est conclu entre l'entreprise de travail temporaire et l'entreprise utilisatrice. Nécessairement écrit, il indique :</w:t>
@@ -2340,7 +2340,7 @@
           <w:color w:val="2F5496"/>
           <w:sz w:val="24"/>
         </w:rPr>
-        <w:t>LES CAS DE RECOURS C •</w:t>
+        <w:t>C • LES CAS DE RECOURS</w:t>
       </w:r>
     </w:p>
     <w:p>
@@ -2416,7 +2416,7 @@
       <w:r>
         <w:rPr>
           <w:b w:val="0"/>
-          <w:color w:val="000000"/>
+          <w:color w:val="00703C"/>
           <w:sz w:val="22"/>
         </w:rPr>
         <w:t>les emplois à caractère saisonniers ou pour lesquels il est d'usage de ne pas recourir à un contrat à durée</w:t>
@@ -2442,7 +2442,7 @@
           <w:color w:val="2F5496"/>
           <w:sz w:val="24"/>
         </w:rPr>
-        <w:t>STATUT DU SALARIÉ D •</w:t>
+        <w:t>D • STATUT DU SALARIÉ</w:t>
       </w:r>
     </w:p>
     <w:p>
@@ -2509,7 +2509,7 @@
       <w:r>
         <w:rPr>
           <w:b w:val="0"/>
-          <w:color w:val="000000"/>
+          <w:color w:val="BF5700"/>
           <w:sz w:val="22"/>
         </w:rPr>
         <w:t>conditions de travail dans lesquelles elle s'exerce et particulièrement des règles relatives à la sécurité (le salarié est en</w:t>
@@ -2535,7 +2535,7 @@
           <w:color w:val="2F5496"/>
           <w:sz w:val="24"/>
         </w:rPr>
-        <w:t>FIN DU CONTRAT E •</w:t>
+        <w:t>E • FIN DU CONTRAT</w:t>
       </w:r>
     </w:p>
     <w:p>
@@ -2615,7 +2615,7 @@
       <w:r>
         <w:rPr>
           <w:b w:val="0"/>
-          <w:color w:val="000000"/>
+          <w:color w:val="BF5700"/>
           <w:sz w:val="22"/>
         </w:rPr>
         <w:t>Si ces conditions ne sont pas remplies, il doit proposer un nouveau contrat de travail prenant effet dans un délai</w:t>
@@ -2635,7 +2635,7 @@
       <w:r>
         <w:rPr>
           <w:b w:val="0"/>
-          <w:color w:val="000000"/>
+          <w:color w:val="BF5700"/>
           <w:sz w:val="22"/>
         </w:rPr>
         <w:t>contrat précédent, l'entrepreneur de travail temporaire doit assurer au salarié une rémunération équivalente à celle qu'il</w:t>
@@ -2665,7 +2665,7 @@
       <w:r>
         <w:rPr>
           <w:b w:val="0"/>
-          <w:color w:val="000000"/>
+          <w:color w:val="C00000"/>
           <w:sz w:val="22"/>
         </w:rPr>
         <w:t>préjudice subi sauf s'il justifie d'une embauche pour une durée indéterminée.</w:t>
